--- a/vvdn/mosfets/mosfets-in-power-electronics.docx
+++ b/vvdn/mosfets/mosfets-in-power-electronics.docx
@@ -4926,45 +4926,7 @@
           <w:color w:val="184C78"/>
           <w:sz w:val="28"/>
         </w:rPr>
-        <w:t>4. Comprehensive Dynamic Power Loss Breakdown &amp; Mathematical Modeling</w:t>
-      </w:r>
-    </w:p>
-    <w:p>
-      <w:pPr>
-        <w:spacing w:after="80"/>
-      </w:pPr>
-      <w:r>
-        <w:rPr>
-          <w:color w:val="282C34"/>
-          <w:sz w:val="21"/>
-        </w:rPr>
-        <w:t>Total power dissipated by a switching power MOSFET consists of five fundamental components:</w:t>
-      </w:r>
-    </w:p>
-    <w:p>
-      <w:pPr>
-        <w:spacing w:after="80"/>
-      </w:pPr>
-      <w:r>
-        <w:rPr>
-          <w:i/>
-          <w:color w:val="145AA0"/>
-          <w:sz w:val="21"/>
-        </w:rPr>
-      </w:r>
-      <w:r>
-        <w:rPr>
-          <w:color w:val="282C34"/>
-          <w:sz w:val="21"/>
-        </w:rPr>
-        <w:t>P_{TOTAL} = P_{COND} + P_{SW(turn-on)} + P_{SW(turn-off)} + P_{COSS} + P_{GATE} + P_{DIODE}</w:t>
-      </w:r>
-      <w:r>
-        <w:rPr>
-          <w:i/>
-          <w:color w:val="145AA0"/>
-          <w:sz w:val="21"/>
-        </w:rPr>
+        <w:t>4. Dynamic Switching Waveforms, Region Transitions &amp; Loss Modeling</w:t>
       </w:r>
     </w:p>
     <w:p>
@@ -4977,22 +4939,1070 @@
           <w:color w:val="4682B4"/>
           <w:sz w:val="24"/>
         </w:rPr>
-        <w:t>4.1 Conduction Loss (</w:t>
+        <w:t>4.1 Synchronized Time-Domain Waveforms &amp; Region Transitions</w:t>
+      </w:r>
+    </w:p>
+    <w:p>
+      <w:pPr>
+        <w:spacing w:after="80"/>
+      </w:pPr>
+      <w:r>
+        <w:rPr>
+          <w:color w:val="282C34"/>
+          <w:sz w:val="21"/>
+        </w:rPr>
+        <w:t>During inductive hard switching (e.g. buck converter, motor inverter leg), the MOSFET transitions through distinct physical conduction regions. Below is the complete cycle-accurate 5-channel oscilloscope waveform:</w:t>
+      </w:r>
+    </w:p>
+    <w:tbl>
+      <w:tblPr>
+        <w:tblW w:type="auto" w:w="0"/>
+        <w:jc w:val="center"/>
+        <w:tblLook w:firstColumn="1" w:firstRow="1" w:lastColumn="0" w:lastRow="0" w:noHBand="0" w:noVBand="1" w:val="04A0"/>
+      </w:tblPr>
+      <w:tblGrid>
+        <w:gridCol w:w="9792"/>
+      </w:tblGrid>
+      <w:tr>
+        <w:tc>
+          <w:tcPr>
+            <w:tcW w:type="dxa" w:w="9792"/>
+            <w:shd w:fill="F5F6F8"/>
+            <w:tcMar>
+              <w:top w:w="80" w:type="dxa"/>
+              <w:bottom w:w="80" w:type="dxa"/>
+              <w:left w:w="140" w:type="dxa"/>
+              <w:right w:w="140" w:type="dxa"/>
+            </w:tcMar>
+            <w:tcBorders>
+              <w:left w:val="single" w:sz="18" w:space="0" w:color="CBD5E0"/>
+              <w:top w:val="none"/>
+              <w:right w:val="none"/>
+              <w:bottom w:val="none"/>
+            </w:tcBorders>
+          </w:tcPr>
+          <w:p>
+            <w:pPr>
+              <w:spacing w:line="240" w:lineRule="auto" w:after="0"/>
+            </w:pPr>
+            <w:r>
+              <w:rPr>
+                <w:rFonts w:ascii="Consolas" w:hAnsi="Consolas"/>
+                <w:color w:val="2D3748"/>
+                <w:sz w:val="18"/>
+              </w:rPr>
+              <w:t xml:space="preserve">                       MOSFET Hard-Switching Dynamic Time-Domain Waveforms</w:t>
+              <w:br/>
+              <w:t xml:space="preserve">               │◄─ t_d(on) ─►│◄─ t_ri ─►│◄── t_vf ──►│◄─ t_enh ─►│       │◄─ t_d(off) ─►│◄── t_vr ──►│◄─ t_fi ─►│◄─ t_off ─►│</w:t>
+              <w:br/>
+              <w:t xml:space="preserve">               │   Phase 1   │  Phase 2 │   Phase 3  │  Phase 4  │       │    Phase 5   │   Phase 6  │  Phase 7 │  Phase 8  │</w:t>
+              <w:br/>
+              <w:t xml:space="preserve">  Vgs ^        │             │          │            │           │       │              │            │          │           │</w:t>
+              <w:br/>
+              <w:t xml:space="preserve">      │        │             │          │            │  V_drive  │       │   V_drive    │            │          │           │</w:t>
+              <w:br/>
+              <w:t xml:space="preserve"> V_drv┼────────┼─────────────┼──────────┼────────────┼──.────────┼───────┼──────────────┼────────────┼──────────┼───────────┤</w:t>
+              <w:br/>
+              <w:t xml:space="preserve">      │        │             │          │Miller Plat.│ /         │       │              │Miller Plat.│          │           │</w:t>
+              <w:br/>
+              <w:t xml:space="preserve"> V_plt┼────────┼─────────────┼──────────┼────────────┴'──────────┼───────┼──────────────┼────────────┴──────────┼───────────┤</w:t>
+              <w:br/>
+              <w:t xml:space="preserve">  V_th┼────────┼─────────────┼──────────/            │           │       │              │            \          │           │</w:t>
+              <w:br/>
+              <w:t xml:space="preserve">      │        │            .┼─────────'             │           │       │              │             \         │           │</w:t>
+              <w:br/>
+              <w:t xml:space="preserve">   0V ┴────────┴───────────'─┴───────────────────────┴───────────┴───────┴──────────────┴──────────────\────────┴───────────┴──&gt; Time</w:t>
+              <w:br/>
+              <w:t xml:space="preserve">               │             │          │            │           │       │              │               '───────.             │</w:t>
+              <w:br/>
+              <w:t xml:space="preserve">  Ig  ^        │             │          │            │           │       │              │                       │             │</w:t>
+              <w:br/>
+              <w:t xml:space="preserve">      │        │  Ig_source  │          │            │           │       │              │                       │             │</w:t>
+              <w:br/>
+              <w:t xml:space="preserve"> +I_pk┼────────┼──.──────────┼──────────┼────────────┼───────────┼───────┼──────────────┼───────────────────────┼─────────────┤</w:t>
+              <w:br/>
+              <w:t xml:space="preserve">      │        │ / \         │          │            │           │       │              │                       │             │</w:t>
+              <w:br/>
+              <w:t xml:space="preserve">   0A ┼────────┴'───\────────┴──────────┴────────────┴───.───────┼───────┼──────────────┴───────────────────────┴──.──────────┤</w:t>
+              <w:br/>
+              <w:t xml:space="preserve">      │        │     '──────────────────────────────────'        │       │                                         / \        │</w:t>
+              <w:br/>
+              <w:t xml:space="preserve"> -I_pk┼────────┼─────────────┼──────────┼────────────┼───────────┼───────┼──.─────────────────────────────────────'───\───────┤</w:t>
+              <w:br/>
+              <w:t xml:space="preserve">      │        │             │          │            │           │       │   \ Ig_sink                                 '──────┤</w:t>
+              <w:br/>
+              <w:t xml:space="preserve">      │        │             │          │            │           │       │    '                                               │</w:t>
+              <w:br/>
+              <w:t xml:space="preserve">  Vds ^        │             │          │            │           │       │              │   V_spike  │          │           │</w:t>
+              <w:br/>
+              <w:t xml:space="preserve">      │        │    V_bus    │  V_bus   │            │           │       │              │   (L*di/dt)│          │           │</w:t>
+              <w:br/>
+              <w:t xml:space="preserve"> V_bus┼────────┼─────────────┼──────────┼────────────┼───────────┼───────┼──────────────┼─────.──────┼──────────┼─────.─────┤</w:t>
+              <w:br/>
+              <w:t xml:space="preserve">      │        │             │          │\           │           │       │              │    / \     │          │    / \    │</w:t>
+              <w:br/>
+              <w:t xml:space="preserve">      │        │             │          │ \          │           │       │              │   /   '────┼──────────┼───'   \   │</w:t>
+              <w:br/>
+              <w:t xml:space="preserve">   0V ┴────────┴─────────────┴──────────┴──'─────────┴───.───────┴───────┴──────────────┴──'────────┴──────────┴────────'───┴──&gt; Time</w:t>
+              <w:br/>
+              <w:t xml:space="preserve">               │             │          │                 Rds*Id │       │              │ Rds*Id     │          │           │</w:t>
+              <w:br/>
+              <w:t xml:space="preserve">  Id  ^        │             │          │            │           │       │              │            │          │           │</w:t>
+              <w:br/>
+              <w:t xml:space="preserve">      │        │             │  I_rr    │            │           │       │              │            │          │           │</w:t>
+              <w:br/>
+              <w:t xml:space="preserve"> I_ovr┼────────┼─────────────┼───.──────┼────────────┼───────────┼───────┼──────────────┼────────────┼──────────┼───────────┤</w:t>
+              <w:br/>
+              <w:t xml:space="preserve">      │        │             │  / \     │            │           │       │              │            │          │           │</w:t>
+              <w:br/>
+              <w:t>I_load┼────────┼─────────────┼─'───\────┼────────────┼───────────┼───────┼──────────────┼────────────┼──────────┼───────────┤</w:t>
+              <w:br/>
+              <w:t xml:space="preserve">      │        │             │/     '───┴────────────┴───────────┼───────┼──────────────┴────────────┼──────────┼───────────┤</w:t>
+              <w:br/>
+              <w:t xml:space="preserve">      │        │             /          │            │           │       │              │            │\         │           │</w:t>
+              <w:br/>
+              <w:t xml:space="preserve">   0A ┴────────┴────────────'┴──────────┴────────────┴───────────┴───────┴──────────────┴────────────┴─'────────┴───────────┴──&gt; Time</w:t>
+              <w:br/>
+              <w:t xml:space="preserve">               │             │          │            │           │       │              │            │          │           │</w:t>
+              <w:br/>
+              <w:t xml:space="preserve">  P(t)^        │             │          │            │           │       │              │            │          │           │</w:t>
+              <w:br/>
+              <w:t xml:space="preserve">      │        │             │          │  P_sw(on)  │           │       │              │            │ P_sw(off)│           │</w:t>
+              <w:br/>
+              <w:t xml:space="preserve"> P_max┼────────┼─────────────┼──────────┼─────.──────┼───────────┼───────┼──────────────┼────────────┼─────.────┼───────────┤</w:t>
+              <w:br/>
+              <w:t xml:space="preserve">      │        │             │          │    / \     │           │       │              │            │    / \   │           │</w:t>
+              <w:br/>
+              <w:t xml:space="preserve">      │        │             │          │   /   \    │ P_cond    │       │   P_cond     │            │   /   \  │           │</w:t>
+              <w:br/>
+              <w:t xml:space="preserve">   0W ┴────────┴─────────────┴──────────┴──'─────'───┴───.───────┴───────┴───.──────────┴────────────┴──'─────'─┴───────────┴──&gt; Time</w:t>
+              <w:br/>
+              <w:t xml:space="preserve">               │             │          │            │   Rds*Id^2│       │    Rds*Id^2  │            │          │           │</w:t>
+              <w:br/>
+              <w:t>───────────────┼─────────────┼──────────┼────────────┼───────────┼───────┼──────────────┼────────────┼──────────┼───────────┤</w:t>
+              <w:br/>
+              <w:t>OPERATING      │  1. CUTOFF  │ 2.ACTIVE │ 3.ACTIVE-&gt; │ 4. LINEAR │       │  5. LINEAR   │ 6. ACTIVE  │ 7.ACTIVE │ 8. CUTOFF │</w:t>
+              <w:br/>
+              <w:t>REGION:        │   REGION    │(SATURAT.)│   LINEAR   │  (OHMIC)  │       │ (DESATURAT.) │ (SATURAT.) │ (SATUR.) │  REGION   │</w:t>
+              <w:br/>
+              <w:t>───────────────┴─────────────┴──────────┴────────────┴───────────┴───────┴──────────────┴────────────┴──────────┴───────────┘</w:t>
+            </w:r>
+          </w:p>
+        </w:tc>
+      </w:tr>
+    </w:tbl>
+    <w:p/>
+    <w:p>
+      <w:pPr>
+        <w:spacing w:before="120" w:after="40"/>
+      </w:pPr>
+      <w:r>
+        <w:rPr>
+          <w:b/>
+          <w:color w:val="282C34"/>
+          <w:sz w:val="22"/>
+        </w:rPr>
+        <w:t>Detailed Regional Transition Breakdown:</w:t>
+      </w:r>
+    </w:p>
+    <w:p>
+      <w:pPr>
+        <w:pStyle w:val="ListNumber"/>
+        <w:spacing w:after="40"/>
+        <w:ind w:left="360"/>
+      </w:pPr>
+      <w:r>
+        <w:rPr>
+          <w:b/>
+          <w:color w:val="282C34"/>
+          <w:sz w:val="21"/>
+        </w:rPr>
+        <w:t>Phase 1 ($t_{d(on)}$) — Cutoff</w:t>
+      </w:r>
+      <w:r>
+        <w:rPr>
+          <w:color w:val="282C34"/>
+          <w:sz w:val="21"/>
+        </w:rPr>
+        <w:t xml:space="preserve">: Gate voltage charges from </w:t>
+      </w:r>
+      <w:r>
+        <w:rPr>
+          <w:i/>
+          <w:color w:val="145AA0"/>
+          <w:sz w:val="21"/>
+        </w:rPr>
+        <w:t>0\,V</w:t>
+      </w:r>
+      <w:r>
+        <w:rPr>
+          <w:color w:val="282C34"/>
+          <w:sz w:val="21"/>
+        </w:rPr>
+        <w:t xml:space="preserve"> to </w:t>
+      </w:r>
+      <w:r>
+        <w:rPr>
+          <w:i/>
+          <w:color w:val="145AA0"/>
+          <w:sz w:val="21"/>
+        </w:rPr>
+        <w:t>V_{TH</w:t>
+      </w:r>
+      <w:r>
+        <w:rPr>
+          <w:color w:val="282C34"/>
+          <w:sz w:val="21"/>
+        </w:rPr>
+        <w:t>. No drain current flows (</w:t>
+      </w:r>
+      <w:r>
+        <w:rPr>
+          <w:i/>
+          <w:color w:val="145AA0"/>
+          <w:sz w:val="21"/>
+        </w:rPr>
+        <w:t>I_D = 0</w:t>
+      </w:r>
+      <w:r>
+        <w:rPr>
+          <w:color w:val="282C34"/>
+          <w:sz w:val="21"/>
+        </w:rPr>
+        <w:t xml:space="preserve">), </w:t>
+      </w:r>
+      <w:r>
+        <w:rPr>
+          <w:i/>
+          <w:color w:val="145AA0"/>
+          <w:sz w:val="21"/>
+        </w:rPr>
+        <w:t>V_{DS = V_{BUS</w:t>
+      </w:r>
+      <w:r>
+        <w:rPr>
+          <w:color w:val="282C34"/>
+          <w:sz w:val="21"/>
+        </w:rPr>
+        <w:t xml:space="preserve">. Power loss is </w:t>
+      </w:r>
+      <w:r>
+        <w:rPr>
+          <w:i/>
+          <w:color w:val="145AA0"/>
+          <w:sz w:val="21"/>
+        </w:rPr>
+        <w:t>0\,W</w:t>
+      </w:r>
+      <w:r>
+        <w:rPr>
+          <w:color w:val="282C34"/>
+          <w:sz w:val="21"/>
+        </w:rPr>
+        <w:t>.</w:t>
+      </w:r>
+    </w:p>
+    <w:p>
+      <w:pPr>
+        <w:pStyle w:val="ListNumber"/>
+        <w:spacing w:after="40"/>
+        <w:ind w:left="360"/>
+      </w:pPr>
+      <w:r>
+        <w:rPr>
+          <w:b/>
+          <w:color w:val="282C34"/>
+          <w:sz w:val="21"/>
+        </w:rPr>
+        <w:t>Phase 2 ($t_{ri}$) — Active / Saturation</w:t>
+      </w:r>
+      <w:r>
+        <w:rPr>
+          <w:color w:val="282C34"/>
+          <w:sz w:val="21"/>
+        </w:rPr>
+        <w:t xml:space="preserve">: </w:t>
+      </w:r>
+      <w:r>
+        <w:rPr>
+          <w:i/>
+          <w:color w:val="145AA0"/>
+          <w:sz w:val="21"/>
+        </w:rPr>
+        <w:t>V_{GS</w:t>
+      </w:r>
+      <w:r>
+        <w:rPr>
+          <w:color w:val="282C34"/>
+          <w:sz w:val="21"/>
+        </w:rPr>
+        <w:t xml:space="preserve"> exceeds </w:t>
+      </w:r>
+      <w:r>
+        <w:rPr>
+          <w:i/>
+          <w:color w:val="145AA0"/>
+          <w:sz w:val="21"/>
+        </w:rPr>
+        <w:t>V_{TH</w:t>
+      </w:r>
+      <w:r>
+        <w:rPr>
+          <w:color w:val="282C34"/>
+          <w:sz w:val="21"/>
+        </w:rPr>
+        <w:t xml:space="preserve"> and rises to </w:t>
+      </w:r>
+      <w:r>
+        <w:rPr>
+          <w:i/>
+          <w:color w:val="145AA0"/>
+          <w:sz w:val="21"/>
+        </w:rPr>
+        <w:t>V_{plateau</w:t>
+      </w:r>
+      <w:r>
+        <w:rPr>
+          <w:color w:val="282C34"/>
+          <w:sz w:val="21"/>
+        </w:rPr>
+        <w:t xml:space="preserve">. Device enters </w:t>
+      </w:r>
+      <w:r>
+        <w:rPr>
+          <w:b/>
+          <w:color w:val="282C34"/>
+          <w:sz w:val="21"/>
+        </w:rPr>
+        <w:t>Saturation</w:t>
+      </w:r>
+      <w:r>
+        <w:rPr>
+          <w:color w:val="282C34"/>
+          <w:sz w:val="21"/>
+        </w:rPr>
+        <w:t xml:space="preserve"> (</w:t>
+      </w:r>
+      <w:r>
+        <w:rPr>
+          <w:i/>
+          <w:color w:val="145AA0"/>
+          <w:sz w:val="21"/>
+        </w:rPr>
+        <w:t>V_{DS ≥ V_{GS - V_{TH</w:t>
+      </w:r>
+      <w:r>
+        <w:rPr>
+          <w:color w:val="282C34"/>
+          <w:sz w:val="21"/>
+        </w:rPr>
+        <w:t xml:space="preserve">). </w:t>
+      </w:r>
+      <w:r>
+        <w:rPr>
+          <w:i/>
+          <w:color w:val="145AA0"/>
+          <w:sz w:val="21"/>
+        </w:rPr>
+        <w:t>I_D</w:t>
+      </w:r>
+      <w:r>
+        <w:rPr>
+          <w:color w:val="282C34"/>
+          <w:sz w:val="21"/>
+        </w:rPr>
+        <w:t xml:space="preserve"> ramps up to load current </w:t>
+      </w:r>
+      <w:r>
+        <w:rPr>
+          <w:i/>
+          <w:color w:val="145AA0"/>
+          <w:sz w:val="21"/>
+        </w:rPr>
+        <w:t>+ I_{rr</w:t>
+      </w:r>
+      <w:r>
+        <w:rPr>
+          <w:color w:val="282C34"/>
+          <w:sz w:val="21"/>
+        </w:rPr>
+        <w:t xml:space="preserve"> (freewheeling diode reverse recovery). </w:t>
+      </w:r>
+      <w:r>
+        <w:rPr>
+          <w:i/>
+          <w:color w:val="145AA0"/>
+          <w:sz w:val="21"/>
+        </w:rPr>
+        <w:t>V_{DS</w:t>
+      </w:r>
+      <w:r>
+        <w:rPr>
+          <w:color w:val="282C34"/>
+          <w:sz w:val="21"/>
+        </w:rPr>
+        <w:t xml:space="preserve"> is pinned at </w:t>
+      </w:r>
+      <w:r>
+        <w:rPr>
+          <w:i/>
+          <w:color w:val="145AA0"/>
+          <w:sz w:val="21"/>
+        </w:rPr>
+        <w:t>V_{BUS</w:t>
+      </w:r>
+      <w:r>
+        <w:rPr>
+          <w:color w:val="282C34"/>
+          <w:sz w:val="21"/>
+        </w:rPr>
+        <w:t>.</w:t>
+      </w:r>
+    </w:p>
+    <w:p>
+      <w:pPr>
+        <w:pStyle w:val="ListNumber"/>
+        <w:spacing w:after="40"/>
+        <w:ind w:left="360"/>
+      </w:pPr>
+      <w:r>
+        <w:rPr>
+          <w:b/>
+          <w:color w:val="282C34"/>
+          <w:sz w:val="21"/>
+        </w:rPr>
+        <w:t>Phase 3 ($t_{vf}$) — Saturation $\rightarrow$ Triode (Miller Plateau)</w:t>
+      </w:r>
+      <w:r>
+        <w:rPr>
+          <w:color w:val="282C34"/>
+          <w:sz w:val="21"/>
+        </w:rPr>
+        <w:t xml:space="preserve">: </w:t>
+      </w:r>
+      <w:r>
+        <w:rPr>
+          <w:i/>
+          <w:color w:val="145AA0"/>
+          <w:sz w:val="21"/>
+        </w:rPr>
+        <w:t>I_D</w:t>
+      </w:r>
+      <w:r>
+        <w:rPr>
+          <w:color w:val="282C34"/>
+          <w:sz w:val="21"/>
+        </w:rPr>
+        <w:t xml:space="preserve"> fully carries the load. Freewheeling diode shuts off. </w:t>
+      </w:r>
+      <w:r>
+        <w:rPr>
+          <w:i/>
+          <w:color w:val="145AA0"/>
+          <w:sz w:val="21"/>
+        </w:rPr>
+        <w:t>V_{DS</w:t>
+      </w:r>
+      <w:r>
+        <w:rPr>
+          <w:color w:val="282C34"/>
+          <w:sz w:val="21"/>
+        </w:rPr>
+        <w:t xml:space="preserve"> collapses from </w:t>
+      </w:r>
+      <w:r>
+        <w:rPr>
+          <w:i/>
+          <w:color w:val="145AA0"/>
+          <w:sz w:val="21"/>
+        </w:rPr>
+        <w:t>V_{BUS</w:t>
+      </w:r>
+      <w:r>
+        <w:rPr>
+          <w:color w:val="282C34"/>
+          <w:sz w:val="21"/>
+        </w:rPr>
+        <w:t xml:space="preserve"> to near zero. </w:t>
+      </w:r>
+      <w:r>
+        <w:rPr>
+          <w:i/>
+          <w:color w:val="145AA0"/>
+          <w:sz w:val="21"/>
+        </w:rPr>
+        <w:t>V_{GS</w:t>
+      </w:r>
+      <w:r>
+        <w:rPr>
+          <w:color w:val="282C34"/>
+          <w:sz w:val="21"/>
+        </w:rPr>
+        <w:t xml:space="preserve"> is clamped at </w:t>
+      </w:r>
+      <w:r>
+        <w:rPr>
+          <w:i/>
+          <w:color w:val="145AA0"/>
+          <w:sz w:val="21"/>
+        </w:rPr>
+        <w:t>V_{plateau</w:t>
+      </w:r>
+      <w:r>
+        <w:rPr>
+          <w:color w:val="282C34"/>
+          <w:sz w:val="21"/>
+        </w:rPr>
+        <w:t xml:space="preserve"> while gate current discharges </w:t>
+      </w:r>
+      <w:r>
+        <w:rPr>
+          <w:i/>
+          <w:color w:val="145AA0"/>
+          <w:sz w:val="21"/>
+        </w:rPr>
+        <w:t>C_{gd</w:t>
+      </w:r>
+      <w:r>
+        <w:rPr>
+          <w:color w:val="282C34"/>
+          <w:sz w:val="21"/>
+        </w:rPr>
+        <w:t xml:space="preserve">. </w:t>
+      </w:r>
+      <w:r>
+        <w:rPr>
+          <w:b/>
+          <w:color w:val="282C34"/>
+          <w:sz w:val="21"/>
+        </w:rPr>
+        <w:t>Massive $P_{sw(on)}$ power loss occurs here</w:t>
+      </w:r>
+      <w:r>
+        <w:rPr>
+          <w:color w:val="282C34"/>
+          <w:sz w:val="21"/>
+        </w:rPr>
+        <w:t>.</w:t>
+      </w:r>
+    </w:p>
+    <w:p>
+      <w:pPr>
+        <w:pStyle w:val="ListNumber"/>
+        <w:spacing w:after="40"/>
+        <w:ind w:left="360"/>
+      </w:pPr>
+      <w:r>
+        <w:rPr>
+          <w:b/>
+          <w:color w:val="282C34"/>
+          <w:sz w:val="21"/>
+        </w:rPr>
+        <w:t>Phase 4 ($t_{enh}$) — Deep Linear (Ohmic)</w:t>
+      </w:r>
+      <w:r>
+        <w:rPr>
+          <w:color w:val="282C34"/>
+          <w:sz w:val="21"/>
+        </w:rPr>
+        <w:t xml:space="preserve">: Gate charges from </w:t>
+      </w:r>
+      <w:r>
+        <w:rPr>
+          <w:i/>
+          <w:color w:val="145AA0"/>
+          <w:sz w:val="21"/>
+        </w:rPr>
+        <w:t>V_{plateau</w:t>
+      </w:r>
+      <w:r>
+        <w:rPr>
+          <w:color w:val="282C34"/>
+          <w:sz w:val="21"/>
+        </w:rPr>
+        <w:t xml:space="preserve"> to </w:t>
+      </w:r>
+      <w:r>
+        <w:rPr>
+          <w:i/>
+          <w:color w:val="145AA0"/>
+          <w:sz w:val="21"/>
+        </w:rPr>
+        <w:t>V_{DRIVE</w:t>
+      </w:r>
+      <w:r>
+        <w:rPr>
+          <w:color w:val="282C34"/>
+          <w:sz w:val="21"/>
+        </w:rPr>
+        <w:t xml:space="preserve">. Inversion layer thickens; </w:t>
+      </w:r>
+      <w:r>
+        <w:rPr>
+          <w:i/>
+          <w:color w:val="145AA0"/>
+          <w:sz w:val="21"/>
+        </w:rPr>
+        <w:t>R_{DS(on)</w:t>
+      </w:r>
+      <w:r>
+        <w:rPr>
+          <w:color w:val="282C34"/>
+          <w:sz w:val="21"/>
+        </w:rPr>
+        <w:t xml:space="preserve"> drops to minimum.</w:t>
+      </w:r>
+    </w:p>
+    <w:p>
+      <w:pPr>
+        <w:pStyle w:val="ListNumber"/>
+        <w:spacing w:after="40"/>
+        <w:ind w:left="360"/>
+      </w:pPr>
+      <w:r>
+        <w:rPr>
+          <w:b/>
+          <w:color w:val="282C34"/>
+          <w:sz w:val="21"/>
+        </w:rPr>
+        <w:t>Steady State ON — Ohmic Conduction</w:t>
+      </w:r>
+      <w:r>
+        <w:rPr>
+          <w:color w:val="282C34"/>
+          <w:sz w:val="21"/>
+        </w:rPr>
+        <w:t xml:space="preserve">: Resistive conduction loss: </w:t>
+      </w:r>
+      <w:r>
+        <w:rPr>
+          <w:i/>
+          <w:color w:val="145AA0"/>
+          <w:sz w:val="21"/>
+        </w:rPr>
+        <w:t>P_{cond = I_D^2 \cdot R_{DS(on)</w:t>
+      </w:r>
+      <w:r>
+        <w:rPr>
+          <w:color w:val="282C34"/>
+          <w:sz w:val="21"/>
+        </w:rPr>
+        <w:t>.</w:t>
+      </w:r>
+    </w:p>
+    <w:p>
+      <w:pPr>
+        <w:pStyle w:val="ListNumber"/>
+        <w:spacing w:after="40"/>
+        <w:ind w:left="360"/>
+      </w:pPr>
+      <w:r>
+        <w:rPr>
+          <w:b/>
+          <w:color w:val="282C34"/>
+          <w:sz w:val="21"/>
+        </w:rPr>
+        <w:t>Phase 5 ($t_{d(off)}$) — Linear Region Desaturation</w:t>
+      </w:r>
+      <w:r>
+        <w:rPr>
+          <w:color w:val="282C34"/>
+          <w:sz w:val="21"/>
+        </w:rPr>
+        <w:t xml:space="preserve">: Gate current discharges </w:t>
+      </w:r>
+      <w:r>
+        <w:rPr>
+          <w:i/>
+          <w:color w:val="145AA0"/>
+          <w:sz w:val="21"/>
+        </w:rPr>
+        <w:t>C_{iss</w:t>
+      </w:r>
+      <w:r>
+        <w:rPr>
+          <w:color w:val="282C34"/>
+          <w:sz w:val="21"/>
+        </w:rPr>
+        <w:t xml:space="preserve"> from </w:t>
+      </w:r>
+      <w:r>
+        <w:rPr>
+          <w:i/>
+          <w:color w:val="145AA0"/>
+          <w:sz w:val="21"/>
+        </w:rPr>
+        <w:t>V_{DRIVE</w:t>
+      </w:r>
+      <w:r>
+        <w:rPr>
+          <w:color w:val="282C34"/>
+          <w:sz w:val="21"/>
+        </w:rPr>
+        <w:t xml:space="preserve"> down to </w:t>
+      </w:r>
+      <w:r>
+        <w:rPr>
+          <w:i/>
+          <w:color w:val="145AA0"/>
+          <w:sz w:val="21"/>
+        </w:rPr>
+        <w:t>V_{plateau</w:t>
+      </w:r>
+      <w:r>
+        <w:rPr>
+          <w:color w:val="282C34"/>
+          <w:sz w:val="21"/>
+        </w:rPr>
+        <w:t xml:space="preserve">. </w:t>
+      </w:r>
+      <w:r>
+        <w:rPr>
+          <w:i/>
+          <w:color w:val="145AA0"/>
+          <w:sz w:val="21"/>
+        </w:rPr>
+        <w:t>V_{DS</w:t>
+      </w:r>
+      <w:r>
+        <w:rPr>
+          <w:color w:val="282C34"/>
+          <w:sz w:val="21"/>
+        </w:rPr>
+        <w:t xml:space="preserve"> slightly rises.</w:t>
+      </w:r>
+    </w:p>
+    <w:p>
+      <w:pPr>
+        <w:pStyle w:val="ListNumber"/>
+        <w:spacing w:after="40"/>
+        <w:ind w:left="360"/>
+      </w:pPr>
+      <w:r>
+        <w:rPr>
+          <w:b/>
+          <w:color w:val="282C34"/>
+          <w:sz w:val="21"/>
+        </w:rPr>
+        <w:t>Phase 6 ($t_{vr}$) — Linear $\rightarrow$ Saturation (Miller Plateau Turn-Off)</w:t>
+      </w:r>
+      <w:r>
+        <w:rPr>
+          <w:color w:val="282C34"/>
+          <w:sz w:val="21"/>
+        </w:rPr>
+        <w:t xml:space="preserve">: Gate voltage held at </w:t>
+      </w:r>
+      <w:r>
+        <w:rPr>
+          <w:i/>
+          <w:color w:val="145AA0"/>
+          <w:sz w:val="21"/>
+        </w:rPr>
+        <w:t>V_{plateau</w:t>
+      </w:r>
+      <w:r>
+        <w:rPr>
+          <w:color w:val="282C34"/>
+          <w:sz w:val="21"/>
+        </w:rPr>
+        <w:t xml:space="preserve">. </w:t>
+      </w:r>
+      <w:r>
+        <w:rPr>
+          <w:i/>
+          <w:color w:val="145AA0"/>
+          <w:sz w:val="21"/>
+        </w:rPr>
+        <w:t>V_{DS</w:t>
+      </w:r>
+      <w:r>
+        <w:rPr>
+          <w:color w:val="282C34"/>
+          <w:sz w:val="21"/>
+        </w:rPr>
+        <w:t xml:space="preserve"> surges from zero to </w:t>
+      </w:r>
+      <w:r>
+        <w:rPr>
+          <w:i/>
+          <w:color w:val="145AA0"/>
+          <w:sz w:val="21"/>
+        </w:rPr>
+        <w:t>V_{BUS + V_{spike</w:t>
+      </w:r>
+      <w:r>
+        <w:rPr>
+          <w:color w:val="282C34"/>
+          <w:sz w:val="21"/>
+        </w:rPr>
+        <w:t>.</w:t>
+      </w:r>
+    </w:p>
+    <w:p>
+      <w:pPr>
+        <w:pStyle w:val="ListNumber"/>
+        <w:spacing w:after="40"/>
+        <w:ind w:left="360"/>
+      </w:pPr>
+      <w:r>
+        <w:rPr>
+          <w:b/>
+          <w:color w:val="282C34"/>
+          <w:sz w:val="21"/>
+        </w:rPr>
+        <w:t>Phase 7 ($t_{fi}$) — Active / Saturation Current Fall</w:t>
+      </w:r>
+      <w:r>
+        <w:rPr>
+          <w:color w:val="282C34"/>
+          <w:sz w:val="21"/>
+        </w:rPr>
+        <w:t xml:space="preserve">: Freewheeling diode conducts. </w:t>
+      </w:r>
+      <w:r>
+        <w:rPr>
+          <w:i/>
+          <w:color w:val="145AA0"/>
+          <w:sz w:val="21"/>
+        </w:rPr>
+        <w:t>V_{GS</w:t>
+      </w:r>
+      <w:r>
+        <w:rPr>
+          <w:color w:val="282C34"/>
+          <w:sz w:val="21"/>
+        </w:rPr>
+        <w:t xml:space="preserve"> falls from </w:t>
+      </w:r>
+      <w:r>
+        <w:rPr>
+          <w:i/>
+          <w:color w:val="145AA0"/>
+          <w:sz w:val="21"/>
+        </w:rPr>
+        <w:t>V_{plateau</w:t>
+      </w:r>
+      <w:r>
+        <w:rPr>
+          <w:color w:val="282C34"/>
+          <w:sz w:val="21"/>
+        </w:rPr>
+        <w:t xml:space="preserve"> to </w:t>
+      </w:r>
+      <w:r>
+        <w:rPr>
+          <w:i/>
+          <w:color w:val="145AA0"/>
+          <w:sz w:val="21"/>
+        </w:rPr>
+        <w:t>V_{TH</w:t>
+      </w:r>
+      <w:r>
+        <w:rPr>
+          <w:color w:val="282C34"/>
+          <w:sz w:val="21"/>
+        </w:rPr>
+        <w:t xml:space="preserve">. </w:t>
+      </w:r>
+      <w:r>
+        <w:rPr>
+          <w:i/>
+          <w:color w:val="145AA0"/>
+          <w:sz w:val="21"/>
+        </w:rPr>
+        <w:t>I_D</w:t>
+      </w:r>
+      <w:r>
+        <w:rPr>
+          <w:color w:val="282C34"/>
+          <w:sz w:val="21"/>
+        </w:rPr>
+        <w:t xml:space="preserve"> drops to zero. Inductive spike </w:t>
+      </w:r>
+      <w:r>
+        <w:rPr>
+          <w:i/>
+          <w:color w:val="145AA0"/>
+          <w:sz w:val="21"/>
+        </w:rPr>
+        <w:t>V_{spike = L_\sigma \cdot |di/dt|</w:t>
+      </w:r>
+      <w:r>
+        <w:rPr>
+          <w:color w:val="282C34"/>
+          <w:sz w:val="21"/>
+        </w:rPr>
+        <w:t xml:space="preserve"> stresses device. </w:t>
+      </w:r>
+      <w:r>
+        <w:rPr>
+          <w:b/>
+          <w:color w:val="282C34"/>
+          <w:sz w:val="21"/>
+        </w:rPr>
+        <w:t>Massive $P_{sw(off)}$ loss occurs here</w:t>
+      </w:r>
+      <w:r>
+        <w:rPr>
+          <w:color w:val="282C34"/>
+          <w:sz w:val="21"/>
+        </w:rPr>
+        <w:t>.</w:t>
+      </w:r>
+    </w:p>
+    <w:p>
+      <w:pPr>
+        <w:pStyle w:val="ListNumber"/>
+        <w:spacing w:after="40"/>
+        <w:ind w:left="360"/>
+      </w:pPr>
+      <w:r>
+        <w:rPr>
+          <w:b/>
+          <w:color w:val="282C34"/>
+          <w:sz w:val="21"/>
+        </w:rPr>
+        <w:t>Phase 8 ($t_{off}$) — Cutoff</w:t>
+      </w:r>
+      <w:r>
+        <w:rPr>
+          <w:color w:val="282C34"/>
+          <w:sz w:val="21"/>
+        </w:rPr>
+        <w:t xml:space="preserve">: </w:t>
+      </w:r>
+      <w:r>
+        <w:rPr>
+          <w:i/>
+          <w:color w:val="145AA0"/>
+          <w:sz w:val="21"/>
+        </w:rPr>
+        <w:t>V_{GS</w:t>
+      </w:r>
+      <w:r>
+        <w:rPr>
+          <w:color w:val="282C34"/>
+          <w:sz w:val="21"/>
+        </w:rPr>
+        <w:t xml:space="preserve"> falls below </w:t>
+      </w:r>
+      <w:r>
+        <w:rPr>
+          <w:i/>
+          <w:color w:val="145AA0"/>
+          <w:sz w:val="21"/>
+        </w:rPr>
+        <w:t>V_{TH</w:t>
+      </w:r>
+      <w:r>
+        <w:rPr>
+          <w:color w:val="282C34"/>
+          <w:sz w:val="21"/>
+        </w:rPr>
+        <w:t>. Device is completely off (</w:t>
+      </w:r>
+      <w:r>
+        <w:rPr>
+          <w:i/>
+          <w:color w:val="145AA0"/>
+          <w:sz w:val="21"/>
+        </w:rPr>
+        <w:t>I_D = 0</w:t>
+      </w:r>
+      <w:r>
+        <w:rPr>
+          <w:color w:val="282C34"/>
+          <w:sz w:val="21"/>
+        </w:rPr>
+        <w:t>).</w:t>
+      </w:r>
+    </w:p>
+    <w:p>
+      <w:pPr>
+        <w:spacing w:before="80" w:after="80"/>
+        <w:pBdr>
+          <w:bottom w:val="single" w:sz="6" w:space="1" w:color="E2E8F0"/>
+        </w:pBdr>
+      </w:pPr>
+    </w:p>
+    <w:p>
+      <w:pPr>
+        <w:spacing w:before="160" w:after="80"/>
+      </w:pPr>
+      <w:r>
+        <w:rPr>
+          <w:b/>
+          <w:color w:val="4682B4"/>
+          <w:sz w:val="24"/>
+        </w:rPr>
+        <w:t>4.2 Mathematical Power Loss Formulations</w:t>
+      </w:r>
+    </w:p>
+    <w:p>
+      <w:pPr>
+        <w:spacing w:after="80"/>
+      </w:pPr>
+      <w:r>
+        <w:rPr>
+          <w:color w:val="282C34"/>
+          <w:sz w:val="21"/>
+        </w:rPr>
+        <w:t>Total power dissipated by a switching power MOSFET consists of five fundamental components:</w:t>
+      </w:r>
+    </w:p>
+    <w:p>
+      <w:pPr>
+        <w:spacing w:after="80"/>
+      </w:pPr>
+      <w:r>
+        <w:rPr>
+          <w:i/>
+          <w:color w:val="145AA0"/>
+          <w:sz w:val="21"/>
+        </w:rPr>
+      </w:r>
+      <w:r>
+        <w:rPr>
+          <w:color w:val="282C34"/>
+          <w:sz w:val="21"/>
+        </w:rPr>
+        <w:t>P_{TOTAL} = P_{COND} + P_{SW(turn-on)} + P_{SW(turn-off)} + P_{COSS} + P_{GATE} + P_{DIODE}</w:t>
+      </w:r>
+      <w:r>
+        <w:rPr>
+          <w:i/>
+          <w:color w:val="145AA0"/>
+          <w:sz w:val="21"/>
+        </w:rPr>
+      </w:r>
+    </w:p>
+    <w:p>
+      <w:pPr>
+        <w:spacing w:before="120" w:after="40"/>
+      </w:pPr>
+      <w:r>
+        <w:rPr>
+          <w:b/>
+          <w:color w:val="282C34"/>
+          <w:sz w:val="22"/>
+        </w:rPr>
+        <w:t>1. Conduction Loss (</w:t>
       </w:r>
       <w:r>
         <w:rPr>
           <w:b/>
           <w:i/>
           <w:color w:val="145AA0"/>
-          <w:sz w:val="24"/>
+          <w:sz w:val="22"/>
         </w:rPr>
         <w:t>P_{COND</w:t>
       </w:r>
       <w:r>
         <w:rPr>
           <w:b/>
-          <w:color w:val="4682B4"/>
-          <w:sz w:val="24"/>
+          <w:color w:val="282C34"/>
+          <w:sz w:val="22"/>
         </w:rPr>
         <w:t>)</w:t>
       </w:r>
@@ -5117,30 +6127,30 @@
     </w:p>
     <w:p>
       <w:pPr>
-        <w:spacing w:before="160" w:after="80"/>
+        <w:spacing w:before="120" w:after="40"/>
       </w:pPr>
       <w:r>
         <w:rPr>
           <w:b/>
-          <w:color w:val="4682B4"/>
-          <w:sz w:val="24"/>
-        </w:rPr>
-        <w:t>4.2 Turn-On &amp; Turn-Off Switching Losses (</w:t>
+          <w:color w:val="282C34"/>
+          <w:sz w:val="22"/>
+        </w:rPr>
+        <w:t>2. Turn-On &amp; Turn-Off Switching Losses (</w:t>
       </w:r>
       <w:r>
         <w:rPr>
           <w:b/>
           <w:i/>
           <w:color w:val="145AA0"/>
-          <w:sz w:val="24"/>
+          <w:sz w:val="22"/>
         </w:rPr>
         <w:t>P_{SW</w:t>
       </w:r>
       <w:r>
         <w:rPr>
           <w:b/>
-          <w:color w:val="4682B4"/>
-          <w:sz w:val="24"/>
+          <w:color w:val="282C34"/>
+          <w:sz w:val="22"/>
         </w:rPr>
         <w:t>)</w:t>
       </w:r>
@@ -5320,30 +6330,30 @@
     </w:p>
     <w:p>
       <w:pPr>
-        <w:spacing w:before="160" w:after="80"/>
+        <w:spacing w:before="120" w:after="40"/>
       </w:pPr>
       <w:r>
         <w:rPr>
           <w:b/>
-          <w:color w:val="4682B4"/>
-          <w:sz w:val="24"/>
-        </w:rPr>
-        <w:t>4.3 Output Capacitance Energy Loss (</w:t>
+          <w:color w:val="282C34"/>
+          <w:sz w:val="22"/>
+        </w:rPr>
+        <w:t>3. Output Capacitance Energy Loss (</w:t>
       </w:r>
       <w:r>
         <w:rPr>
           <w:b/>
           <w:i/>
           <w:color w:val="145AA0"/>
-          <w:sz w:val="24"/>
+          <w:sz w:val="22"/>
         </w:rPr>
         <w:t>P_{COSS</w:t>
       </w:r>
       <w:r>
         <w:rPr>
           <w:b/>
-          <w:color w:val="4682B4"/>
-          <w:sz w:val="24"/>
+          <w:color w:val="282C34"/>
+          <w:sz w:val="22"/>
         </w:rPr>
         <w:t>)</w:t>
       </w:r>
@@ -5527,30 +6537,30 @@
     </w:p>
     <w:p>
       <w:pPr>
-        <w:spacing w:before="160" w:after="80"/>
+        <w:spacing w:before="120" w:after="40"/>
       </w:pPr>
       <w:r>
         <w:rPr>
           <w:b/>
-          <w:color w:val="4682B4"/>
-          <w:sz w:val="24"/>
-        </w:rPr>
-        <w:t>4.4 Gate Drive Loss (</w:t>
+          <w:color w:val="282C34"/>
+          <w:sz w:val="22"/>
+        </w:rPr>
+        <w:t>4. Gate Drive Loss (</w:t>
       </w:r>
       <w:r>
         <w:rPr>
           <w:b/>
           <w:i/>
           <w:color w:val="145AA0"/>
-          <w:sz w:val="24"/>
+          <w:sz w:val="22"/>
         </w:rPr>
         <w:t>P_{GATE</w:t>
       </w:r>
       <w:r>
         <w:rPr>
           <w:b/>
-          <w:color w:val="4682B4"/>
-          <w:sz w:val="24"/>
+          <w:color w:val="282C34"/>
+          <w:sz w:val="22"/>
         </w:rPr>
         <w:t>)</w:t>
       </w:r>
@@ -5608,30 +6618,30 @@
     </w:p>
     <w:p>
       <w:pPr>
-        <w:spacing w:before="160" w:after="80"/>
+        <w:spacing w:before="120" w:after="40"/>
       </w:pPr>
       <w:r>
         <w:rPr>
           <w:b/>
-          <w:color w:val="4682B4"/>
-          <w:sz w:val="24"/>
-        </w:rPr>
-        <w:t>4.5 Body Diode Conduction &amp; Reverse Recovery (</w:t>
+          <w:color w:val="282C34"/>
+          <w:sz w:val="22"/>
+        </w:rPr>
+        <w:t>5. Body Diode Conduction &amp; Reverse Recovery (</w:t>
       </w:r>
       <w:r>
         <w:rPr>
           <w:b/>
           <w:i/>
           <w:color w:val="145AA0"/>
-          <w:sz w:val="24"/>
+          <w:sz w:val="22"/>
         </w:rPr>
         <w:t>P_{DIODE</w:t>
       </w:r>
       <w:r>
         <w:rPr>
           <w:b/>
-          <w:color w:val="4682B4"/>
-          <w:sz w:val="24"/>
+          <w:color w:val="282C34"/>
+          <w:sz w:val="22"/>
         </w:rPr>
         <w:t>)</w:t>
       </w:r>

--- a/vvdn/mosfets/mosfets-in-power-electronics.docx
+++ b/vvdn/mosfets/mosfets-in-power-electronics.docx
@@ -72,22 +72,7 @@
           <w:color w:val="282C34"/>
           <w:sz w:val="21"/>
         </w:rPr>
-        <w:t>Power MOSFETs are the dominant switching devices in low-to-medium power conversion systems (</w:t>
-      </w:r>
-      <w:r>
-        <w:rPr>
-          <w:i/>
-          <w:color w:val="145AA0"/>
-          <w:sz w:val="21"/>
-        </w:rPr>
-        <w:t>&lt; 1\,kV</w:t>
-      </w:r>
-      <w:r>
-        <w:rPr>
-          <w:color w:val="282C34"/>
-          <w:sz w:val="21"/>
-        </w:rPr>
-        <w:t xml:space="preserve">, up to tens of kilowatts) owing to their </w:t>
+        <w:t xml:space="preserve">Power MOSFETs are the dominant switching devices in low-to-medium power conversion systems (&lt; 1 kV, up to tens of kilowatts) owing to their </w:t>
       </w:r>
       <w:r>
         <w:rPr>
@@ -124,82 +109,7 @@
           <w:color w:val="282C34"/>
           <w:sz w:val="21"/>
         </w:rPr>
-        <w:t>: Unlike Bipolar Junction Transistors (BJTs) and Insulated Gate Bipolar Transistors (IGBTs), MOSFETs do not suffer from inductive turn-off "tail currents." Switching speeds are dictated strictly by how rapidly gate charges (</w:t>
-      </w:r>
-      <w:r>
-        <w:rPr>
-          <w:i/>
-          <w:color w:val="145AA0"/>
-          <w:sz w:val="21"/>
-        </w:rPr>
-        <w:t>Q_{gs</w:t>
-      </w:r>
-      <w:r>
-        <w:rPr>
-          <w:color w:val="282C34"/>
-          <w:sz w:val="21"/>
-        </w:rPr>
-        <w:t xml:space="preserve">, </w:t>
-      </w:r>
-      <w:r>
-        <w:rPr>
-          <w:i/>
-          <w:color w:val="145AA0"/>
-          <w:sz w:val="21"/>
-        </w:rPr>
-        <w:t>Q_{gd</w:t>
-      </w:r>
-      <w:r>
-        <w:rPr>
-          <w:color w:val="282C34"/>
-          <w:sz w:val="21"/>
-        </w:rPr>
-        <w:t>) and junction capacitances (</w:t>
-      </w:r>
-      <w:r>
-        <w:rPr>
-          <w:i/>
-          <w:color w:val="145AA0"/>
-          <w:sz w:val="21"/>
-        </w:rPr>
-        <w:t>C_{iss</w:t>
-      </w:r>
-      <w:r>
-        <w:rPr>
-          <w:color w:val="282C34"/>
-          <w:sz w:val="21"/>
-        </w:rPr>
-        <w:t xml:space="preserve">, </w:t>
-      </w:r>
-      <w:r>
-        <w:rPr>
-          <w:i/>
-          <w:color w:val="145AA0"/>
-          <w:sz w:val="21"/>
-        </w:rPr>
-        <w:t>C_{oss</w:t>
-      </w:r>
-      <w:r>
-        <w:rPr>
-          <w:color w:val="282C34"/>
-          <w:sz w:val="21"/>
-        </w:rPr>
-        <w:t xml:space="preserve">, </w:t>
-      </w:r>
-      <w:r>
-        <w:rPr>
-          <w:i/>
-          <w:color w:val="145AA0"/>
-          <w:sz w:val="21"/>
-        </w:rPr>
-        <w:t>C_{rss</w:t>
-      </w:r>
-      <w:r>
-        <w:rPr>
-          <w:color w:val="282C34"/>
-          <w:sz w:val="21"/>
-        </w:rPr>
-        <w:t>) can be charged and discharged.</w:t>
+        <w:t>: Unlike Bipolar Junction Transistors (BJTs) and Insulated Gate Bipolar Transistors (IGBTs), MOSFETs do not suffer from inductive turn-off "tail currents." Switching speeds are dictated strictly by how rapidly gate charges (Q_gs, Q_gd) and junction capacitances (C_iss, C_oss, C_rss) can be charged and discharged.</w:t>
       </w:r>
     </w:p>
     <w:p>
@@ -221,104 +131,29 @@
           <w:color w:val="282C34"/>
           <w:sz w:val="21"/>
         </w:rPr>
-        <w:t xml:space="preserve">: Hard-switching operation from </w:t>
+        <w:t>: Hard-switching operation from 50 kHz up to several megahertz (&gt; 2 MHz with Silicon SGT and GaN/SiC), enabling drastic reductions in magnetic component size (L), transformer core volume, and filtering capacitance (C).</w:t>
       </w:r>
+    </w:p>
+    <w:p>
+      <w:pPr>
+        <w:pStyle w:val="ListNumber"/>
+        <w:spacing w:after="40"/>
+        <w:ind w:left="360"/>
+      </w:pPr>
       <w:r>
         <w:rPr>
-          <w:i/>
-          <w:color w:val="145AA0"/>
+          <w:b/>
+          <w:color w:val="282C34"/>
           <w:sz w:val="21"/>
         </w:rPr>
-        <w:t>50\,kHz</w:t>
+        <w:t>Resistive on-state behavior (R_DS(on))</w:t>
       </w:r>
       <w:r>
         <w:rPr>
           <w:color w:val="282C34"/>
           <w:sz w:val="21"/>
         </w:rPr>
-        <w:t xml:space="preserve"> up to several megahertz (</w:t>
-      </w:r>
-      <w:r>
-        <w:rPr>
-          <w:i/>
-          <w:color w:val="145AA0"/>
-          <w:sz w:val="21"/>
-        </w:rPr>
-        <w:t>&gt; 2\,MHz</w:t>
-      </w:r>
-      <w:r>
-        <w:rPr>
-          <w:color w:val="282C34"/>
-          <w:sz w:val="21"/>
-        </w:rPr>
-        <w:t xml:space="preserve"> with Silicon SGT and GaN/SiC), enabling drastic reductions in magnetic component size (</w:t>
-      </w:r>
-      <w:r>
-        <w:rPr>
-          <w:i/>
-          <w:color w:val="145AA0"/>
-          <w:sz w:val="21"/>
-        </w:rPr>
-        <w:t>L</w:t>
-      </w:r>
-      <w:r>
-        <w:rPr>
-          <w:color w:val="282C34"/>
-          <w:sz w:val="21"/>
-        </w:rPr>
-        <w:t>), transformer core volume, and filtering capacitance (</w:t>
-      </w:r>
-      <w:r>
-        <w:rPr>
-          <w:i/>
-          <w:color w:val="145AA0"/>
-          <w:sz w:val="21"/>
-        </w:rPr>
-        <w:t>C</w:t>
-      </w:r>
-      <w:r>
-        <w:rPr>
-          <w:color w:val="282C34"/>
-          <w:sz w:val="21"/>
-        </w:rPr>
-        <w:t>).</w:t>
-      </w:r>
-    </w:p>
-    <w:p>
-      <w:pPr>
-        <w:pStyle w:val="ListNumber"/>
-        <w:spacing w:after="40"/>
-        <w:ind w:left="360"/>
-      </w:pPr>
-      <w:r>
-        <w:rPr>
-          <w:b/>
-          <w:color w:val="282C34"/>
-          <w:sz w:val="21"/>
-        </w:rPr>
-        <w:t>Resistive on-state behavior ($R_{DS(on)}$)</w:t>
-      </w:r>
-      <w:r>
-        <w:rPr>
-          <w:color w:val="282C34"/>
-          <w:sz w:val="21"/>
-        </w:rPr>
-        <w:t>: At light-to-medium currents, resistive conduction yields significantly lower voltage drops than the fixed diode/saturation knee (</w:t>
-      </w:r>
-      <w:r>
-        <w:rPr>
-          <w:i/>
-          <w:color w:val="145AA0"/>
-          <w:sz w:val="21"/>
-        </w:rPr>
-        <w:t>V_{CE(sat) \approx 1.5\,V - 2.5\,V</w:t>
-      </w:r>
-      <w:r>
-        <w:rPr>
-          <w:color w:val="282C34"/>
-          <w:sz w:val="21"/>
-        </w:rPr>
-        <w:t>) of IGBTs.</w:t>
+        <w:t>: At light-to-medium currents, resistive conduction yields significantly lower voltage drops than the fixed diode/saturation knee (V_CE(sat) ≈ 1.5 V - 2.5 V) of IGBTs.</w:t>
       </w:r>
     </w:p>
     <w:p>
@@ -340,37 +175,7 @@
           <w:color w:val="282C34"/>
           <w:sz w:val="21"/>
         </w:rPr>
-        <w:t>: The channel mobility degrades with temperature (</w:t>
-      </w:r>
-      <w:r>
-        <w:rPr>
-          <w:i/>
-          <w:color w:val="145AA0"/>
-          <w:sz w:val="21"/>
-        </w:rPr>
-        <w:t>µ \propto T^{-3/2</w:t>
-      </w:r>
-      <w:r>
-        <w:rPr>
-          <w:color w:val="282C34"/>
-          <w:sz w:val="21"/>
-        </w:rPr>
-        <w:t xml:space="preserve">), causing </w:t>
-      </w:r>
-      <w:r>
-        <w:rPr>
-          <w:i/>
-          <w:color w:val="145AA0"/>
-          <w:sz w:val="21"/>
-        </w:rPr>
-        <w:t>R_{DS(on)</w:t>
-      </w:r>
-      <w:r>
-        <w:rPr>
-          <w:color w:val="282C34"/>
-          <w:sz w:val="21"/>
-        </w:rPr>
-        <w:t xml:space="preserve"> to increase with temperature. This provides intrinsic thermal negative feedback, allowing multiple MOSFETs to be easily paralleled without thermal runaway.</w:t>
+        <w:t>: The channel mobility degrades with temperature (µ proportional to T^-3/2), causing R_DS(on) to increase with temperature. This provides intrinsic thermal negative feedback, allowing multiple MOSFETs to be easily paralleled without thermal runaway.</w:t>
       </w:r>
     </w:p>
     <w:tbl>
@@ -467,37 +272,7 @@
           <w:color w:val="282C34"/>
           <w:sz w:val="21"/>
         </w:rPr>
-        <w:t>In power electronics converters, MOSFETs are subjected to diverse combinations of voltage stress (</w:t>
-      </w:r>
-      <w:r>
-        <w:rPr>
-          <w:i/>
-          <w:color w:val="145AA0"/>
-          <w:sz w:val="21"/>
-        </w:rPr>
-        <w:t>V_{DS</w:t>
-      </w:r>
-      <w:r>
-        <w:rPr>
-          <w:color w:val="282C34"/>
-          <w:sz w:val="21"/>
-        </w:rPr>
-        <w:t>), peak and RMS current stress (</w:t>
-      </w:r>
-      <w:r>
-        <w:rPr>
-          <w:i/>
-          <w:color w:val="145AA0"/>
-          <w:sz w:val="21"/>
-        </w:rPr>
-        <w:t>I_{D</w:t>
-      </w:r>
-      <w:r>
-        <w:rPr>
-          <w:color w:val="282C34"/>
-          <w:sz w:val="21"/>
-        </w:rPr>
-        <w:t>), hard vs. soft switching conditions, and reverse conduction through their intrinsic body diodes.</w:t>
+        <w:t>In power electronics converters, MOSFETs are subjected to diverse combinations of voltage stress (V_DS), peak and RMS current stress (I_D), hard vs. soft switching conditions, and reverse conduction through their intrinsic body diodes.</w:t>
       </w:r>
     </w:p>
     <w:p>
@@ -522,22 +297,7 @@
           <w:color w:val="282C34"/>
           <w:sz w:val="21"/>
         </w:rPr>
-        <w:t xml:space="preserve">The synchronous buck converter replaces the traditional freewheeling Schottky diode with a low-resistance N-channel MOSFET (the "Sync FET" or Low-Side FET) to boost conversion efficiency in low-voltage, high-current applications (e.g., </w:t>
-      </w:r>
-      <w:r>
-        <w:rPr>
-          <w:i/>
-          <w:color w:val="145AA0"/>
-          <w:sz w:val="21"/>
-        </w:rPr>
-        <w:t>12\,V \rightarrow 1.0\,V</w:t>
-      </w:r>
-      <w:r>
-        <w:rPr>
-          <w:color w:val="282C34"/>
-          <w:sz w:val="21"/>
-        </w:rPr>
-        <w:t xml:space="preserve"> CPU/GPU core power).</w:t>
+        <w:t>The synchronous buck converter replaces the traditional freewheeling Schottky diode with a low-resistance N-channel MOSFET (the "Sync FET" or Low-Side FET) to boost conversion efficiency in low-voltage, high-current applications (e.g., 12 V -&gt; 1.0 V CPU/GPU core power).</w:t>
       </w:r>
     </w:p>
     <w:tbl>
@@ -650,65 +410,53 @@
           <w:color w:val="282C34"/>
           <w:sz w:val="21"/>
         </w:rPr>
-        <w:t xml:space="preserve">For an input </w:t>
-      </w:r>
-      <w:r>
-        <w:rPr>
-          <w:i/>
-          <w:color w:val="145AA0"/>
-          <w:sz w:val="21"/>
-        </w:rPr>
-        <w:t>V_{in = 12\,V</w:t>
-      </w:r>
-      <w:r>
-        <w:rPr>
-          <w:color w:val="282C34"/>
-          <w:sz w:val="21"/>
-        </w:rPr>
-        <w:t xml:space="preserve"> and output </w:t>
-      </w:r>
-      <w:r>
-        <w:rPr>
-          <w:i/>
-          <w:color w:val="145AA0"/>
-          <w:sz w:val="21"/>
-        </w:rPr>
-        <w:t>V_{out = 1.0\,V</w:t>
-      </w:r>
-      <w:r>
-        <w:rPr>
-          <w:color w:val="282C34"/>
-          <w:sz w:val="21"/>
-        </w:rPr>
-        <w:t>, the duty cycle is:</w:t>
+        <w:t>For an input V_in = 12 V and output V_out = 1.0 V, the duty cycle is:</w:t>
       </w:r>
     </w:p>
-    <w:p>
-      <w:pPr>
-        <w:spacing w:after="80"/>
-      </w:pPr>
-      <w:r>
-        <w:rPr>
-          <w:i/>
-          <w:color w:val="145AA0"/>
-          <w:sz w:val="21"/>
-        </w:rPr>
-      </w:r>
-      <w:r>
-        <w:rPr>
-          <w:color w:val="282C34"/>
-          <w:sz w:val="21"/>
-        </w:rPr>
-        <w:t>D = \frac{V_{out}}{V_{in}} = \frac{1.0}{12} \approx 8.33\%</w:t>
-      </w:r>
-      <w:r>
-        <w:rPr>
-          <w:i/>
-          <w:color w:val="145AA0"/>
-          <w:sz w:val="21"/>
-        </w:rPr>
-      </w:r>
-    </w:p>
+    <w:tbl>
+      <w:tblPr>
+        <w:tblW w:type="auto" w:w="0"/>
+        <w:jc w:val="center"/>
+        <w:tblLook w:firstColumn="1" w:firstRow="1" w:lastColumn="0" w:lastRow="0" w:noHBand="0" w:noVBand="1" w:val="04A0"/>
+      </w:tblPr>
+      <w:tblGrid>
+        <w:gridCol w:w="9792"/>
+      </w:tblGrid>
+      <w:tr>
+        <w:tc>
+          <w:tcPr>
+            <w:tcW w:type="dxa" w:w="9792"/>
+            <w:shd w:fill="F5F6F8"/>
+            <w:tcMar>
+              <w:top w:w="80" w:type="dxa"/>
+              <w:bottom w:w="80" w:type="dxa"/>
+              <w:left w:w="140" w:type="dxa"/>
+              <w:right w:w="140" w:type="dxa"/>
+            </w:tcMar>
+            <w:tcBorders>
+              <w:left w:val="single" w:sz="18" w:space="0" w:color="CBD5E0"/>
+              <w:top w:val="none"/>
+              <w:right w:val="none"/>
+              <w:bottom w:val="none"/>
+            </w:tcBorders>
+          </w:tcPr>
+          <w:p>
+            <w:pPr>
+              <w:spacing w:line="240" w:lineRule="auto" w:after="0"/>
+            </w:pPr>
+            <w:r>
+              <w:rPr>
+                <w:rFonts w:ascii="Consolas" w:hAnsi="Consolas"/>
+                <w:color w:val="2D3748"/>
+                <w:sz w:val="18"/>
+              </w:rPr>
+              <w:t>D = V_out / V_in = 1.0 / 12 ≈ 8.33\%</w:t>
+            </w:r>
+          </w:p>
+        </w:tc>
+      </w:tr>
+    </w:tbl>
+    <w:p/>
     <w:p>
       <w:pPr>
         <w:pStyle w:val="ListBullet"/>
@@ -742,51 +490,21 @@
           <w:color w:val="282C34"/>
           <w:sz w:val="21"/>
         </w:rPr>
-        <w:t xml:space="preserve">Conduction duty cycle is only </w:t>
+        <w:t>Conduction duty cycle is only 8.33\%.</w:t>
       </w:r>
-      <w:r>
-        <w:rPr>
-          <w:i/>
-          <w:color w:val="145AA0"/>
-          <w:sz w:val="21"/>
-        </w:rPr>
-        <w:t>8.33\%</w:t>
-      </w:r>
+    </w:p>
+    <w:p>
+      <w:pPr>
+        <w:pStyle w:val="ListBullet"/>
+        <w:spacing w:after="40"/>
+        <w:ind w:left="720"/>
+      </w:pPr>
       <w:r>
         <w:rPr>
           <w:color w:val="282C34"/>
           <w:sz w:val="21"/>
         </w:rPr>
-        <w:t>.</w:t>
-      </w:r>
-    </w:p>
-    <w:p>
-      <w:pPr>
-        <w:pStyle w:val="ListBullet"/>
-        <w:spacing w:after="40"/>
-        <w:ind w:left="720"/>
-      </w:pPr>
-      <w:r>
-        <w:rPr>
-          <w:color w:val="282C34"/>
-          <w:sz w:val="21"/>
-        </w:rPr>
-        <w:t xml:space="preserve">Switches hard against the full input rail </w:t>
-      </w:r>
-      <w:r>
-        <w:rPr>
-          <w:i/>
-          <w:color w:val="145AA0"/>
-          <w:sz w:val="21"/>
-        </w:rPr>
-        <w:t>V_{in</w:t>
-      </w:r>
-      <w:r>
-        <w:rPr>
-          <w:color w:val="282C34"/>
-          <w:sz w:val="21"/>
-        </w:rPr>
-        <w:t>.</w:t>
+        <w:t>Switches hard against the full input rail V_in.</w:t>
       </w:r>
     </w:p>
     <w:p>
@@ -815,37 +533,7 @@
           <w:color w:val="282C34"/>
           <w:sz w:val="21"/>
         </w:rPr>
-        <w:t xml:space="preserve"> (</w:t>
-      </w:r>
-      <w:r>
-        <w:rPr>
-          <w:i/>
-          <w:color w:val="145AA0"/>
-          <w:sz w:val="21"/>
-        </w:rPr>
-        <w:t>P_{sw = \frac{1{2 V_{in I_{out (t_r + t_f) f_{sw</w:t>
-      </w:r>
-      <w:r>
-        <w:rPr>
-          <w:color w:val="282C34"/>
-          <w:sz w:val="21"/>
-        </w:rPr>
-        <w:t>) and gate charge losses (</w:t>
-      </w:r>
-      <w:r>
-        <w:rPr>
-          <w:i/>
-          <w:color w:val="145AA0"/>
-          <w:sz w:val="21"/>
-        </w:rPr>
-        <w:t>P_{gate = Q_g V_{drive f_{sw</w:t>
-      </w:r>
-      <w:r>
-        <w:rPr>
-          <w:color w:val="282C34"/>
-          <w:sz w:val="21"/>
-        </w:rPr>
-        <w:t>).</w:t>
+        <w:t xml:space="preserve"> (P_sw = 1 / 2 V_in I_out (t_r + t_f) f_sw) and gate charge losses (P_gate = Q_g V_drive f_sw).</w:t>
       </w:r>
     </w:p>
     <w:p>
@@ -867,67 +555,7 @@
           <w:color w:val="282C34"/>
           <w:sz w:val="21"/>
         </w:rPr>
-        <w:t>: Choose an SGT (Shielded Gate Trench) MOSFET with ultra-low gate-to-drain Miller charge (</w:t>
-      </w:r>
-      <w:r>
-        <w:rPr>
-          <w:i/>
-          <w:color w:val="145AA0"/>
-          <w:sz w:val="21"/>
-        </w:rPr>
-        <w:t>Q_{gd</w:t>
-      </w:r>
-      <w:r>
-        <w:rPr>
-          <w:color w:val="282C34"/>
-          <w:sz w:val="21"/>
-        </w:rPr>
-        <w:t>) and input capacitance (</w:t>
-      </w:r>
-      <w:r>
-        <w:rPr>
-          <w:i/>
-          <w:color w:val="145AA0"/>
-          <w:sz w:val="21"/>
-        </w:rPr>
-        <w:t>C_{iss</w:t>
-      </w:r>
-      <w:r>
-        <w:rPr>
-          <w:color w:val="282C34"/>
-          <w:sz w:val="21"/>
-        </w:rPr>
-        <w:t xml:space="preserve">), accepting a moderately higher </w:t>
-      </w:r>
-      <w:r>
-        <w:rPr>
-          <w:i/>
-          <w:color w:val="145AA0"/>
-          <w:sz w:val="21"/>
-        </w:rPr>
-        <w:t>R_{DS(on)</w:t>
-      </w:r>
-      <w:r>
-        <w:rPr>
-          <w:color w:val="282C34"/>
-          <w:sz w:val="21"/>
-        </w:rPr>
-        <w:t xml:space="preserve"> (e.g., </w:t>
-      </w:r>
-      <w:r>
-        <w:rPr>
-          <w:i/>
-          <w:color w:val="145AA0"/>
-          <w:sz w:val="21"/>
-        </w:rPr>
-        <w:t>5\,m\Omega - 8\,m\Omega</w:t>
-      </w:r>
-      <w:r>
-        <w:rPr>
-          <w:color w:val="282C34"/>
-          <w:sz w:val="21"/>
-        </w:rPr>
-        <w:t>).</w:t>
+        <w:t>: Choose an SGT (Shielded Gate Trench) MOSFET with ultra-low gate-to-drain Miller charge (Q_gd) and input capacitance (C_iss), accepting a moderately higher R_DS(on) (e.g., 5 mΩ - 8 mΩ).</w:t>
       </w:r>
     </w:p>
     <w:p>
@@ -963,22 +591,7 @@
           <w:color w:val="282C34"/>
           <w:sz w:val="21"/>
         </w:rPr>
-        <w:t xml:space="preserve">Conduction duty cycle is </w:t>
-      </w:r>
-      <w:r>
-        <w:rPr>
-          <w:i/>
-          <w:color w:val="145AA0"/>
-          <w:sz w:val="21"/>
-        </w:rPr>
-        <w:t>(1 - D) = 91.67\%</w:t>
-      </w:r>
-      <w:r>
-        <w:rPr>
-          <w:color w:val="282C34"/>
-          <w:sz w:val="21"/>
-        </w:rPr>
-        <w:t>.</w:t>
+        <w:t>Conduction duty cycle is (1 - D) = 91.67\%.</w:t>
       </w:r>
     </w:p>
     <w:p>
@@ -1007,22 +620,7 @@
           <w:color w:val="282C34"/>
           <w:sz w:val="21"/>
         </w:rPr>
-        <w:t xml:space="preserve"> during turn-on because the inductor current pulls the SW node to </w:t>
-      </w:r>
-      <w:r>
-        <w:rPr>
-          <w:i/>
-          <w:color w:val="145AA0"/>
-          <w:sz w:val="21"/>
-        </w:rPr>
-        <w:t>-V_{SD</w:t>
-      </w:r>
-      <w:r>
-        <w:rPr>
-          <w:color w:val="282C34"/>
-          <w:sz w:val="21"/>
-        </w:rPr>
-        <w:t xml:space="preserve"> before the channel conducts. Switching losses are virtually zero.</w:t>
+        <w:t xml:space="preserve"> during turn-on because the inductor current pulls the SW node to -V_SD before the channel conducts. Switching losses are virtually zero.</w:t>
       </w:r>
     </w:p>
     <w:p>
@@ -1051,22 +649,7 @@
           <w:color w:val="282C34"/>
           <w:sz w:val="21"/>
         </w:rPr>
-        <w:t xml:space="preserve"> (</w:t>
-      </w:r>
-      <w:r>
-        <w:rPr>
-          <w:i/>
-          <w:color w:val="145AA0"/>
-          <w:sz w:val="21"/>
-        </w:rPr>
-        <w:t>P_{cond = I_{rms^2 \cdot R_{DS(on)</w:t>
-      </w:r>
-      <w:r>
-        <w:rPr>
-          <w:color w:val="282C34"/>
-          <w:sz w:val="21"/>
-        </w:rPr>
-        <w:t>).</w:t>
+        <w:t xml:space="preserve"> (P_cond = I_rms^2 * R_DS(on)).</w:t>
       </w:r>
     </w:p>
     <w:p>
@@ -1088,52 +671,7 @@
           <w:color w:val="282C34"/>
           <w:sz w:val="21"/>
         </w:rPr>
-        <w:t xml:space="preserve">: Select a device with the absolute lowest </w:t>
-      </w:r>
-      <w:r>
-        <w:rPr>
-          <w:i/>
-          <w:color w:val="145AA0"/>
-          <w:sz w:val="21"/>
-        </w:rPr>
-        <w:t>R_{DS(on)</w:t>
-      </w:r>
-      <w:r>
-        <w:rPr>
-          <w:color w:val="282C34"/>
-          <w:sz w:val="21"/>
-        </w:rPr>
-        <w:t xml:space="preserve"> available (e.g., </w:t>
-      </w:r>
-      <w:r>
-        <w:rPr>
-          <w:i/>
-          <w:color w:val="145AA0"/>
-          <w:sz w:val="21"/>
-        </w:rPr>
-        <w:t>&lt; 1.0\,m\Omega - 1.5\,m\Omega</w:t>
-      </w:r>
-      <w:r>
-        <w:rPr>
-          <w:color w:val="282C34"/>
-          <w:sz w:val="21"/>
-        </w:rPr>
-        <w:t xml:space="preserve">), even if </w:t>
-      </w:r>
-      <w:r>
-        <w:rPr>
-          <w:i/>
-          <w:color w:val="145AA0"/>
-          <w:sz w:val="21"/>
-        </w:rPr>
-        <w:t>Q_g</w:t>
-      </w:r>
-      <w:r>
-        <w:rPr>
-          <w:color w:val="282C34"/>
-          <w:sz w:val="21"/>
-        </w:rPr>
-        <w:t xml:space="preserve"> is high.</w:t>
+        <w:t>: Select a device with the absolute lowest R_DS(on) available (e.g., &lt; 1.0 mΩ - 1.5 mΩ), even if Q_g is high.</w:t>
       </w:r>
     </w:p>
     <w:p>
@@ -1155,52 +693,7 @@
           <w:color w:val="282C34"/>
           <w:sz w:val="21"/>
         </w:rPr>
-        <w:t xml:space="preserve">: </w:t>
-      </w:r>
-      <w:r>
-        <w:rPr>
-          <w:i/>
-          <w:color w:val="145AA0"/>
-          <w:sz w:val="21"/>
-        </w:rPr>
-        <w:t>C_{gd / C_{gs</w:t>
-      </w:r>
-      <w:r>
-        <w:rPr>
-          <w:color w:val="282C34"/>
-          <w:sz w:val="21"/>
-        </w:rPr>
-        <w:t xml:space="preserve"> ratio must be kept below </w:t>
-      </w:r>
-      <w:r>
-        <w:rPr>
-          <w:i/>
-          <w:color w:val="145AA0"/>
-          <w:sz w:val="21"/>
-        </w:rPr>
-        <w:t>0.33</w:t>
-      </w:r>
-      <w:r>
-        <w:rPr>
-          <w:color w:val="282C34"/>
-          <w:sz w:val="21"/>
-        </w:rPr>
-        <w:t xml:space="preserve"> to prevent shoot-through induced by high </w:t>
-      </w:r>
-      <w:r>
-        <w:rPr>
-          <w:i/>
-          <w:color w:val="145AA0"/>
-          <w:sz w:val="21"/>
-        </w:rPr>
-        <w:t>dV/dt</w:t>
-      </w:r>
-      <w:r>
-        <w:rPr>
-          <w:color w:val="282C34"/>
-          <w:sz w:val="21"/>
-        </w:rPr>
-        <w:t xml:space="preserve"> on the switch node when the high-side FET turns on.</w:t>
+        <w:t>: C_gd / C_gs ratio must be kept below 0.33 to prevent shoot-through induced by high dV/dt on the switch node when the high-side FET turns on.</w:t>
       </w:r>
     </w:p>
     <w:p>
@@ -1240,22 +733,7 @@
           <w:color w:val="282C34"/>
           <w:sz w:val="21"/>
         </w:rPr>
-        <w:t xml:space="preserve"> (</w:t>
-      </w:r>
-      <w:r>
-        <w:rPr>
-          <w:i/>
-          <w:color w:val="145AA0"/>
-          <w:sz w:val="21"/>
-        </w:rPr>
-        <w:t>t_{dead \approx 10\,ns - 40\,ns</w:t>
-      </w:r>
-      <w:r>
-        <w:rPr>
-          <w:color w:val="282C34"/>
-          <w:sz w:val="21"/>
-        </w:rPr>
-        <w:t>) is inserted:</w:t>
+        <w:t xml:space="preserve"> (t_dead ≈ 10 ns - 40 ns) is inserted:</w:t>
       </w:r>
     </w:p>
     <w:p>
@@ -1270,32 +748,106 @@
         <w:t>During dead-time, inductor current forces the LS body diode into conduction:</w:t>
       </w:r>
     </w:p>
+    <w:tbl>
+      <w:tblPr>
+        <w:tblW w:type="auto" w:w="0"/>
+        <w:jc w:val="center"/>
+        <w:tblLook w:firstColumn="1" w:firstRow="1" w:lastColumn="0" w:lastRow="0" w:noHBand="0" w:noVBand="1" w:val="04A0"/>
+      </w:tblPr>
+      <w:tblGrid>
+        <w:gridCol w:w="9792"/>
+      </w:tblGrid>
+      <w:tr>
+        <w:tc>
+          <w:tcPr>
+            <w:tcW w:type="dxa" w:w="9792"/>
+            <w:shd w:fill="F5F6F8"/>
+            <w:tcMar>
+              <w:top w:w="80" w:type="dxa"/>
+              <w:bottom w:w="80" w:type="dxa"/>
+              <w:left w:w="140" w:type="dxa"/>
+              <w:right w:w="140" w:type="dxa"/>
+            </w:tcMar>
+            <w:tcBorders>
+              <w:left w:val="single" w:sz="18" w:space="0" w:color="CBD5E0"/>
+              <w:top w:val="none"/>
+              <w:right w:val="none"/>
+              <w:bottom w:val="none"/>
+            </w:tcBorders>
+          </w:tcPr>
+          <w:p>
+            <w:pPr>
+              <w:spacing w:line="240" w:lineRule="auto" w:after="0"/>
+            </w:pPr>
+            <w:r>
+              <w:rPr>
+                <w:rFonts w:ascii="Consolas" w:hAnsi="Consolas"/>
+                <w:color w:val="2D3748"/>
+                <w:sz w:val="18"/>
+              </w:rPr>
+              <w:t>P_body_diode_cond = V_SD * I_load * (t_dead1 + t_dead2) * f_sw</w:t>
+            </w:r>
+          </w:p>
+        </w:tc>
+      </w:tr>
+    </w:tbl>
+    <w:p/>
     <w:p>
       <w:pPr>
         <w:spacing w:after="80"/>
       </w:pPr>
-      <w:r>
-        <w:rPr>
-          <w:i/>
-          <w:color w:val="145AA0"/>
-          <w:sz w:val="21"/>
-        </w:rPr>
-      </w:r>
       <w:r>
         <w:rPr>
           <w:color w:val="282C34"/>
           <w:sz w:val="21"/>
         </w:rPr>
-        <w:t>P_{body\_diode\_cond} = V_{SD} \cdot I_{load} \cdot (t_{dead1} + t_{dead2}) \cdot f_{sw}</w:t>
-      </w:r>
-      <w:r>
-        <w:rPr>
-          <w:i/>
-          <w:color w:val="145AA0"/>
-          <w:sz w:val="21"/>
-        </w:rPr>
+        <w:t>Because silicon p-n body diodes have a high forward drop (V_SD ≈ 0.8 V - 1.2 V), excessive dead-time severely degrades efficiency. Furthermore, when the HS FET turns on, the stored minority carriers in the LS body diode cause a reverse recovery spike:</w:t>
       </w:r>
     </w:p>
+    <w:tbl>
+      <w:tblPr>
+        <w:tblW w:type="auto" w:w="0"/>
+        <w:jc w:val="center"/>
+        <w:tblLook w:firstColumn="1" w:firstRow="1" w:lastColumn="0" w:lastRow="0" w:noHBand="0" w:noVBand="1" w:val="04A0"/>
+      </w:tblPr>
+      <w:tblGrid>
+        <w:gridCol w:w="9792"/>
+      </w:tblGrid>
+      <w:tr>
+        <w:tc>
+          <w:tcPr>
+            <w:tcW w:type="dxa" w:w="9792"/>
+            <w:shd w:fill="F5F6F8"/>
+            <w:tcMar>
+              <w:top w:w="80" w:type="dxa"/>
+              <w:bottom w:w="80" w:type="dxa"/>
+              <w:left w:w="140" w:type="dxa"/>
+              <w:right w:w="140" w:type="dxa"/>
+            </w:tcMar>
+            <w:tcBorders>
+              <w:left w:val="single" w:sz="18" w:space="0" w:color="CBD5E0"/>
+              <w:top w:val="none"/>
+              <w:right w:val="none"/>
+              <w:bottom w:val="none"/>
+            </w:tcBorders>
+          </w:tcPr>
+          <w:p>
+            <w:pPr>
+              <w:spacing w:line="240" w:lineRule="auto" w:after="0"/>
+            </w:pPr>
+            <w:r>
+              <w:rPr>
+                <w:rFonts w:ascii="Consolas" w:hAnsi="Consolas"/>
+                <w:color w:val="2D3748"/>
+                <w:sz w:val="18"/>
+              </w:rPr>
+              <w:t>P_Qrr = Q_rr * V_in * f_sw</w:t>
+            </w:r>
+          </w:p>
+        </w:tc>
+      </w:tr>
+    </w:tbl>
+    <w:p/>
     <w:p>
       <w:pPr>
         <w:spacing w:after="80"/>
@@ -1305,105 +857,7 @@
           <w:color w:val="282C34"/>
           <w:sz w:val="21"/>
         </w:rPr>
-        <w:t>Because silicon p-n body diodes have a high forward drop (</w:t>
-      </w:r>
-      <w:r>
-        <w:rPr>
-          <w:i/>
-          <w:color w:val="145AA0"/>
-          <w:sz w:val="21"/>
-        </w:rPr>
-        <w:t>V_{SD \approx 0.8\,V - 1.2\,V</w:t>
-      </w:r>
-      <w:r>
-        <w:rPr>
-          <w:color w:val="282C34"/>
-          <w:sz w:val="21"/>
-        </w:rPr>
-        <w:t>), excessive dead-time severely degrades efficiency. Furthermore, when the HS FET turns on, the stored minority carriers in the LS body diode cause a reverse recovery spike:</w:t>
-      </w:r>
-    </w:p>
-    <w:p>
-      <w:pPr>
-        <w:spacing w:after="80"/>
-      </w:pPr>
-      <w:r>
-        <w:rPr>
-          <w:i/>
-          <w:color w:val="145AA0"/>
-          <w:sz w:val="21"/>
-        </w:rPr>
-      </w:r>
-      <w:r>
-        <w:rPr>
-          <w:color w:val="282C34"/>
-          <w:sz w:val="21"/>
-        </w:rPr>
-        <w:t>P_{Qrr} = Q_{rr} \cdot V_{in} \cdot f_{sw}</w:t>
-      </w:r>
-      <w:r>
-        <w:rPr>
-          <w:i/>
-          <w:color w:val="145AA0"/>
-          <w:sz w:val="21"/>
-        </w:rPr>
-      </w:r>
-    </w:p>
-    <w:p>
-      <w:pPr>
-        <w:spacing w:after="80"/>
-      </w:pPr>
-      <w:r>
-        <w:rPr>
-          <w:color w:val="282C34"/>
-          <w:sz w:val="21"/>
-        </w:rPr>
-        <w:t xml:space="preserve">Modern power stages integrate an anti-parallel Schottky diode or monolithic Schottky-like barrier to clamp </w:t>
-      </w:r>
-      <w:r>
-        <w:rPr>
-          <w:i/>
-          <w:color w:val="145AA0"/>
-          <w:sz w:val="21"/>
-        </w:rPr>
-        <w:t>V_{SD</w:t>
-      </w:r>
-      <w:r>
-        <w:rPr>
-          <w:color w:val="282C34"/>
-          <w:sz w:val="21"/>
-        </w:rPr>
-        <w:t xml:space="preserve"> to </w:t>
-      </w:r>
-      <w:r>
-        <w:rPr>
-          <w:i/>
-          <w:color w:val="145AA0"/>
-          <w:sz w:val="21"/>
-        </w:rPr>
-        <w:t>&lt; 0.4\,V</w:t>
-      </w:r>
-      <w:r>
-        <w:rPr>
-          <w:color w:val="282C34"/>
-          <w:sz w:val="21"/>
-        </w:rPr>
-        <w:t xml:space="preserve"> and reduce </w:t>
-      </w:r>
-      <w:r>
-        <w:rPr>
-          <w:i/>
-          <w:color w:val="145AA0"/>
-          <w:sz w:val="21"/>
-        </w:rPr>
-        <w:t>Q_{rr</w:t>
-      </w:r>
-      <w:r>
-        <w:rPr>
-          <w:color w:val="282C34"/>
-          <w:sz w:val="21"/>
-        </w:rPr>
-        <w:t>.</w:t>
+        <w:t>Modern power stages integrate an anti-parallel Schottky diode or monolithic Schottky-like barrier to clamp V_SD to &lt; 0.4 V and reduce Q_rr.</w:t>
       </w:r>
     </w:p>
     <w:p>
@@ -1529,15 +983,7 @@
           <w:color w:val="282C34"/>
           <w:sz w:val="21"/>
         </w:rPr>
-        <w:t xml:space="preserve">: </w:t>
-      </w:r>
-      <w:r>
-        <w:rPr>
-          <w:i/>
-          <w:color w:val="145AA0"/>
-          <w:sz w:val="21"/>
-        </w:rPr>
-        <w:t>D = \frac{V_{out - V_{in{V_{out</w:t>
+        <w:t>: D = (V_out - V_in) / V_out</w:t>
       </w:r>
     </w:p>
     <w:p>
@@ -1562,32 +1008,50 @@
         <w:t>:</w:t>
       </w:r>
     </w:p>
-    <w:p>
-      <w:pPr>
-        <w:spacing w:after="80"/>
-      </w:pPr>
-      <w:r>
-        <w:rPr>
-          <w:i/>
-          <w:color w:val="145AA0"/>
-          <w:sz w:val="21"/>
-        </w:rPr>
-      </w:r>
-      <w:r>
-        <w:rPr>
-          <w:color w:val="282C34"/>
-          <w:sz w:val="21"/>
-        </w:rPr>
-        <w:t>V_{DS(max)} = V_{out} + V_{spike}</w:t>
-      </w:r>
-      <w:r>
-        <w:rPr>
-          <w:i/>
-          <w:color w:val="145AA0"/>
-          <w:sz w:val="21"/>
-        </w:rPr>
-      </w:r>
-    </w:p>
+    <w:tbl>
+      <w:tblPr>
+        <w:tblW w:type="auto" w:w="0"/>
+        <w:jc w:val="center"/>
+        <w:tblLook w:firstColumn="1" w:firstRow="1" w:lastColumn="0" w:lastRow="0" w:noHBand="0" w:noVBand="1" w:val="04A0"/>
+      </w:tblPr>
+      <w:tblGrid>
+        <w:gridCol w:w="9792"/>
+      </w:tblGrid>
+      <w:tr>
+        <w:tc>
+          <w:tcPr>
+            <w:tcW w:type="dxa" w:w="9792"/>
+            <w:shd w:fill="F5F6F8"/>
+            <w:tcMar>
+              <w:top w:w="80" w:type="dxa"/>
+              <w:bottom w:w="80" w:type="dxa"/>
+              <w:left w:w="140" w:type="dxa"/>
+              <w:right w:w="140" w:type="dxa"/>
+            </w:tcMar>
+            <w:tcBorders>
+              <w:left w:val="single" w:sz="18" w:space="0" w:color="CBD5E0"/>
+              <w:top w:val="none"/>
+              <w:right w:val="none"/>
+              <w:bottom w:val="none"/>
+            </w:tcBorders>
+          </w:tcPr>
+          <w:p>
+            <w:pPr>
+              <w:spacing w:line="240" w:lineRule="auto" w:after="0"/>
+            </w:pPr>
+            <w:r>
+              <w:rPr>
+                <w:rFonts w:ascii="Consolas" w:hAnsi="Consolas"/>
+                <w:color w:val="2D3748"/>
+                <w:sz w:val="18"/>
+              </w:rPr>
+              <w:t>V_DS(max) = V_out + V_spike</w:t>
+            </w:r>
+          </w:p>
+        </w:tc>
+      </w:tr>
+    </w:tbl>
+    <w:p/>
     <w:p>
       <w:pPr>
         <w:spacing w:after="80"/>
@@ -1605,65 +1069,53 @@
           <w:color w:val="282C34"/>
           <w:sz w:val="21"/>
         </w:rPr>
-        <w:t xml:space="preserve">: In boost converters, the MOSFET voltage rating must exceed </w:t>
-      </w:r>
-      <w:r>
-        <w:rPr>
-          <w:i/>
-          <w:color w:val="145AA0"/>
-          <w:sz w:val="21"/>
-        </w:rPr>
-        <w:t>V_{out</w:t>
-      </w:r>
-      <w:r>
-        <w:rPr>
-          <w:color w:val="282C34"/>
-          <w:sz w:val="21"/>
-        </w:rPr>
-        <w:t xml:space="preserve"> by at least </w:t>
-      </w:r>
-      <w:r>
-        <w:rPr>
-          <w:i/>
-          <w:color w:val="145AA0"/>
-          <w:sz w:val="21"/>
-        </w:rPr>
-        <w:t>25\% - 40\%</w:t>
-      </w:r>
-      <w:r>
-        <w:rPr>
-          <w:color w:val="282C34"/>
-          <w:sz w:val="21"/>
-        </w:rPr>
-        <w:t xml:space="preserve"> to account for inductive switch-node ringing:</w:t>
+        <w:t>: In boost converters, the MOSFET voltage rating must exceed V_out by at least 25\% - 40\% to account for inductive switch-node ringing:</w:t>
       </w:r>
     </w:p>
-    <w:p>
-      <w:pPr>
-        <w:spacing w:after="80"/>
-      </w:pPr>
-      <w:r>
-        <w:rPr>
-          <w:i/>
-          <w:color w:val="145AA0"/>
-          <w:sz w:val="21"/>
-        </w:rPr>
-      </w:r>
-      <w:r>
-        <w:rPr>
-          <w:color w:val="282C34"/>
-          <w:sz w:val="21"/>
-        </w:rPr>
-        <w:t>V_{DS(rating)} \ge 1.3 \times V_{out}</w:t>
-      </w:r>
-      <w:r>
-        <w:rPr>
-          <w:i/>
-          <w:color w:val="145AA0"/>
-          <w:sz w:val="21"/>
-        </w:rPr>
-      </w:r>
-    </w:p>
+    <w:tbl>
+      <w:tblPr>
+        <w:tblW w:type="auto" w:w="0"/>
+        <w:jc w:val="center"/>
+        <w:tblLook w:firstColumn="1" w:firstRow="1" w:lastColumn="0" w:lastRow="0" w:noHBand="0" w:noVBand="1" w:val="04A0"/>
+      </w:tblPr>
+      <w:tblGrid>
+        <w:gridCol w:w="9792"/>
+      </w:tblGrid>
+      <w:tr>
+        <w:tc>
+          <w:tcPr>
+            <w:tcW w:type="dxa" w:w="9792"/>
+            <w:shd w:fill="F5F6F8"/>
+            <w:tcMar>
+              <w:top w:w="80" w:type="dxa"/>
+              <w:bottom w:w="80" w:type="dxa"/>
+              <w:left w:w="140" w:type="dxa"/>
+              <w:right w:w="140" w:type="dxa"/>
+            </w:tcMar>
+            <w:tcBorders>
+              <w:left w:val="single" w:sz="18" w:space="0" w:color="CBD5E0"/>
+              <w:top w:val="none"/>
+              <w:right w:val="none"/>
+              <w:bottom w:val="none"/>
+            </w:tcBorders>
+          </w:tcPr>
+          <w:p>
+            <w:pPr>
+              <w:spacing w:line="240" w:lineRule="auto" w:after="0"/>
+            </w:pPr>
+            <w:r>
+              <w:rPr>
+                <w:rFonts w:ascii="Consolas" w:hAnsi="Consolas"/>
+                <w:color w:val="2D3748"/>
+                <w:sz w:val="18"/>
+              </w:rPr>
+              <w:t>V_DS(rating) &gt;= 1.3 * V_out</w:t>
+            </w:r>
+          </w:p>
+        </w:tc>
+      </w:tr>
+    </w:tbl>
+    <w:p/>
     <w:p>
       <w:pPr>
         <w:pStyle w:val="ListNumber"/>
@@ -1697,15 +1149,7 @@
           <w:color w:val="282C34"/>
           <w:sz w:val="21"/>
         </w:rPr>
-        <w:t xml:space="preserve">Average current: </w:t>
-      </w:r>
-      <w:r>
-        <w:rPr>
-          <w:i/>
-          <w:color w:val="145AA0"/>
-          <w:sz w:val="21"/>
-        </w:rPr>
-        <w:t>I_{D(avg) = D \cdot I_{in</w:t>
+        <w:t>Average current: I_D(avg) = D * I_in</w:t>
       </w:r>
     </w:p>
     <w:p>
@@ -1719,15 +1163,7 @@
           <w:color w:val="282C34"/>
           <w:sz w:val="21"/>
         </w:rPr>
-        <w:t xml:space="preserve">Peak current: </w:t>
-      </w:r>
-      <w:r>
-        <w:rPr>
-          <w:i/>
-          <w:color w:val="145AA0"/>
-          <w:sz w:val="21"/>
-        </w:rPr>
-        <w:t>I_{D(pk) = I_{in + \frac{\Delta I_L{2</w:t>
+        <w:t>Peak current: I_D(pk) = I_in + (Δ I_L) / 2</w:t>
       </w:r>
     </w:p>
     <w:p>
@@ -1741,15 +1177,7 @@
           <w:color w:val="282C34"/>
           <w:sz w:val="21"/>
         </w:rPr>
-        <w:t xml:space="preserve">RMS current: </w:t>
-      </w:r>
-      <w:r>
-        <w:rPr>
-          <w:i/>
-          <w:color w:val="145AA0"/>
-          <w:sz w:val="21"/>
-        </w:rPr>
-        <w:t>I_{D(rms) = I_{in \sqrt{D ≤ft(1 + \frac{1{12≤ft(\frac{\Delta I_L{I_{in\right)^2\right)</w:t>
+        <w:t>RMS current: I_D(rms) = I_in sqrt(D (1 + 1 / 12((Δ I_L) / I_in)^2))</w:t>
       </w:r>
     </w:p>
     <w:p>
@@ -1875,24 +1303,7 @@
           <w:color w:val="282C34"/>
           <w:sz w:val="22"/>
         </w:rPr>
-        <w:t xml:space="preserve">Shoot-Through Hazard &amp; Spurious </w:t>
-      </w:r>
-      <w:r>
-        <w:rPr>
-          <w:b/>
-          <w:i/>
-          <w:color w:val="145AA0"/>
-          <w:sz w:val="22"/>
-        </w:rPr>
-        <w:t>dV/dt</w:t>
-      </w:r>
-      <w:r>
-        <w:rPr>
-          <w:b/>
-          <w:color w:val="282C34"/>
-          <w:sz w:val="22"/>
-        </w:rPr>
-        <w:t xml:space="preserve"> Turn-On (Miller Effect):</w:t>
+        <w:t>Shoot-Through Hazard &amp; Spurious dV/dt Turn-On (Miller Effect):</w:t>
       </w:r>
     </w:p>
     <w:p>
@@ -1904,94 +1315,19 @@
           <w:color w:val="282C34"/>
           <w:sz w:val="21"/>
         </w:rPr>
-        <w:t xml:space="preserve">When Q1 turns on, the switch node (Phase A) slews from </w:t>
+        <w:t>When Q1 turns on, the switch node (Phase A) slews from 0 V up to +V_BUS at an extreme rate (dV/dt &gt;= 20 V/ns for Silicon, &gt;= 100 V/ns for SiC).</w:t>
       </w:r>
-      <w:r>
-        <w:rPr>
-          <w:i/>
-          <w:color w:val="145AA0"/>
-          <w:sz w:val="21"/>
-        </w:rPr>
-        <w:t>0\,V</w:t>
-      </w:r>
+    </w:p>
+    <w:p>
+      <w:pPr>
+        <w:spacing w:after="80"/>
+      </w:pPr>
       <w:r>
         <w:rPr>
           <w:color w:val="282C34"/>
           <w:sz w:val="21"/>
         </w:rPr>
-        <w:t xml:space="preserve"> up to </w:t>
-      </w:r>
-      <w:r>
-        <w:rPr>
-          <w:i/>
-          <w:color w:val="145AA0"/>
-          <w:sz w:val="21"/>
-        </w:rPr>
-        <w:t>+V_{BUS</w:t>
-      </w:r>
-      <w:r>
-        <w:rPr>
-          <w:color w:val="282C34"/>
-          <w:sz w:val="21"/>
-        </w:rPr>
-        <w:t xml:space="preserve"> at an extreme rate (</w:t>
-      </w:r>
-      <w:r>
-        <w:rPr>
-          <w:i/>
-          <w:color w:val="145AA0"/>
-          <w:sz w:val="21"/>
-        </w:rPr>
-        <w:t>dV/dt ≥ 20\,V/ns</w:t>
-      </w:r>
-      <w:r>
-        <w:rPr>
-          <w:color w:val="282C34"/>
-          <w:sz w:val="21"/>
-        </w:rPr>
-        <w:t xml:space="preserve"> for Silicon, </w:t>
-      </w:r>
-      <w:r>
-        <w:rPr>
-          <w:i/>
-          <w:color w:val="145AA0"/>
-          <w:sz w:val="21"/>
-        </w:rPr>
-        <w:t>≥ 100\,V/ns</w:t>
-      </w:r>
-      <w:r>
-        <w:rPr>
-          <w:color w:val="282C34"/>
-          <w:sz w:val="21"/>
-        </w:rPr>
-        <w:t xml:space="preserve"> for SiC).</w:t>
-      </w:r>
-    </w:p>
-    <w:p>
-      <w:pPr>
-        <w:spacing w:after="80"/>
-      </w:pPr>
-      <w:r>
-        <w:rPr>
-          <w:color w:val="282C34"/>
-          <w:sz w:val="21"/>
-        </w:rPr>
-        <w:t>This massive positive voltage transition couples displacement current through the parasitic gate-to-drain Miller capacitance (</w:t>
-      </w:r>
-      <w:r>
-        <w:rPr>
-          <w:i/>
-          <w:color w:val="145AA0"/>
-          <w:sz w:val="21"/>
-        </w:rPr>
-        <w:t>C_{gd</w:t>
-      </w:r>
-      <w:r>
-        <w:rPr>
-          <w:color w:val="282C34"/>
-          <w:sz w:val="21"/>
-        </w:rPr>
-        <w:t>) of the off-state low-side switch Q2:</w:t>
+        <w:t>This massive positive voltage transition couples displacement current through the parasitic gate-to-drain Miller capacitance (C_gd) of the off-state low-side switch Q2:</w:t>
       </w:r>
     </w:p>
     <w:tbl>
@@ -2082,98 +1418,254 @@
         <w:t>The displacement current is:</w:t>
       </w:r>
     </w:p>
+    <w:tbl>
+      <w:tblPr>
+        <w:tblW w:type="auto" w:w="0"/>
+        <w:jc w:val="center"/>
+        <w:tblLook w:firstColumn="1" w:firstRow="1" w:lastColumn="0" w:lastRow="0" w:noHBand="0" w:noVBand="1" w:val="04A0"/>
+      </w:tblPr>
+      <w:tblGrid>
+        <w:gridCol w:w="9792"/>
+      </w:tblGrid>
+      <w:tr>
+        <w:tc>
+          <w:tcPr>
+            <w:tcW w:type="dxa" w:w="9792"/>
+            <w:shd w:fill="F5F6F8"/>
+            <w:tcMar>
+              <w:top w:w="80" w:type="dxa"/>
+              <w:bottom w:w="80" w:type="dxa"/>
+              <w:left w:w="140" w:type="dxa"/>
+              <w:right w:w="140" w:type="dxa"/>
+            </w:tcMar>
+            <w:tcBorders>
+              <w:left w:val="single" w:sz="18" w:space="0" w:color="CBD5E0"/>
+              <w:top w:val="none"/>
+              <w:right w:val="none"/>
+              <w:bottom w:val="none"/>
+            </w:tcBorders>
+          </w:tcPr>
+          <w:p>
+            <w:pPr>
+              <w:spacing w:line="240" w:lineRule="auto" w:after="0"/>
+            </w:pPr>
+            <w:r>
+              <w:rPr>
+                <w:rFonts w:ascii="Consolas" w:hAnsi="Consolas"/>
+                <w:color w:val="2D3748"/>
+                <w:sz w:val="18"/>
+              </w:rPr>
+              <w:t>I_disp = C_gd * (dV_DS / dt)</w:t>
+            </w:r>
+          </w:p>
+        </w:tc>
+      </w:tr>
+    </w:tbl>
+    <w:p/>
     <w:p>
       <w:pPr>
         <w:spacing w:after="80"/>
       </w:pPr>
-      <w:r>
-        <w:rPr>
-          <w:i/>
-          <w:color w:val="145AA0"/>
-          <w:sz w:val="21"/>
-        </w:rPr>
-      </w:r>
       <w:r>
         <w:rPr>
           <w:color w:val="282C34"/>
           <w:sz w:val="21"/>
         </w:rPr>
-        <w:t>I_{disp} = C_{gd} \cdot \frac{dV_{DS}}{dt}</w:t>
-      </w:r>
-      <w:r>
-        <w:rPr>
-          <w:i/>
-          <w:color w:val="145AA0"/>
-          <w:sz w:val="21"/>
-        </w:rPr>
+        <w:t>Where:</w:t>
       </w:r>
     </w:p>
     <w:p>
       <w:pPr>
-        <w:spacing w:after="80"/>
+        <w:pStyle w:val="ListBullet"/>
+        <w:spacing w:after="40"/>
+        <w:ind w:left="360"/>
       </w:pPr>
       <w:r>
         <w:rPr>
           <w:color w:val="282C34"/>
           <w:sz w:val="21"/>
         </w:rPr>
-        <w:t xml:space="preserve">This current flows through the parallel combination of </w:t>
+        <w:t>I_disp: Displacement current injected through the Miller capacitance into gate (A)</w:t>
       </w:r>
-      <w:r>
-        <w:rPr>
-          <w:i/>
-          <w:color w:val="145AA0"/>
-          <w:sz w:val="21"/>
-        </w:rPr>
-        <w:t>C_{gs</w:t>
-      </w:r>
+    </w:p>
+    <w:p>
+      <w:pPr>
+        <w:pStyle w:val="ListBullet"/>
+        <w:spacing w:after="40"/>
+        <w:ind w:left="360"/>
+      </w:pPr>
       <w:r>
         <w:rPr>
           <w:color w:val="282C34"/>
           <w:sz w:val="21"/>
         </w:rPr>
-        <w:t xml:space="preserve"> and the total gate turn-off resistance (</w:t>
+        <w:t>C_gd: Gate-to-drain (Miller) parasitic capacitance (F)</w:t>
       </w:r>
-      <w:r>
-        <w:rPr>
-          <w:i/>
-          <w:color w:val="145AA0"/>
-          <w:sz w:val="21"/>
-        </w:rPr>
-        <w:t>R_{G,off + R_{sink</w:t>
-      </w:r>
+    </w:p>
+    <w:p>
+      <w:pPr>
+        <w:pStyle w:val="ListBullet"/>
+        <w:spacing w:after="40"/>
+        <w:ind w:left="360"/>
+      </w:pPr>
       <w:r>
         <w:rPr>
           <w:color w:val="282C34"/>
           <w:sz w:val="21"/>
         </w:rPr>
-        <w:t>). The induced gate voltage spike on Q2 is:</w:t>
+        <w:t>dV_DS / dt: Rate of change of switch-node drain-to-source voltage (V/s)</w:t>
       </w:r>
     </w:p>
     <w:p>
       <w:pPr>
         <w:spacing w:after="80"/>
       </w:pPr>
-      <w:r>
-        <w:rPr>
-          <w:i/>
-          <w:color w:val="145AA0"/>
-          <w:sz w:val="21"/>
-        </w:rPr>
-      </w:r>
       <w:r>
         <w:rPr>
           <w:color w:val="282C34"/>
           <w:sz w:val="21"/>
         </w:rPr>
-        <w:t>V_{GS(induced)} \approx I_{disp} \cdot (R_{G,off} + R_{sink}) = C_{gd} \cdot \frac{dV_{DS}}{dt} \cdot (R_{G,off} + R_{sink})</w:t>
+        <w:t>This current flows through the parallel combination of C_gs and the total gate turn-off resistance (R_G,off + R_sink). The induced gate voltage spike on Q2 is:</w:t>
       </w:r>
+    </w:p>
+    <w:tbl>
+      <w:tblPr>
+        <w:tblW w:type="auto" w:w="0"/>
+        <w:jc w:val="center"/>
+        <w:tblLook w:firstColumn="1" w:firstRow="1" w:lastColumn="0" w:lastRow="0" w:noHBand="0" w:noVBand="1" w:val="04A0"/>
+      </w:tblPr>
+      <w:tblGrid>
+        <w:gridCol w:w="9792"/>
+      </w:tblGrid>
+      <w:tr>
+        <w:tc>
+          <w:tcPr>
+            <w:tcW w:type="dxa" w:w="9792"/>
+            <w:shd w:fill="F5F6F8"/>
+            <w:tcMar>
+              <w:top w:w="80" w:type="dxa"/>
+              <w:bottom w:w="80" w:type="dxa"/>
+              <w:left w:w="140" w:type="dxa"/>
+              <w:right w:w="140" w:type="dxa"/>
+            </w:tcMar>
+            <w:tcBorders>
+              <w:left w:val="single" w:sz="18" w:space="0" w:color="CBD5E0"/>
+              <w:top w:val="none"/>
+              <w:right w:val="none"/>
+              <w:bottom w:val="none"/>
+            </w:tcBorders>
+          </w:tcPr>
+          <w:p>
+            <w:pPr>
+              <w:spacing w:line="240" w:lineRule="auto" w:after="0"/>
+            </w:pPr>
+            <w:r>
+              <w:rPr>
+                <w:rFonts w:ascii="Consolas" w:hAnsi="Consolas"/>
+                <w:color w:val="2D3748"/>
+                <w:sz w:val="18"/>
+              </w:rPr>
+              <w:t>V_GS(induced) ≈ I_disp * (R_G,off + R_sink) = C_gd * (dV_DS / dt) * (R_G,off + R_sink)</w:t>
+            </w:r>
+          </w:p>
+        </w:tc>
+      </w:tr>
+    </w:tbl>
+    <w:p/>
+    <w:p>
+      <w:pPr>
+        <w:spacing w:after="80"/>
+      </w:pPr>
       <w:r>
         <w:rPr>
-          <w:i/>
-          <w:color w:val="145AA0"/>
+          <w:color w:val="282C34"/>
           <w:sz w:val="21"/>
         </w:rPr>
+        <w:t>Where:</w:t>
+      </w:r>
+    </w:p>
+    <w:p>
+      <w:pPr>
+        <w:pStyle w:val="ListBullet"/>
+        <w:spacing w:after="40"/>
+        <w:ind w:left="360"/>
+      </w:pPr>
+      <w:r>
+        <w:rPr>
+          <w:color w:val="282C34"/>
+          <w:sz w:val="21"/>
+        </w:rPr>
+        <w:t>V_GS(induced): Induced gate voltage spike on the non-conducting MOSFET (V)</w:t>
+      </w:r>
+    </w:p>
+    <w:p>
+      <w:pPr>
+        <w:pStyle w:val="ListBullet"/>
+        <w:spacing w:after="40"/>
+        <w:ind w:left="360"/>
+      </w:pPr>
+      <w:r>
+        <w:rPr>
+          <w:color w:val="282C34"/>
+          <w:sz w:val="21"/>
+        </w:rPr>
+        <w:t>I_disp: Capacitive displacement current (A)</w:t>
+      </w:r>
+    </w:p>
+    <w:p>
+      <w:pPr>
+        <w:pStyle w:val="ListBullet"/>
+        <w:spacing w:after="40"/>
+        <w:ind w:left="360"/>
+      </w:pPr>
+      <w:r>
+        <w:rPr>
+          <w:color w:val="282C34"/>
+          <w:sz w:val="21"/>
+        </w:rPr>
+        <w:t>R_G,off: External gate turn-off resistance (Ω)</w:t>
+      </w:r>
+    </w:p>
+    <w:p>
+      <w:pPr>
+        <w:pStyle w:val="ListBullet"/>
+        <w:spacing w:after="40"/>
+        <w:ind w:left="360"/>
+      </w:pPr>
+      <w:r>
+        <w:rPr>
+          <w:color w:val="282C34"/>
+          <w:sz w:val="21"/>
+        </w:rPr>
+        <w:t>R_sink: Internal sink impedance of the gate driver output pull-down FET (Ω)</w:t>
+      </w:r>
+    </w:p>
+    <w:p>
+      <w:pPr>
+        <w:pStyle w:val="ListBullet"/>
+        <w:spacing w:after="40"/>
+        <w:ind w:left="360"/>
+      </w:pPr>
+      <w:r>
+        <w:rPr>
+          <w:color w:val="282C34"/>
+          <w:sz w:val="21"/>
+        </w:rPr>
+        <w:t>C_gd: Gate-to-drain capacitance (F)</w:t>
+      </w:r>
+    </w:p>
+    <w:p>
+      <w:pPr>
+        <w:pStyle w:val="ListBullet"/>
+        <w:spacing w:after="40"/>
+        <w:ind w:left="360"/>
+      </w:pPr>
+      <w:r>
+        <w:rPr>
+          <w:color w:val="282C34"/>
+          <w:sz w:val="21"/>
+        </w:rPr>
+        <w:t>dV_DS / dt: Switch-node voltage slew rate (V/s)</w:t>
       </w:r>
     </w:p>
     <w:tbl>
@@ -2230,37 +1722,7 @@
               </w:rPr>
               <w:t>:</w:t>
               <w:br/>
-              <w:t xml:space="preserve">If </w:t>
-            </w:r>
-            <w:r>
-              <w:rPr>
-                <w:i/>
-                <w:color w:val="145AA0"/>
-                <w:sz w:val="20"/>
-              </w:rPr>
-              <w:t>V_{GS(induced)</w:t>
-            </w:r>
-            <w:r>
-              <w:rPr>
-                <w:color w:val="282C34"/>
-                <w:sz w:val="20"/>
-              </w:rPr>
-              <w:t xml:space="preserve"> exceeds the MOSFET's threshold voltage (</w:t>
-            </w:r>
-            <w:r>
-              <w:rPr>
-                <w:i/>
-                <w:color w:val="145AA0"/>
-                <w:sz w:val="20"/>
-              </w:rPr>
-              <w:t>V_{TH</w:t>
-            </w:r>
-            <w:r>
-              <w:rPr>
-                <w:color w:val="282C34"/>
-                <w:sz w:val="20"/>
-              </w:rPr>
-              <w:t>), Q2 momentarily turns ON while Q1 is fully conducting. This creates a dead short across the DC bus, producing explosive thermal failure within microseconds!</w:t>
+              <w:t>If V_GS(induced) exceeds the MOSFET's threshold voltage (V_TH), Q2 momentarily turns ON while Q1 is fully conducting. This creates a dead short across the DC bus, producing explosive thermal failure within microseconds!</w:t>
             </w:r>
           </w:p>
         </w:tc>
@@ -2277,24 +1739,7 @@
           <w:color w:val="282C34"/>
           <w:sz w:val="22"/>
         </w:rPr>
-        <w:t xml:space="preserve">Hardware Defenses Against </w:t>
-      </w:r>
-      <w:r>
-        <w:rPr>
-          <w:b/>
-          <w:i/>
-          <w:color w:val="145AA0"/>
-          <w:sz w:val="22"/>
-        </w:rPr>
-        <w:t>dV/dt</w:t>
-      </w:r>
-      <w:r>
-        <w:rPr>
-          <w:b/>
-          <w:color w:val="282C34"/>
-          <w:sz w:val="22"/>
-        </w:rPr>
-        <w:t xml:space="preserve"> Turn-On:</w:t>
+        <w:t>Hardware Defenses Against dV/dt Turn-On:</w:t>
       </w:r>
     </w:p>
     <w:p>
@@ -2309,29 +1754,14 @@
           <w:color w:val="282C34"/>
           <w:sz w:val="21"/>
         </w:rPr>
-        <w:t>Low $C_{gd} / C_{gs}$ Capacitance Ratio</w:t>
+        <w:t>Low C_gd / C_gs Capacitance Ratio</w:t>
       </w:r>
       <w:r>
         <w:rPr>
           <w:color w:val="282C34"/>
           <w:sz w:val="21"/>
         </w:rPr>
-        <w:t xml:space="preserve">: Select MOSFETs where </w:t>
-      </w:r>
-      <w:r>
-        <w:rPr>
-          <w:i/>
-          <w:color w:val="145AA0"/>
-          <w:sz w:val="21"/>
-        </w:rPr>
-        <w:t>\frac{C_{gd{C_{gs &lt; 0.2</w:t>
-      </w:r>
-      <w:r>
-        <w:rPr>
-          <w:color w:val="282C34"/>
-          <w:sz w:val="21"/>
-        </w:rPr>
-        <w:t>.</w:t>
+        <w:t>: Select MOSFETs where C_gd / C_gs &lt; 0.2.</w:t>
       </w:r>
     </w:p>
     <w:p>
@@ -2368,67 +1798,7 @@
           <w:color w:val="282C34"/>
           <w:sz w:val="21"/>
         </w:rPr>
-        <w:t xml:space="preserve"> pin. When </w:t>
-      </w:r>
-      <w:r>
-        <w:rPr>
-          <w:i/>
-          <w:color w:val="145AA0"/>
-          <w:sz w:val="21"/>
-        </w:rPr>
-        <w:t>V_{GS</w:t>
-      </w:r>
-      <w:r>
-        <w:rPr>
-          <w:color w:val="282C34"/>
-          <w:sz w:val="21"/>
-        </w:rPr>
-        <w:t xml:space="preserve"> drops below </w:t>
-      </w:r>
-      <w:r>
-        <w:rPr>
-          <w:i/>
-          <w:color w:val="145AA0"/>
-          <w:sz w:val="21"/>
-        </w:rPr>
-        <w:t>\approx 2\,V</w:t>
-      </w:r>
-      <w:r>
-        <w:rPr>
-          <w:color w:val="282C34"/>
-          <w:sz w:val="21"/>
-        </w:rPr>
-        <w:t xml:space="preserve"> during turn-off, an internal low-impedance N-channel FET (</w:t>
-      </w:r>
-      <w:r>
-        <w:rPr>
-          <w:i/>
-          <w:color w:val="145AA0"/>
-          <w:sz w:val="21"/>
-        </w:rPr>
-        <w:t>R_{clamp &lt; 0.8\,\Omega</w:t>
-      </w:r>
-      <w:r>
-        <w:rPr>
-          <w:color w:val="282C34"/>
-          <w:sz w:val="21"/>
-        </w:rPr>
-        <w:t xml:space="preserve">) directly shorts the MOSFET gate to source, shunting displacement current away from </w:t>
-      </w:r>
-      <w:r>
-        <w:rPr>
-          <w:i/>
-          <w:color w:val="145AA0"/>
-          <w:sz w:val="21"/>
-        </w:rPr>
-        <w:t>R_{gate</w:t>
-      </w:r>
-      <w:r>
-        <w:rPr>
-          <w:color w:val="282C34"/>
-          <w:sz w:val="21"/>
-        </w:rPr>
-        <w:t>.</w:t>
+        <w:t xml:space="preserve"> pin. When V_GS drops below ≈ 2 V during turn-off, an internal low-impedance N-channel FET (R_clamp &lt; 0.8 Ω) directly shorts the MOSFET gate to source, shunting displacement current away from R_gate.</w:t>
       </w:r>
     </w:p>
     <w:p>
@@ -2450,97 +1820,7 @@
           <w:color w:val="282C34"/>
           <w:sz w:val="21"/>
         </w:rPr>
-        <w:t xml:space="preserve">: Biasing the gate to </w:t>
-      </w:r>
-      <w:r>
-        <w:rPr>
-          <w:i/>
-          <w:color w:val="145AA0"/>
-          <w:sz w:val="21"/>
-        </w:rPr>
-        <w:t>-2\,V \dots -5\,V</w:t>
-      </w:r>
-      <w:r>
-        <w:rPr>
-          <w:color w:val="282C34"/>
-          <w:sz w:val="21"/>
-        </w:rPr>
-        <w:t xml:space="preserve"> during the OFF state ensures that even if a </w:t>
-      </w:r>
-      <w:r>
-        <w:rPr>
-          <w:i/>
-          <w:color w:val="145AA0"/>
-          <w:sz w:val="21"/>
-        </w:rPr>
-        <w:t>3\,V</w:t>
-      </w:r>
-      <w:r>
-        <w:rPr>
-          <w:color w:val="282C34"/>
-          <w:sz w:val="21"/>
-        </w:rPr>
-        <w:t xml:space="preserve"> Miller glitch occurs, </w:t>
-      </w:r>
-      <w:r>
-        <w:rPr>
-          <w:i/>
-          <w:color w:val="145AA0"/>
-          <w:sz w:val="21"/>
-        </w:rPr>
-        <w:t>V_{GS</w:t>
-      </w:r>
-      <w:r>
-        <w:rPr>
-          <w:color w:val="282C34"/>
-          <w:sz w:val="21"/>
-        </w:rPr>
-        <w:t xml:space="preserve"> only rises to </w:t>
-      </w:r>
-      <w:r>
-        <w:rPr>
-          <w:i/>
-          <w:color w:val="145AA0"/>
-          <w:sz w:val="21"/>
-        </w:rPr>
-        <w:t>0\,V</w:t>
-      </w:r>
-      <w:r>
-        <w:rPr>
-          <w:color w:val="282C34"/>
-          <w:sz w:val="21"/>
-        </w:rPr>
-        <w:t xml:space="preserve"> or </w:t>
-      </w:r>
-      <w:r>
-        <w:rPr>
-          <w:i/>
-          <w:color w:val="145AA0"/>
-          <w:sz w:val="21"/>
-        </w:rPr>
-        <w:t>+1\,V</w:t>
-      </w:r>
-      <w:r>
-        <w:rPr>
-          <w:color w:val="282C34"/>
-          <w:sz w:val="21"/>
-        </w:rPr>
-        <w:t xml:space="preserve">, remaining safely beneath </w:t>
-      </w:r>
-      <w:r>
-        <w:rPr>
-          <w:i/>
-          <w:color w:val="145AA0"/>
-          <w:sz w:val="21"/>
-        </w:rPr>
-        <w:t>V_{TH</w:t>
-      </w:r>
-      <w:r>
-        <w:rPr>
-          <w:color w:val="282C34"/>
-          <w:sz w:val="21"/>
-        </w:rPr>
-        <w:t>.</w:t>
+        <w:t>: Biasing the gate to -2 V ... -5 V during the OFF state ensures that even if a 3 V Miller glitch occurs, V_GS only rises to 0 V or +1 V, remaining safely beneath V_TH.</w:t>
       </w:r>
     </w:p>
     <w:p>
@@ -2573,22 +1853,7 @@
           <w:color w:val="282C34"/>
           <w:sz w:val="21"/>
         </w:rPr>
-        <w:t>The flyback converter is the standard topology for auxiliary power supplies (</w:t>
-      </w:r>
-      <w:r>
-        <w:rPr>
-          <w:i/>
-          <w:color w:val="145AA0"/>
-          <w:sz w:val="21"/>
-        </w:rPr>
-        <w:t>5W - 100W</w:t>
-      </w:r>
-      <w:r>
-        <w:rPr>
-          <w:color w:val="282C34"/>
-          <w:sz w:val="21"/>
-        </w:rPr>
-        <w:t>) in industrial systems, automotive ECUs, and offline AC-DC chargers.</w:t>
+        <w:t>The flyback converter is the standard topology for auxiliary power supplies (5W - 100W) in industrial systems, automotive ECUs, and offline AC-DC chargers.</w:t>
       </w:r>
     </w:p>
     <w:tbl>
@@ -2698,105 +1963,159 @@
           <w:color w:val="282C34"/>
           <w:sz w:val="21"/>
         </w:rPr>
-        <w:t xml:space="preserve"> (</w:t>
+        <w:t xml:space="preserve"> (L_lk) and the MOSFET's output capacitance (C_oss):</w:t>
       </w:r>
-      <w:r>
-        <w:rPr>
-          <w:i/>
-          <w:color w:val="145AA0"/>
-          <w:sz w:val="21"/>
-        </w:rPr>
-        <w:t>L_{lk</w:t>
-      </w:r>
+    </w:p>
+    <w:tbl>
+      <w:tblPr>
+        <w:tblW w:type="auto" w:w="0"/>
+        <w:jc w:val="center"/>
+        <w:tblLook w:firstColumn="1" w:firstRow="1" w:lastColumn="0" w:lastRow="0" w:noHBand="0" w:noVBand="1" w:val="04A0"/>
+      </w:tblPr>
+      <w:tblGrid>
+        <w:gridCol w:w="9792"/>
+      </w:tblGrid>
+      <w:tr>
+        <w:tc>
+          <w:tcPr>
+            <w:tcW w:type="dxa" w:w="9792"/>
+            <w:shd w:fill="F5F6F8"/>
+            <w:tcMar>
+              <w:top w:w="80" w:type="dxa"/>
+              <w:bottom w:w="80" w:type="dxa"/>
+              <w:left w:w="140" w:type="dxa"/>
+              <w:right w:w="140" w:type="dxa"/>
+            </w:tcMar>
+            <w:tcBorders>
+              <w:left w:val="single" w:sz="18" w:space="0" w:color="CBD5E0"/>
+              <w:top w:val="none"/>
+              <w:right w:val="none"/>
+              <w:bottom w:val="none"/>
+            </w:tcBorders>
+          </w:tcPr>
+          <w:p>
+            <w:pPr>
+              <w:spacing w:line="240" w:lineRule="auto" w:after="0"/>
+            </w:pPr>
+            <w:r>
+              <w:rPr>
+                <w:rFonts w:ascii="Consolas" w:hAnsi="Consolas"/>
+                <w:color w:val="2D3748"/>
+                <w:sz w:val="18"/>
+              </w:rPr>
+              <w:t>V_DS(pk) = V_IN(max) + n * (V_OUT + V_F) + V_spike</w:t>
+            </w:r>
+          </w:p>
+        </w:tc>
+      </w:tr>
+    </w:tbl>
+    <w:p/>
+    <w:p>
+      <w:pPr>
+        <w:spacing w:after="80"/>
+      </w:pPr>
       <w:r>
         <w:rPr>
           <w:color w:val="282C34"/>
           <w:sz w:val="21"/>
         </w:rPr>
-        <w:t>) and the MOSFET's output capacitance (</w:t>
+        <w:t>Where:</w:t>
       </w:r>
-      <w:r>
-        <w:rPr>
-          <w:i/>
-          <w:color w:val="145AA0"/>
-          <w:sz w:val="21"/>
-        </w:rPr>
-        <w:t>C_{oss</w:t>
-      </w:r>
+    </w:p>
+    <w:p>
+      <w:pPr>
+        <w:pStyle w:val="ListBullet"/>
+        <w:spacing w:after="40"/>
+        <w:ind w:left="360"/>
+      </w:pPr>
       <w:r>
         <w:rPr>
           <w:color w:val="282C34"/>
           <w:sz w:val="21"/>
         </w:rPr>
-        <w:t>):</w:t>
+        <w:t>V_DS(pk): Peak drain-to-source voltage seen by the primary MOSFET (V)</w:t>
       </w:r>
     </w:p>
     <w:p>
       <w:pPr>
-        <w:spacing w:after="80"/>
-      </w:pPr>
-      <w:r>
-        <w:rPr>
-          <w:i/>
-          <w:color w:val="145AA0"/>
-          <w:sz w:val="21"/>
-        </w:rPr>
-      </w:r>
+        <w:pStyle w:val="ListBullet"/>
+        <w:spacing w:after="40"/>
+        <w:ind w:left="360"/>
+      </w:pPr>
       <w:r>
         <w:rPr>
           <w:color w:val="282C34"/>
           <w:sz w:val="21"/>
         </w:rPr>
-        <w:t>V_{DS(pk)} = V_{IN(max)} + n(V_{OUT} + V_F) + V_{spike}</w:t>
-      </w:r>
-      <w:r>
-        <w:rPr>
-          <w:i/>
-          <w:color w:val="145AA0"/>
-          <w:sz w:val="21"/>
-        </w:rPr>
+        <w:t>V_IN(max): Maximum DC input supply voltage (V)</w:t>
       </w:r>
     </w:p>
     <w:p>
       <w:pPr>
-        <w:spacing w:after="80"/>
+        <w:pStyle w:val="ListBullet"/>
+        <w:spacing w:after="40"/>
+        <w:ind w:left="360"/>
       </w:pPr>
       <w:r>
         <w:rPr>
           <w:color w:val="282C34"/>
           <w:sz w:val="21"/>
         </w:rPr>
-        <w:t xml:space="preserve">where </w:t>
+        <w:t>n: Transformer primary-to-secondary turns ratio, n = N_p / N_s</w:t>
       </w:r>
-      <w:r>
-        <w:rPr>
-          <w:i/>
-          <w:color w:val="145AA0"/>
-          <w:sz w:val="21"/>
-        </w:rPr>
-        <w:t>n = N_p / N_s</w:t>
-      </w:r>
+    </w:p>
+    <w:p>
+      <w:pPr>
+        <w:pStyle w:val="ListBullet"/>
+        <w:spacing w:after="40"/>
+        <w:ind w:left="360"/>
+      </w:pPr>
       <w:r>
         <w:rPr>
           <w:color w:val="282C34"/>
           <w:sz w:val="21"/>
         </w:rPr>
-        <w:t xml:space="preserve"> is the transformer turns ratio, and </w:t>
+        <w:t>V_OUT: Regulated secondary DC output voltage (V)</w:t>
       </w:r>
-      <w:r>
-        <w:rPr>
-          <w:i/>
-          <w:color w:val="145AA0"/>
-          <w:sz w:val="21"/>
-        </w:rPr>
-        <w:t>n(V_{OUT + V_F) = V_{reflect</w:t>
-      </w:r>
+    </w:p>
+    <w:p>
+      <w:pPr>
+        <w:pStyle w:val="ListBullet"/>
+        <w:spacing w:after="40"/>
+        <w:ind w:left="360"/>
+      </w:pPr>
       <w:r>
         <w:rPr>
           <w:color w:val="282C34"/>
           <w:sz w:val="21"/>
         </w:rPr>
-        <w:t xml:space="preserve"> is the reflected secondary output voltage.</w:t>
+        <w:t>V_F: Forward voltage drop of secondary rectifier diode (V)</w:t>
+      </w:r>
+    </w:p>
+    <w:p>
+      <w:pPr>
+        <w:pStyle w:val="ListBullet"/>
+        <w:spacing w:after="40"/>
+        <w:ind w:left="360"/>
+      </w:pPr>
+      <w:r>
+        <w:rPr>
+          <w:color w:val="282C34"/>
+          <w:sz w:val="21"/>
+        </w:rPr>
+        <w:t>V_spike: Unclamped leakage inductance inductive voltage spike (V)</w:t>
+      </w:r>
+    </w:p>
+    <w:p>
+      <w:pPr>
+        <w:spacing w:after="80"/>
+      </w:pPr>
+      <w:r>
+        <w:rPr>
+          <w:color w:val="282C34"/>
+          <w:sz w:val="21"/>
+        </w:rPr>
+        <w:t>where n = N_p / N_s is the transformer turns ratio, and n(V_OUT + V_F) = V_reflect is the reflected secondary output voltage.</w:t>
       </w:r>
     </w:p>
     <w:p>
@@ -2824,83 +2143,102 @@
         <w:t>The energy trapped in the primary leakage inductance per switching cycle is:</w:t>
       </w:r>
     </w:p>
+    <w:tbl>
+      <w:tblPr>
+        <w:tblW w:type="auto" w:w="0"/>
+        <w:jc w:val="center"/>
+        <w:tblLook w:firstColumn="1" w:firstRow="1" w:lastColumn="0" w:lastRow="0" w:noHBand="0" w:noVBand="1" w:val="04A0"/>
+      </w:tblPr>
+      <w:tblGrid>
+        <w:gridCol w:w="9792"/>
+      </w:tblGrid>
+      <w:tr>
+        <w:tc>
+          <w:tcPr>
+            <w:tcW w:type="dxa" w:w="9792"/>
+            <w:shd w:fill="F5F6F8"/>
+            <w:tcMar>
+              <w:top w:w="80" w:type="dxa"/>
+              <w:bottom w:w="80" w:type="dxa"/>
+              <w:left w:w="140" w:type="dxa"/>
+              <w:right w:w="140" w:type="dxa"/>
+            </w:tcMar>
+            <w:tcBorders>
+              <w:left w:val="single" w:sz="18" w:space="0" w:color="CBD5E0"/>
+              <w:top w:val="none"/>
+              <w:right w:val="none"/>
+              <w:bottom w:val="none"/>
+            </w:tcBorders>
+          </w:tcPr>
+          <w:p>
+            <w:pPr>
+              <w:spacing w:line="240" w:lineRule="auto" w:after="0"/>
+            </w:pPr>
+            <w:r>
+              <w:rPr>
+                <w:rFonts w:ascii="Consolas" w:hAnsi="Consolas"/>
+                <w:color w:val="2D3748"/>
+                <w:sz w:val="18"/>
+              </w:rPr>
+              <w:t>E_leak = 0.5 * L_lk * I_pk^2</w:t>
+            </w:r>
+          </w:p>
+        </w:tc>
+      </w:tr>
+    </w:tbl>
+    <w:p/>
     <w:p>
       <w:pPr>
         <w:spacing w:after="80"/>
       </w:pPr>
-      <w:r>
-        <w:rPr>
-          <w:i/>
-          <w:color w:val="145AA0"/>
-          <w:sz w:val="21"/>
-        </w:rPr>
-      </w:r>
       <w:r>
         <w:rPr>
           <w:color w:val="282C34"/>
           <w:sz w:val="21"/>
         </w:rPr>
-        <w:t>E_{leak} = \frac{1}{2} L_{lk} I_{pk}^2</w:t>
-      </w:r>
-      <w:r>
-        <w:rPr>
-          <w:i/>
-          <w:color w:val="145AA0"/>
-          <w:sz w:val="21"/>
-        </w:rPr>
+        <w:t>Where:</w:t>
       </w:r>
     </w:p>
     <w:p>
       <w:pPr>
-        <w:spacing w:after="80"/>
+        <w:pStyle w:val="ListBullet"/>
+        <w:spacing w:after="40"/>
+        <w:ind w:left="360"/>
       </w:pPr>
       <w:r>
         <w:rPr>
           <w:color w:val="282C34"/>
           <w:sz w:val="21"/>
         </w:rPr>
-        <w:t xml:space="preserve">The total leakage power that must be dissipated by the snubber resistor </w:t>
+        <w:t>E_leak: Energy trapped in primary leakage inductance per switching cycle (J)</w:t>
       </w:r>
-      <w:r>
-        <w:rPr>
-          <w:i/>
-          <w:color w:val="145AA0"/>
-          <w:sz w:val="21"/>
-        </w:rPr>
-        <w:t>R_{snub</w:t>
-      </w:r>
+    </w:p>
+    <w:p>
+      <w:pPr>
+        <w:pStyle w:val="ListBullet"/>
+        <w:spacing w:after="40"/>
+        <w:ind w:left="360"/>
+      </w:pPr>
       <w:r>
         <w:rPr>
           <w:color w:val="282C34"/>
           <w:sz w:val="21"/>
         </w:rPr>
-        <w:t xml:space="preserve"> is:</w:t>
+        <w:t>L_lk: Primary leakage inductance of the transformer (H)</w:t>
       </w:r>
     </w:p>
     <w:p>
       <w:pPr>
-        <w:spacing w:after="80"/>
-      </w:pPr>
-      <w:r>
-        <w:rPr>
-          <w:i/>
-          <w:color w:val="145AA0"/>
-          <w:sz w:val="21"/>
-        </w:rPr>
-      </w:r>
+        <w:pStyle w:val="ListBullet"/>
+        <w:spacing w:after="40"/>
+        <w:ind w:left="360"/>
+      </w:pPr>
       <w:r>
         <w:rPr>
           <w:color w:val="282C34"/>
           <w:sz w:val="21"/>
         </w:rPr>
-        <w:t>P_{snub} = \frac{1}{2} L_{lk} I_{pk}^2 \cdot f_{sw} \cdot \frac{V_{snub}}{V_{snub} - V_{reflect}}</w:t>
-      </w:r>
-      <w:r>
-        <w:rPr>
-          <w:i/>
-          <w:color w:val="145AA0"/>
-          <w:sz w:val="21"/>
-        </w:rPr>
+        <w:t>I_pk: Peak primary drain current at the moment of turn-off (A)</w:t>
       </w:r>
     </w:p>
     <w:p>
@@ -2912,22 +2250,63 @@
           <w:color w:val="282C34"/>
           <w:sz w:val="21"/>
         </w:rPr>
-        <w:t xml:space="preserve">where </w:t>
+        <w:t>The total leakage power that must be dissipated by the snubber resistor R_snub is:</w:t>
       </w:r>
-      <w:r>
-        <w:rPr>
-          <w:i/>
-          <w:color w:val="145AA0"/>
-          <w:sz w:val="21"/>
-        </w:rPr>
-        <w:t>V_{snub</w:t>
-      </w:r>
+    </w:p>
+    <w:tbl>
+      <w:tblPr>
+        <w:tblW w:type="auto" w:w="0"/>
+        <w:jc w:val="center"/>
+        <w:tblLook w:firstColumn="1" w:firstRow="1" w:lastColumn="0" w:lastRow="0" w:noHBand="0" w:noVBand="1" w:val="04A0"/>
+      </w:tblPr>
+      <w:tblGrid>
+        <w:gridCol w:w="9792"/>
+      </w:tblGrid>
+      <w:tr>
+        <w:tc>
+          <w:tcPr>
+            <w:tcW w:type="dxa" w:w="9792"/>
+            <w:shd w:fill="F5F6F8"/>
+            <w:tcMar>
+              <w:top w:w="80" w:type="dxa"/>
+              <w:bottom w:w="80" w:type="dxa"/>
+              <w:left w:w="140" w:type="dxa"/>
+              <w:right w:w="140" w:type="dxa"/>
+            </w:tcMar>
+            <w:tcBorders>
+              <w:left w:val="single" w:sz="18" w:space="0" w:color="CBD5E0"/>
+              <w:top w:val="none"/>
+              <w:right w:val="none"/>
+              <w:bottom w:val="none"/>
+            </w:tcBorders>
+          </w:tcPr>
+          <w:p>
+            <w:pPr>
+              <w:spacing w:line="240" w:lineRule="auto" w:after="0"/>
+            </w:pPr>
+            <w:r>
+              <w:rPr>
+                <w:rFonts w:ascii="Consolas" w:hAnsi="Consolas"/>
+                <w:color w:val="2D3748"/>
+                <w:sz w:val="18"/>
+              </w:rPr>
+              <w:t>P_snub = 1 / 2 L_lk I_pk^2 * f_sw * V_snub / (V_snub - V_reflect)</w:t>
+            </w:r>
+          </w:p>
+        </w:tc>
+      </w:tr>
+    </w:tbl>
+    <w:p/>
+    <w:p>
+      <w:pPr>
+        <w:spacing w:after="80"/>
+      </w:pPr>
       <w:r>
         <w:rPr>
           <w:color w:val="282C34"/>
           <w:sz w:val="21"/>
         </w:rPr>
-        <w:t xml:space="preserve"> is the maximum allowable clamping voltage across the snubber capacitor.</w:t>
+        <w:t>where V_snub is the maximum allowable clamping voltage across the snubber capacitor.</w:t>
       </w:r>
     </w:p>
     <w:p>
@@ -2952,32 +2331,50 @@
         <w:t>:</w:t>
       </w:r>
     </w:p>
-    <w:p>
-      <w:pPr>
-        <w:spacing w:after="80"/>
-      </w:pPr>
-      <w:r>
-        <w:rPr>
-          <w:i/>
-          <w:color w:val="145AA0"/>
-          <w:sz w:val="21"/>
-        </w:rPr>
-      </w:r>
-      <w:r>
-        <w:rPr>
-          <w:color w:val="282C34"/>
-          <w:sz w:val="21"/>
-        </w:rPr>
-        <w:t>R_{snub} = \frac{V_{snub}^2 - (V_{snub} - V_{reflect})^2}{2 \cdot P_{snub}} \approx \frac{V_{snub}^2}{P_{snub}}</w:t>
-      </w:r>
-      <w:r>
-        <w:rPr>
-          <w:i/>
-          <w:color w:val="145AA0"/>
-          <w:sz w:val="21"/>
-        </w:rPr>
-      </w:r>
-    </w:p>
+    <w:tbl>
+      <w:tblPr>
+        <w:tblW w:type="auto" w:w="0"/>
+        <w:jc w:val="center"/>
+        <w:tblLook w:firstColumn="1" w:firstRow="1" w:lastColumn="0" w:lastRow="0" w:noHBand="0" w:noVBand="1" w:val="04A0"/>
+      </w:tblPr>
+      <w:tblGrid>
+        <w:gridCol w:w="9792"/>
+      </w:tblGrid>
+      <w:tr>
+        <w:tc>
+          <w:tcPr>
+            <w:tcW w:type="dxa" w:w="9792"/>
+            <w:shd w:fill="F5F6F8"/>
+            <w:tcMar>
+              <w:top w:w="80" w:type="dxa"/>
+              <w:bottom w:w="80" w:type="dxa"/>
+              <w:left w:w="140" w:type="dxa"/>
+              <w:right w:w="140" w:type="dxa"/>
+            </w:tcMar>
+            <w:tcBorders>
+              <w:left w:val="single" w:sz="18" w:space="0" w:color="CBD5E0"/>
+              <w:top w:val="none"/>
+              <w:right w:val="none"/>
+              <w:bottom w:val="none"/>
+            </w:tcBorders>
+          </w:tcPr>
+          <w:p>
+            <w:pPr>
+              <w:spacing w:line="240" w:lineRule="auto" w:after="0"/>
+            </w:pPr>
+            <w:r>
+              <w:rPr>
+                <w:rFonts w:ascii="Consolas" w:hAnsi="Consolas"/>
+                <w:color w:val="2D3748"/>
+                <w:sz w:val="18"/>
+              </w:rPr>
+              <w:t>R_snub = (V_snub^2 - (V_snub - V_reflect)^2) / (2 * P_snub) ≈ V_snub^2 / P_snub</w:t>
+            </w:r>
+          </w:p>
+        </w:tc>
+      </w:tr>
+    </w:tbl>
+    <w:p/>
     <w:p>
       <w:pPr>
         <w:pStyle w:val="ListNumber"/>
@@ -2997,50 +2394,53 @@
           <w:color w:val="282C34"/>
           <w:sz w:val="21"/>
         </w:rPr>
-        <w:t xml:space="preserve"> (ensuring voltage ripple </w:t>
-      </w:r>
-      <w:r>
-        <w:rPr>
-          <w:i/>
-          <w:color w:val="145AA0"/>
-          <w:sz w:val="21"/>
-        </w:rPr>
-        <w:t>\Delta V_{snub ≤ 10\% V_{snub</w:t>
-      </w:r>
-      <w:r>
-        <w:rPr>
-          <w:color w:val="282C34"/>
-          <w:sz w:val="21"/>
-        </w:rPr>
-        <w:t>):</w:t>
+        <w:t xml:space="preserve"> (ensuring voltage ripple Δ V_snub &lt;= 10\% V_snub):</w:t>
       </w:r>
     </w:p>
-    <w:p>
-      <w:pPr>
-        <w:spacing w:after="80"/>
-      </w:pPr>
-      <w:r>
-        <w:rPr>
-          <w:i/>
-          <w:color w:val="145AA0"/>
-          <w:sz w:val="21"/>
-        </w:rPr>
-      </w:r>
-      <w:r>
-        <w:rPr>
-          <w:color w:val="282C34"/>
-          <w:sz w:val="21"/>
-        </w:rPr>
-        <w:t>C_{snub} = \frac{V_{snub}}{\Delta V_{snub} \cdot R_{snub} \cdot f_{sw}}</w:t>
-      </w:r>
-      <w:r>
-        <w:rPr>
-          <w:i/>
-          <w:color w:val="145AA0"/>
-          <w:sz w:val="21"/>
-        </w:rPr>
-      </w:r>
-    </w:p>
+    <w:tbl>
+      <w:tblPr>
+        <w:tblW w:type="auto" w:w="0"/>
+        <w:jc w:val="center"/>
+        <w:tblLook w:firstColumn="1" w:firstRow="1" w:lastColumn="0" w:lastRow="0" w:noHBand="0" w:noVBand="1" w:val="04A0"/>
+      </w:tblPr>
+      <w:tblGrid>
+        <w:gridCol w:w="9792"/>
+      </w:tblGrid>
+      <w:tr>
+        <w:tc>
+          <w:tcPr>
+            <w:tcW w:type="dxa" w:w="9792"/>
+            <w:shd w:fill="F5F6F8"/>
+            <w:tcMar>
+              <w:top w:w="80" w:type="dxa"/>
+              <w:bottom w:w="80" w:type="dxa"/>
+              <w:left w:w="140" w:type="dxa"/>
+              <w:right w:w="140" w:type="dxa"/>
+            </w:tcMar>
+            <w:tcBorders>
+              <w:left w:val="single" w:sz="18" w:space="0" w:color="CBD5E0"/>
+              <w:top w:val="none"/>
+              <w:right w:val="none"/>
+              <w:bottom w:val="none"/>
+            </w:tcBorders>
+          </w:tcPr>
+          <w:p>
+            <w:pPr>
+              <w:spacing w:line="240" w:lineRule="auto" w:after="0"/>
+            </w:pPr>
+            <w:r>
+              <w:rPr>
+                <w:rFonts w:ascii="Consolas" w:hAnsi="Consolas"/>
+                <w:color w:val="2D3748"/>
+                <w:sz w:val="18"/>
+              </w:rPr>
+              <w:t>C_snub = V_snub / (Δ V_snub * R_snub * f_sw)</w:t>
+            </w:r>
+          </w:p>
+        </w:tc>
+      </w:tr>
+    </w:tbl>
+    <w:p/>
     <w:p>
       <w:pPr>
         <w:pStyle w:val="ListNumber"/>
@@ -3075,22 +2475,7 @@
           <w:color w:val="282C34"/>
           <w:sz w:val="21"/>
         </w:rPr>
-        <w:t xml:space="preserve"> (</w:t>
-      </w:r>
-      <w:r>
-        <w:rPr>
-          <w:i/>
-          <w:color w:val="145AA0"/>
-          <w:sz w:val="21"/>
-        </w:rPr>
-        <w:t>t_{rr &lt; 50\,ns</w:t>
-      </w:r>
-      <w:r>
-        <w:rPr>
-          <w:color w:val="282C34"/>
-          <w:sz w:val="21"/>
-        </w:rPr>
-        <w:t>, e.g., US1M, ES1J) rated for the full drain voltage.</w:t>
+        <w:t xml:space="preserve"> (t_rr &lt; 50 ns, e.g., US1M, ES1J) rated for the full drain voltage.</w:t>
       </w:r>
     </w:p>
     <w:p>
@@ -3123,22 +2508,7 @@
           <w:color w:val="282C34"/>
           <w:sz w:val="21"/>
         </w:rPr>
-        <w:t>The LLC resonant converter achieves the highest efficiency (</w:t>
-      </w:r>
-      <w:r>
-        <w:rPr>
-          <w:i/>
-          <w:color w:val="145AA0"/>
-          <w:sz w:val="21"/>
-        </w:rPr>
-        <w:t>&gt; 97\%</w:t>
-      </w:r>
-      <w:r>
-        <w:rPr>
-          <w:color w:val="282C34"/>
-          <w:sz w:val="21"/>
-        </w:rPr>
-        <w:t xml:space="preserve">) in telecom rectifiers, server power supplies, and EV on-board chargers (OBC) by operating with </w:t>
+        <w:t xml:space="preserve">The LLC resonant converter achieves the highest efficiency (&gt; 97\%) in telecom rectifiers, server power supplies, and EV on-board chargers (OBC) by operating with </w:t>
       </w:r>
       <w:r>
         <w:rPr>
@@ -3271,22 +2641,21 @@
           <w:color w:val="282C34"/>
           <w:sz w:val="21"/>
         </w:rPr>
-        <w:t>In the dead-time between Q2 turning off and Q1 turning on, the inductive magnetizing current (</w:t>
+        <w:t>In the dead-time between Q2 turning off and Q1 turning on, the inductive magnetizing current (I_m) freewheels.</w:t>
       </w:r>
-      <w:r>
-        <w:rPr>
-          <w:i/>
-          <w:color w:val="145AA0"/>
-          <w:sz w:val="21"/>
-        </w:rPr>
-        <w:t>I_m</w:t>
-      </w:r>
+    </w:p>
+    <w:p>
+      <w:pPr>
+        <w:pStyle w:val="ListNumber"/>
+        <w:spacing w:after="40"/>
+        <w:ind w:left="360"/>
+      </w:pPr>
       <w:r>
         <w:rPr>
           <w:color w:val="282C34"/>
           <w:sz w:val="21"/>
         </w:rPr>
-        <w:t>) freewheels.</w:t>
+        <w:t>This inductive current discharges the output capacitance (C_oss) of Q1 from +V_BUS down to 0 V, while simultaneously charging the C_oss of Q2 from 0 V up to +V_BUS.</w:t>
       </w:r>
     </w:p>
     <w:p>
@@ -3300,155 +2669,21 @@
           <w:color w:val="282C34"/>
           <w:sz w:val="21"/>
         </w:rPr>
-        <w:t>This inductive current discharges the output capacitance (</w:t>
+        <w:t>When V_DS(Q1) drops to zero, its body diode conducts forward current.</w:t>
       </w:r>
-      <w:r>
-        <w:rPr>
-          <w:i/>
-          <w:color w:val="145AA0"/>
-          <w:sz w:val="21"/>
-        </w:rPr>
-        <w:t>C_{oss</w:t>
-      </w:r>
+    </w:p>
+    <w:p>
+      <w:pPr>
+        <w:pStyle w:val="ListNumber"/>
+        <w:spacing w:after="40"/>
+        <w:ind w:left="360"/>
+      </w:pPr>
       <w:r>
         <w:rPr>
           <w:color w:val="282C34"/>
           <w:sz w:val="21"/>
         </w:rPr>
-        <w:t xml:space="preserve">) of Q1 from </w:t>
-      </w:r>
-      <w:r>
-        <w:rPr>
-          <w:i/>
-          <w:color w:val="145AA0"/>
-          <w:sz w:val="21"/>
-        </w:rPr>
-        <w:t>+V_{BUS</w:t>
-      </w:r>
-      <w:r>
-        <w:rPr>
-          <w:color w:val="282C34"/>
-          <w:sz w:val="21"/>
-        </w:rPr>
-        <w:t xml:space="preserve"> down to </w:t>
-      </w:r>
-      <w:r>
-        <w:rPr>
-          <w:i/>
-          <w:color w:val="145AA0"/>
-          <w:sz w:val="21"/>
-        </w:rPr>
-        <w:t>0\,V</w:t>
-      </w:r>
-      <w:r>
-        <w:rPr>
-          <w:color w:val="282C34"/>
-          <w:sz w:val="21"/>
-        </w:rPr>
-        <w:t xml:space="preserve">, while simultaneously charging the </w:t>
-      </w:r>
-      <w:r>
-        <w:rPr>
-          <w:i/>
-          <w:color w:val="145AA0"/>
-          <w:sz w:val="21"/>
-        </w:rPr>
-        <w:t>C_{oss</w:t>
-      </w:r>
-      <w:r>
-        <w:rPr>
-          <w:color w:val="282C34"/>
-          <w:sz w:val="21"/>
-        </w:rPr>
-        <w:t xml:space="preserve"> of Q2 from </w:t>
-      </w:r>
-      <w:r>
-        <w:rPr>
-          <w:i/>
-          <w:color w:val="145AA0"/>
-          <w:sz w:val="21"/>
-        </w:rPr>
-        <w:t>0\,V</w:t>
-      </w:r>
-      <w:r>
-        <w:rPr>
-          <w:color w:val="282C34"/>
-          <w:sz w:val="21"/>
-        </w:rPr>
-        <w:t xml:space="preserve"> up to </w:t>
-      </w:r>
-      <w:r>
-        <w:rPr>
-          <w:i/>
-          <w:color w:val="145AA0"/>
-          <w:sz w:val="21"/>
-        </w:rPr>
-        <w:t>+V_{BUS</w:t>
-      </w:r>
-      <w:r>
-        <w:rPr>
-          <w:color w:val="282C34"/>
-          <w:sz w:val="21"/>
-        </w:rPr>
-        <w:t>.</w:t>
-      </w:r>
-    </w:p>
-    <w:p>
-      <w:pPr>
-        <w:pStyle w:val="ListNumber"/>
-        <w:spacing w:after="40"/>
-        <w:ind w:left="360"/>
-      </w:pPr>
-      <w:r>
-        <w:rPr>
-          <w:color w:val="282C34"/>
-          <w:sz w:val="21"/>
-        </w:rPr>
-        <w:t xml:space="preserve">When </w:t>
-      </w:r>
-      <w:r>
-        <w:rPr>
-          <w:i/>
-          <w:color w:val="145AA0"/>
-          <w:sz w:val="21"/>
-        </w:rPr>
-        <w:t>V_{DS(Q1)</w:t>
-      </w:r>
-      <w:r>
-        <w:rPr>
-          <w:color w:val="282C34"/>
-          <w:sz w:val="21"/>
-        </w:rPr>
-        <w:t xml:space="preserve"> drops to zero, its body diode conducts forward current.</w:t>
-      </w:r>
-    </w:p>
-    <w:p>
-      <w:pPr>
-        <w:pStyle w:val="ListNumber"/>
-        <w:spacing w:after="40"/>
-        <w:ind w:left="360"/>
-      </w:pPr>
-      <w:r>
-        <w:rPr>
-          <w:color w:val="282C34"/>
-          <w:sz w:val="21"/>
-        </w:rPr>
-        <w:t xml:space="preserve">Q1 is turned ON while </w:t>
-      </w:r>
-      <w:r>
-        <w:rPr>
-          <w:i/>
-          <w:color w:val="145AA0"/>
-          <w:sz w:val="21"/>
-        </w:rPr>
-        <w:t>V_{DS = 0\,V</w:t>
-      </w:r>
-      <w:r>
-        <w:rPr>
-          <w:color w:val="282C34"/>
-          <w:sz w:val="21"/>
-        </w:rPr>
-        <w:t xml:space="preserve">. </w:t>
+        <w:t xml:space="preserve">Q1 is turned ON while V_DS = 0 V. </w:t>
       </w:r>
       <w:r>
         <w:rPr>
@@ -3456,7 +2691,7 @@
           <w:color w:val="282C34"/>
           <w:sz w:val="21"/>
         </w:rPr>
-        <w:t>Turn-on switching losses are completely eliminated ($P_{sw(on)} = 0$)!</w:t>
+        <w:t>Turn-on switching losses are completely eliminated (P_sw(on) = 0)!</w:t>
       </w:r>
     </w:p>
     <w:p>
@@ -3472,30 +2707,60 @@
         <w:t>Minimum Dead-Time Equation for Complete ZVS:</w:t>
       </w:r>
     </w:p>
+    <w:tbl>
+      <w:tblPr>
+        <w:tblW w:type="auto" w:w="0"/>
+        <w:jc w:val="center"/>
+        <w:tblLook w:firstColumn="1" w:firstRow="1" w:lastColumn="0" w:lastRow="0" w:noHBand="0" w:noVBand="1" w:val="04A0"/>
+      </w:tblPr>
+      <w:tblGrid>
+        <w:gridCol w:w="9792"/>
+      </w:tblGrid>
+      <w:tr>
+        <w:tc>
+          <w:tcPr>
+            <w:tcW w:type="dxa" w:w="9792"/>
+            <w:shd w:fill="F5F6F8"/>
+            <w:tcMar>
+              <w:top w:w="80" w:type="dxa"/>
+              <w:bottom w:w="80" w:type="dxa"/>
+              <w:left w:w="140" w:type="dxa"/>
+              <w:right w:w="140" w:type="dxa"/>
+            </w:tcMar>
+            <w:tcBorders>
+              <w:left w:val="single" w:sz="18" w:space="0" w:color="CBD5E0"/>
+              <w:top w:val="none"/>
+              <w:right w:val="none"/>
+              <w:bottom w:val="none"/>
+            </w:tcBorders>
+          </w:tcPr>
+          <w:p>
+            <w:pPr>
+              <w:spacing w:line="240" w:lineRule="auto" w:after="0"/>
+            </w:pPr>
+            <w:r>
+              <w:rPr>
+                <w:rFonts w:ascii="Consolas" w:hAnsi="Consolas"/>
+                <w:color w:val="2D3748"/>
+                <w:sz w:val="18"/>
+              </w:rPr>
+              <w:t>t_dead &gt;= (2 * C_oss(tr) * V_BUS) / I_m(pk) = (16 * C_oss(tr) * L_m * f_sw) / (n * V_OUT)</w:t>
+            </w:r>
+          </w:p>
+        </w:tc>
+      </w:tr>
+    </w:tbl>
+    <w:p/>
     <w:p>
       <w:pPr>
         <w:spacing w:after="80"/>
       </w:pPr>
-      <w:r>
-        <w:rPr>
-          <w:i/>
-          <w:color w:val="145AA0"/>
-          <w:sz w:val="21"/>
-        </w:rPr>
-      </w:r>
       <w:r>
         <w:rPr>
           <w:color w:val="282C34"/>
           <w:sz w:val="21"/>
         </w:rPr>
-        <w:t>t_{dead} \ge \frac{2 \cdot C_{oss(tr)} \cdot V_{BUS}}{I_{m(pk)}} = \frac{16 \cdot C_{oss(tr)} \cdot L_m \cdot f_{sw}}{n \cdot V_{OUT}}</w:t>
-      </w:r>
-      <w:r>
-        <w:rPr>
-          <w:i/>
-          <w:color w:val="145AA0"/>
-          <w:sz w:val="21"/>
-        </w:rPr>
+        <w:t>where C_oss(tr) is the time-related equivalent output capacitance of the MOSFET.</w:t>
       </w:r>
     </w:p>
     <w:p>
@@ -3507,49 +2772,7 @@
           <w:color w:val="282C34"/>
           <w:sz w:val="21"/>
         </w:rPr>
-        <w:t xml:space="preserve">where </w:t>
-      </w:r>
-      <w:r>
-        <w:rPr>
-          <w:i/>
-          <w:color w:val="145AA0"/>
-          <w:sz w:val="21"/>
-        </w:rPr>
-        <w:t>C_{oss(tr)</w:t>
-      </w:r>
-      <w:r>
-        <w:rPr>
-          <w:color w:val="282C34"/>
-          <w:sz w:val="21"/>
-        </w:rPr>
-        <w:t xml:space="preserve"> is the time-related equivalent output capacitance of the MOSFET.</w:t>
-      </w:r>
-    </w:p>
-    <w:p>
-      <w:pPr>
-        <w:spacing w:after="80"/>
-      </w:pPr>
-      <w:r>
-        <w:rPr>
-          <w:color w:val="282C34"/>
-          <w:sz w:val="21"/>
-        </w:rPr>
-        <w:t>If dead-time is too short, ZVS is lost, causing severe hard-switching capacitive discharge losses (</w:t>
-      </w:r>
-      <w:r>
-        <w:rPr>
-          <w:i/>
-          <w:color w:val="145AA0"/>
-          <w:sz w:val="21"/>
-        </w:rPr>
-        <w:t>P_{coss = f_{sw \cdot C_{oss V_{bus^2</w:t>
-      </w:r>
-      <w:r>
-        <w:rPr>
-          <w:color w:val="282C34"/>
-          <w:sz w:val="21"/>
-        </w:rPr>
-        <w:t>) and EMI generation.</w:t>
+        <w:t>If dead-time is too short, ZVS is lost, causing severe hard-switching capacitive discharge losses (P_coss = f_sw * C_oss V_bus^2) and EMI generation.</w:t>
       </w:r>
     </w:p>
     <w:p>
@@ -3718,32 +2941,50 @@
         <w:t>During turn-on, the gate driver must source a peak current during the Miller plateau transition:</w:t>
       </w:r>
     </w:p>
-    <w:p>
-      <w:pPr>
-        <w:spacing w:after="80"/>
-      </w:pPr>
-      <w:r>
-        <w:rPr>
-          <w:i/>
-          <w:color w:val="145AA0"/>
-          <w:sz w:val="21"/>
-        </w:rPr>
-      </w:r>
-      <w:r>
-        <w:rPr>
-          <w:color w:val="282C34"/>
-          <w:sz w:val="21"/>
-        </w:rPr>
-        <w:t>I_{source(pk)} = \frac{V_{DRV} - V_{plateau}}{R_{drv(source)} + R_{G(ext)} + R_{G(int)}}</w:t>
-      </w:r>
-      <w:r>
-        <w:rPr>
-          <w:i/>
-          <w:color w:val="145AA0"/>
-          <w:sz w:val="21"/>
-        </w:rPr>
-      </w:r>
-    </w:p>
+    <w:tbl>
+      <w:tblPr>
+        <w:tblW w:type="auto" w:w="0"/>
+        <w:jc w:val="center"/>
+        <w:tblLook w:firstColumn="1" w:firstRow="1" w:lastColumn="0" w:lastRow="0" w:noHBand="0" w:noVBand="1" w:val="04A0"/>
+      </w:tblPr>
+      <w:tblGrid>
+        <w:gridCol w:w="9792"/>
+      </w:tblGrid>
+      <w:tr>
+        <w:tc>
+          <w:tcPr>
+            <w:tcW w:type="dxa" w:w="9792"/>
+            <w:shd w:fill="F5F6F8"/>
+            <w:tcMar>
+              <w:top w:w="80" w:type="dxa"/>
+              <w:bottom w:w="80" w:type="dxa"/>
+              <w:left w:w="140" w:type="dxa"/>
+              <w:right w:w="140" w:type="dxa"/>
+            </w:tcMar>
+            <w:tcBorders>
+              <w:left w:val="single" w:sz="18" w:space="0" w:color="CBD5E0"/>
+              <w:top w:val="none"/>
+              <w:right w:val="none"/>
+              <w:bottom w:val="none"/>
+            </w:tcBorders>
+          </w:tcPr>
+          <w:p>
+            <w:pPr>
+              <w:spacing w:line="240" w:lineRule="auto" w:after="0"/>
+            </w:pPr>
+            <w:r>
+              <w:rPr>
+                <w:rFonts w:ascii="Consolas" w:hAnsi="Consolas"/>
+                <w:color w:val="2D3748"/>
+                <w:sz w:val="18"/>
+              </w:rPr>
+              <w:t>I_source(pk) = (V_DRV - V_plateau) / (R_drv(source) + R_G(ext) + R_G(int))</w:t>
+            </w:r>
+          </w:p>
+        </w:tc>
+      </w:tr>
+    </w:tbl>
+    <w:p/>
     <w:p>
       <w:pPr>
         <w:spacing w:after="80"/>
@@ -3756,60 +2997,83 @@
         <w:t>During turn-off, the gate driver sinks current from the plateau down to cutoff:</w:t>
       </w:r>
     </w:p>
+    <w:tbl>
+      <w:tblPr>
+        <w:tblW w:type="auto" w:w="0"/>
+        <w:jc w:val="center"/>
+        <w:tblLook w:firstColumn="1" w:firstRow="1" w:lastColumn="0" w:lastRow="0" w:noHBand="0" w:noVBand="1" w:val="04A0"/>
+      </w:tblPr>
+      <w:tblGrid>
+        <w:gridCol w:w="9792"/>
+      </w:tblGrid>
+      <w:tr>
+        <w:tc>
+          <w:tcPr>
+            <w:tcW w:type="dxa" w:w="9792"/>
+            <w:shd w:fill="F5F6F8"/>
+            <w:tcMar>
+              <w:top w:w="80" w:type="dxa"/>
+              <w:bottom w:w="80" w:type="dxa"/>
+              <w:left w:w="140" w:type="dxa"/>
+              <w:right w:w="140" w:type="dxa"/>
+            </w:tcMar>
+            <w:tcBorders>
+              <w:left w:val="single" w:sz="18" w:space="0" w:color="CBD5E0"/>
+              <w:top w:val="none"/>
+              <w:right w:val="none"/>
+              <w:bottom w:val="none"/>
+            </w:tcBorders>
+          </w:tcPr>
+          <w:p>
+            <w:pPr>
+              <w:spacing w:line="240" w:lineRule="auto" w:after="0"/>
+            </w:pPr>
+            <w:r>
+              <w:rPr>
+                <w:rFonts w:ascii="Consolas" w:hAnsi="Consolas"/>
+                <w:color w:val="2D3748"/>
+                <w:sz w:val="18"/>
+              </w:rPr>
+              <w:t>I_sink(pk) = (V_plateau - V_DRV(low)) / (R_drv(sink) + R_G(ext) + R_G(int))</w:t>
+            </w:r>
+          </w:p>
+        </w:tc>
+      </w:tr>
+    </w:tbl>
+    <w:p/>
     <w:p>
       <w:pPr>
-        <w:spacing w:after="80"/>
+        <w:spacing w:before="120" w:after="40"/>
       </w:pPr>
       <w:r>
         <w:rPr>
-          <w:i/>
-          <w:color w:val="145AA0"/>
+          <w:b/>
+          <w:color w:val="282C34"/>
+          <w:sz w:val="22"/>
+        </w:rPr>
+        <w:t>Why Asymmetric Gate Resistance (R_G,on &gt; R_G,off)?</w:t>
+      </w:r>
+    </w:p>
+    <w:p>
+      <w:pPr>
+        <w:pStyle w:val="ListBullet"/>
+        <w:spacing w:after="40"/>
+        <w:ind w:left="360"/>
+      </w:pPr>
+      <w:r>
+        <w:rPr>
+          <w:b/>
+          <w:color w:val="282C34"/>
           <w:sz w:val="21"/>
         </w:rPr>
+        <w:t>Turn-On (R_G,on)</w:t>
       </w:r>
       <w:r>
         <w:rPr>
           <w:color w:val="282C34"/>
           <w:sz w:val="21"/>
         </w:rPr>
-        <w:t>I_{sink(pk)} = \frac{V_{plateau} - V_{DRV(low)}}{R_{drv(sink)} + R_{G(ext)} + R_{G(int)}}</w:t>
-      </w:r>
-      <w:r>
-        <w:rPr>
-          <w:i/>
-          <w:color w:val="145AA0"/>
-          <w:sz w:val="21"/>
-        </w:rPr>
-      </w:r>
-    </w:p>
-    <w:p>
-      <w:pPr>
-        <w:spacing w:before="120" w:after="40"/>
-      </w:pPr>
-      <w:r>
-        <w:rPr>
-          <w:b/>
-          <w:color w:val="282C34"/>
-          <w:sz w:val="22"/>
-        </w:rPr>
-        <w:t>Why Asymmetric Gate Resistance (</w:t>
-      </w:r>
-      <w:r>
-        <w:rPr>
-          <w:b/>
-          <w:i/>
-          <w:color w:val="145AA0"/>
-          <w:sz w:val="22"/>
-        </w:rPr>
-        <w:t>R_{G,on &gt; R_{G,off</w:t>
-      </w:r>
-      <w:r>
-        <w:rPr>
-          <w:b/>
-          <w:color w:val="282C34"/>
-          <w:sz w:val="22"/>
-        </w:rPr>
-        <w:t>)?</w:t>
+        <w:t>: Sized higher (5 Ω - 20 Ω) to throttle the switch node dV/dt and di/dt, mitigating electromagnetic interference (EMI) and preventing reverse-recovery ringing of the freewheeling diode.</w:t>
       </w:r>
     </w:p>
     <w:p>
@@ -3824,96 +3088,14 @@
           <w:color w:val="282C34"/>
           <w:sz w:val="21"/>
         </w:rPr>
-        <w:t>Turn-On ($R_{G,on}$)</w:t>
+        <w:t>Turn-Off (R_G,off)</w:t>
       </w:r>
       <w:r>
         <w:rPr>
           <w:color w:val="282C34"/>
           <w:sz w:val="21"/>
         </w:rPr>
-        <w:t>: Sized higher (</w:t>
-      </w:r>
-      <w:r>
-        <w:rPr>
-          <w:i/>
-          <w:color w:val="145AA0"/>
-          <w:sz w:val="21"/>
-        </w:rPr>
-        <w:t>5\,\Omega - 20\,\Omega</w:t>
-      </w:r>
-      <w:r>
-        <w:rPr>
-          <w:color w:val="282C34"/>
-          <w:sz w:val="21"/>
-        </w:rPr>
-        <w:t xml:space="preserve">) to throttle the switch node </w:t>
-      </w:r>
-      <w:r>
-        <w:rPr>
-          <w:i/>
-          <w:color w:val="145AA0"/>
-          <w:sz w:val="21"/>
-        </w:rPr>
-        <w:t>dV/dt</w:t>
-      </w:r>
-      <w:r>
-        <w:rPr>
-          <w:color w:val="282C34"/>
-          <w:sz w:val="21"/>
-        </w:rPr>
-        <w:t xml:space="preserve"> and </w:t>
-      </w:r>
-      <w:r>
-        <w:rPr>
-          <w:i/>
-          <w:color w:val="145AA0"/>
-          <w:sz w:val="21"/>
-        </w:rPr>
-        <w:t>di/dt</w:t>
-      </w:r>
-      <w:r>
-        <w:rPr>
-          <w:color w:val="282C34"/>
-          <w:sz w:val="21"/>
-        </w:rPr>
-        <w:t>, mitigating electromagnetic interference (EMI) and preventing reverse-recovery ringing of the freewheeling diode.</w:t>
-      </w:r>
-    </w:p>
-    <w:p>
-      <w:pPr>
-        <w:pStyle w:val="ListBullet"/>
-        <w:spacing w:after="40"/>
-        <w:ind w:left="360"/>
-      </w:pPr>
-      <w:r>
-        <w:rPr>
-          <w:b/>
-          <w:color w:val="282C34"/>
-          <w:sz w:val="21"/>
-        </w:rPr>
-        <w:t>Turn-Off ($R_{G,off}$)</w:t>
-      </w:r>
-      <w:r>
-        <w:rPr>
-          <w:color w:val="282C34"/>
-          <w:sz w:val="21"/>
-        </w:rPr>
-        <w:t>: Sized significantly lower (</w:t>
-      </w:r>
-      <w:r>
-        <w:rPr>
-          <w:i/>
-          <w:color w:val="145AA0"/>
-          <w:sz w:val="21"/>
-        </w:rPr>
-        <w:t>1\,\Omega - 4.7\,\Omega</w:t>
-      </w:r>
-      <w:r>
-        <w:rPr>
-          <w:color w:val="282C34"/>
-          <w:sz w:val="21"/>
-        </w:rPr>
-        <w:t xml:space="preserve">, facilitated by an anti-parallel Schottky diode </w:t>
+        <w:t xml:space="preserve">: Sized significantly lower (1 Ω - 4.7 Ω, facilitated by an anti-parallel Schottky diode </w:t>
       </w:r>
       <w:r>
         <w:rPr>
@@ -3928,22 +3110,7 @@
           <w:color w:val="282C34"/>
           <w:sz w:val="21"/>
         </w:rPr>
-        <w:t xml:space="preserve">) to drain gate charge as rapidly as possible, minimizing turn-off crossover power loss and holding the gate clamped to source to prevent </w:t>
-      </w:r>
-      <w:r>
-        <w:rPr>
-          <w:i/>
-          <w:color w:val="145AA0"/>
-          <w:sz w:val="21"/>
-        </w:rPr>
-        <w:t>dV/dt</w:t>
-      </w:r>
-      <w:r>
-        <w:rPr>
-          <w:color w:val="282C34"/>
-          <w:sz w:val="21"/>
-        </w:rPr>
-        <w:t xml:space="preserve"> Miller re-triggering.</w:t>
+        <w:t>) to drain gate charge as rapidly as possible, minimizing turn-off crossover power loss and holding the gate clamped to source to prevent dV/dt Miller re-triggering.</w:t>
       </w:r>
     </w:p>
     <w:p>
@@ -3976,37 +3143,7 @@
           <w:color w:val="282C34"/>
           <w:sz w:val="21"/>
         </w:rPr>
-        <w:t xml:space="preserve">Driving an N-channel MOSFET on the high side of a half-bridge requires pulling the gate </w:t>
-      </w:r>
-      <w:r>
-        <w:rPr>
-          <w:i/>
-          <w:color w:val="145AA0"/>
-          <w:sz w:val="21"/>
-        </w:rPr>
-        <w:t>10\,V - 12\,V</w:t>
-      </w:r>
-      <w:r>
-        <w:rPr>
-          <w:color w:val="282C34"/>
-          <w:sz w:val="21"/>
-        </w:rPr>
-        <w:t xml:space="preserve"> above the switch node (SW), which swings dynamically between GND and </w:t>
-      </w:r>
-      <w:r>
-        <w:rPr>
-          <w:i/>
-          <w:color w:val="145AA0"/>
-          <w:sz w:val="21"/>
-        </w:rPr>
-        <w:t>+V_{BUS</w:t>
-      </w:r>
-      <w:r>
-        <w:rPr>
-          <w:color w:val="282C34"/>
-          <w:sz w:val="21"/>
-        </w:rPr>
-        <w:t>.</w:t>
+        <w:t>Driving an N-channel MOSFET on the high side of a half-bridge requires pulling the gate 10 V - 12 V above the switch node (SW), which swings dynamically between GND and +V_BUS.</w:t>
       </w:r>
     </w:p>
     <w:tbl>
@@ -4099,24 +3236,7 @@
           <w:color w:val="282C34"/>
           <w:sz w:val="22"/>
         </w:rPr>
-        <w:t>Bootstrap Capacitor (</w:t>
-      </w:r>
-      <w:r>
-        <w:rPr>
-          <w:b/>
-          <w:i/>
-          <w:color w:val="145AA0"/>
-          <w:sz w:val="22"/>
-        </w:rPr>
-        <w:t>C_{boot</w:t>
-      </w:r>
-      <w:r>
-        <w:rPr>
-          <w:b/>
-          <w:color w:val="282C34"/>
-          <w:sz w:val="22"/>
-        </w:rPr>
-        <w:t>) Calculation:</w:t>
+        <w:t>Bootstrap Capacitor (C_boot) Calculation:</w:t>
       </w:r>
     </w:p>
     <w:p>
@@ -4128,175 +3248,121 @@
           <w:color w:val="282C34"/>
           <w:sz w:val="21"/>
         </w:rPr>
-        <w:t xml:space="preserve">When the low-side switch turns ON, the SW node collapses to GND, allowing </w:t>
+        <w:t>When the low-side switch turns ON, the SW node collapses to GND, allowing VCC to charge C_boot through D_boot. When the low-side turns OFF and the high-side turns ON, C_boot floats up, supplying gate charge to the high-side FET.</w:t>
       </w:r>
-      <w:r>
-        <w:rPr>
-          <w:i/>
-          <w:color w:val="145AA0"/>
-          <w:sz w:val="21"/>
-        </w:rPr>
-        <w:t>VCC</w:t>
-      </w:r>
+    </w:p>
+    <w:p>
+      <w:pPr>
+        <w:spacing w:after="80"/>
+      </w:pPr>
       <w:r>
         <w:rPr>
           <w:color w:val="282C34"/>
           <w:sz w:val="21"/>
         </w:rPr>
-        <w:t xml:space="preserve"> to charge </w:t>
+        <w:t>The total charge drawn from C_boot during one high-side conduction interval is:</w:t>
       </w:r>
-      <w:r>
-        <w:rPr>
-          <w:i/>
-          <w:color w:val="145AA0"/>
-          <w:sz w:val="21"/>
-        </w:rPr>
-        <w:t>C_{boot</w:t>
-      </w:r>
+    </w:p>
+    <w:tbl>
+      <w:tblPr>
+        <w:tblW w:type="auto" w:w="0"/>
+        <w:jc w:val="center"/>
+        <w:tblLook w:firstColumn="1" w:firstRow="1" w:lastColumn="0" w:lastRow="0" w:noHBand="0" w:noVBand="1" w:val="04A0"/>
+      </w:tblPr>
+      <w:tblGrid>
+        <w:gridCol w:w="9792"/>
+      </w:tblGrid>
+      <w:tr>
+        <w:tc>
+          <w:tcPr>
+            <w:tcW w:type="dxa" w:w="9792"/>
+            <w:shd w:fill="F5F6F8"/>
+            <w:tcMar>
+              <w:top w:w="80" w:type="dxa"/>
+              <w:bottom w:w="80" w:type="dxa"/>
+              <w:left w:w="140" w:type="dxa"/>
+              <w:right w:w="140" w:type="dxa"/>
+            </w:tcMar>
+            <w:tcBorders>
+              <w:left w:val="single" w:sz="18" w:space="0" w:color="CBD5E0"/>
+              <w:top w:val="none"/>
+              <w:right w:val="none"/>
+              <w:bottom w:val="none"/>
+            </w:tcBorders>
+          </w:tcPr>
+          <w:p>
+            <w:pPr>
+              <w:spacing w:line="240" w:lineRule="auto" w:after="0"/>
+            </w:pPr>
+            <w:r>
+              <w:rPr>
+                <w:rFonts w:ascii="Consolas" w:hAnsi="Consolas"/>
+                <w:color w:val="2D3748"/>
+                <w:sz w:val="18"/>
+              </w:rPr>
+              <w:t>Q_total = Q_g(HS) + Q_rr(Dboot) + (I_q,driver * t_on,max) + (V_boot / R_bleed * t_on,max)</w:t>
+            </w:r>
+          </w:p>
+        </w:tc>
+      </w:tr>
+    </w:tbl>
+    <w:p/>
+    <w:p>
+      <w:pPr>
+        <w:spacing w:after="80"/>
+      </w:pPr>
       <w:r>
         <w:rPr>
           <w:color w:val="282C34"/>
           <w:sz w:val="21"/>
         </w:rPr>
-        <w:t xml:space="preserve"> through </w:t>
-      </w:r>
-      <w:r>
-        <w:rPr>
-          <w:i/>
-          <w:color w:val="145AA0"/>
-          <w:sz w:val="21"/>
-        </w:rPr>
-        <w:t>D_{boot</w:t>
-      </w:r>
-      <w:r>
-        <w:rPr>
-          <w:color w:val="282C34"/>
-          <w:sz w:val="21"/>
-        </w:rPr>
-        <w:t xml:space="preserve">. When the low-side turns OFF and the high-side turns ON, </w:t>
-      </w:r>
-      <w:r>
-        <w:rPr>
-          <w:i/>
-          <w:color w:val="145AA0"/>
-          <w:sz w:val="21"/>
-        </w:rPr>
-        <w:t>C_{boot</w:t>
-      </w:r>
-      <w:r>
-        <w:rPr>
-          <w:color w:val="282C34"/>
-          <w:sz w:val="21"/>
-        </w:rPr>
-        <w:t xml:space="preserve"> floats up, supplying gate charge to the high-side FET.</w:t>
+        <w:t>To ensure the bootstrap voltage does not drop by more than Δ V_boot &lt;= 0.5 V (which would drive the high-side FET into linear saturation):</w:t>
       </w:r>
     </w:p>
-    <w:p>
-      <w:pPr>
-        <w:spacing w:after="80"/>
-      </w:pPr>
-      <w:r>
-        <w:rPr>
-          <w:color w:val="282C34"/>
-          <w:sz w:val="21"/>
-        </w:rPr>
-        <w:t xml:space="preserve">The total charge drawn from </w:t>
-      </w:r>
-      <w:r>
-        <w:rPr>
-          <w:i/>
-          <w:color w:val="145AA0"/>
-          <w:sz w:val="21"/>
-        </w:rPr>
-        <w:t>C_{boot</w:t>
-      </w:r>
-      <w:r>
-        <w:rPr>
-          <w:color w:val="282C34"/>
-          <w:sz w:val="21"/>
-        </w:rPr>
-        <w:t xml:space="preserve"> during one high-side conduction interval is:</w:t>
-      </w:r>
-    </w:p>
-    <w:p>
-      <w:pPr>
-        <w:spacing w:after="80"/>
-      </w:pPr>
-      <w:r>
-        <w:rPr>
-          <w:i/>
-          <w:color w:val="145AA0"/>
-          <w:sz w:val="21"/>
-        </w:rPr>
-      </w:r>
-      <w:r>
-        <w:rPr>
-          <w:color w:val="282C34"/>
-          <w:sz w:val="21"/>
-        </w:rPr>
-        <w:t>Q_{total} = Q_{g(HS)} + Q_{rr(Dboot)} + (I_{q,driver} \cdot t_{on,max}) + \left(\frac{V_{boot}}{R_{bleed}} \cdot t_{on,max}\right)</w:t>
-      </w:r>
-      <w:r>
-        <w:rPr>
-          <w:i/>
-          <w:color w:val="145AA0"/>
-          <w:sz w:val="21"/>
-        </w:rPr>
-      </w:r>
-    </w:p>
-    <w:p>
-      <w:pPr>
-        <w:spacing w:after="80"/>
-      </w:pPr>
-      <w:r>
-        <w:rPr>
-          <w:color w:val="282C34"/>
-          <w:sz w:val="21"/>
-        </w:rPr>
-        <w:t xml:space="preserve">To ensure the bootstrap voltage does not drop by more than </w:t>
-      </w:r>
-      <w:r>
-        <w:rPr>
-          <w:i/>
-          <w:color w:val="145AA0"/>
-          <w:sz w:val="21"/>
-        </w:rPr>
-        <w:t>\Delta V_{boot ≤ 0.5\,V</w:t>
-      </w:r>
-      <w:r>
-        <w:rPr>
-          <w:color w:val="282C34"/>
-          <w:sz w:val="21"/>
-        </w:rPr>
-        <w:t xml:space="preserve"> (which would drive the high-side FET into linear saturation):</w:t>
-      </w:r>
-    </w:p>
-    <w:p>
-      <w:pPr>
-        <w:spacing w:after="80"/>
-      </w:pPr>
-      <w:r>
-        <w:rPr>
-          <w:i/>
-          <w:color w:val="145AA0"/>
-          <w:sz w:val="21"/>
-        </w:rPr>
-      </w:r>
-      <w:r>
-        <w:rPr>
-          <w:color w:val="282C34"/>
-          <w:sz w:val="21"/>
-        </w:rPr>
-        <w:t>C_{boot} \ge \frac{Q_{total}}{\Delta V_{boot}} \approx \frac{2 \times Q_{g(HS)}}{\Delta V_{boot}}</w:t>
-      </w:r>
-      <w:r>
-        <w:rPr>
-          <w:i/>
-          <w:color w:val="145AA0"/>
-          <w:sz w:val="21"/>
-        </w:rPr>
-      </w:r>
-    </w:p>
+    <w:tbl>
+      <w:tblPr>
+        <w:tblW w:type="auto" w:w="0"/>
+        <w:jc w:val="center"/>
+        <w:tblLook w:firstColumn="1" w:firstRow="1" w:lastColumn="0" w:lastRow="0" w:noHBand="0" w:noVBand="1" w:val="04A0"/>
+      </w:tblPr>
+      <w:tblGrid>
+        <w:gridCol w:w="9792"/>
+      </w:tblGrid>
+      <w:tr>
+        <w:tc>
+          <w:tcPr>
+            <w:tcW w:type="dxa" w:w="9792"/>
+            <w:shd w:fill="F5F6F8"/>
+            <w:tcMar>
+              <w:top w:w="80" w:type="dxa"/>
+              <w:bottom w:w="80" w:type="dxa"/>
+              <w:left w:w="140" w:type="dxa"/>
+              <w:right w:w="140" w:type="dxa"/>
+            </w:tcMar>
+            <w:tcBorders>
+              <w:left w:val="single" w:sz="18" w:space="0" w:color="CBD5E0"/>
+              <w:top w:val="none"/>
+              <w:right w:val="none"/>
+              <w:bottom w:val="none"/>
+            </w:tcBorders>
+          </w:tcPr>
+          <w:p>
+            <w:pPr>
+              <w:spacing w:line="240" w:lineRule="auto" w:after="0"/>
+            </w:pPr>
+            <w:r>
+              <w:rPr>
+                <w:rFonts w:ascii="Consolas" w:hAnsi="Consolas"/>
+                <w:color w:val="2D3748"/>
+                <w:sz w:val="18"/>
+              </w:rPr>
+              <w:t>C_boot &gt;= Q_total / (Δ V_boot) ≈ (2 * Q_g(HS)) / (Δ V_boot)</w:t>
+            </w:r>
+          </w:p>
+        </w:tc>
+      </w:tr>
+    </w:tbl>
+    <w:p/>
     <w:p>
       <w:pPr>
         <w:spacing w:after="80"/>
@@ -4314,22 +3380,7 @@
           <w:color w:val="282C34"/>
           <w:sz w:val="21"/>
         </w:rPr>
-        <w:t xml:space="preserve">: </w:t>
-      </w:r>
-      <w:r>
-        <w:rPr>
-          <w:i/>
-          <w:color w:val="145AA0"/>
-          <w:sz w:val="21"/>
-        </w:rPr>
-        <w:t>0.1\,µF \dots 1.0\,µF</w:t>
-      </w:r>
-      <w:r>
-        <w:rPr>
-          <w:color w:val="282C34"/>
-          <w:sz w:val="21"/>
-        </w:rPr>
-        <w:t xml:space="preserve"> high-grade X7R ceramic MLCC placed directly across the IC pins.</w:t>
+        <w:t>: 0.1 µF ... 1.0 µF high-grade X7R ceramic MLCC placed directly across the IC pins.</w:t>
       </w:r>
     </w:p>
     <w:p>
@@ -4357,59 +3408,14 @@
           <w:color w:val="282C34"/>
           <w:sz w:val="21"/>
         </w:rPr>
-        <w:t>$100\%$ Duty Cycle Limitation</w:t>
+        <w:t>100\% Duty Cycle Limitation</w:t>
       </w:r>
       <w:r>
         <w:rPr>
           <w:color w:val="282C34"/>
           <w:sz w:val="21"/>
         </w:rPr>
-        <w:t>: In a buck converter, the high-side cannot stay ON indefinitely (</w:t>
-      </w:r>
-      <w:r>
-        <w:rPr>
-          <w:i/>
-          <w:color w:val="145AA0"/>
-          <w:sz w:val="21"/>
-        </w:rPr>
-        <w:t>D = 100\%</w:t>
-      </w:r>
-      <w:r>
-        <w:rPr>
-          <w:color w:val="282C34"/>
-          <w:sz w:val="21"/>
-        </w:rPr>
-        <w:t xml:space="preserve">) because </w:t>
-      </w:r>
-      <w:r>
-        <w:rPr>
-          <w:i/>
-          <w:color w:val="145AA0"/>
-          <w:sz w:val="21"/>
-        </w:rPr>
-        <w:t>C_{boot</w:t>
-      </w:r>
-      <w:r>
-        <w:rPr>
-          <w:color w:val="282C34"/>
-          <w:sz w:val="21"/>
-        </w:rPr>
-        <w:t xml:space="preserve"> will discharge through driver quiescent current, causing under-voltage lockout (UVLO). The low-side switch must be periodically pulsed low to replenish </w:t>
-      </w:r>
-      <w:r>
-        <w:rPr>
-          <w:i/>
-          <w:color w:val="145AA0"/>
-          <w:sz w:val="21"/>
-        </w:rPr>
-        <w:t>C_{boot</w:t>
-      </w:r>
-      <w:r>
-        <w:rPr>
-          <w:color w:val="282C34"/>
-          <w:sz w:val="21"/>
-        </w:rPr>
-        <w:t>.</w:t>
+        <w:t>: In a buck converter, the high-side cannot stay ON indefinitely (D = 100\%) because C_boot will discharge through driver quiescent current, causing under-voltage lockout (UVLO). The low-side switch must be periodically pulsed low to replenish C_boot.</w:t>
       </w:r>
     </w:p>
     <w:p>
@@ -4431,67 +3437,7 @@
           <w:color w:val="282C34"/>
           <w:sz w:val="21"/>
         </w:rPr>
-        <w:t xml:space="preserve">: Rapid turn-off of the low-side FET against parasitic package inductances drives the SW pin below GND (often </w:t>
-      </w:r>
-      <w:r>
-        <w:rPr>
-          <w:i/>
-          <w:color w:val="145AA0"/>
-          <w:sz w:val="21"/>
-        </w:rPr>
-        <w:t>-3\,V \dots -8\,V</w:t>
-      </w:r>
-      <w:r>
-        <w:rPr>
-          <w:color w:val="282C34"/>
-          <w:sz w:val="21"/>
-        </w:rPr>
-        <w:t xml:space="preserve">). This can over-stress the driver IC substrate or cause overcharging of </w:t>
-      </w:r>
-      <w:r>
-        <w:rPr>
-          <w:i/>
-          <w:color w:val="145AA0"/>
-          <w:sz w:val="21"/>
-        </w:rPr>
-        <w:t>C_{boot</w:t>
-      </w:r>
-      <w:r>
-        <w:rPr>
-          <w:color w:val="282C34"/>
-          <w:sz w:val="21"/>
-        </w:rPr>
-        <w:t xml:space="preserve"> (</w:t>
-      </w:r>
-      <w:r>
-        <w:rPr>
-          <w:i/>
-          <w:color w:val="145AA0"/>
-          <w:sz w:val="21"/>
-        </w:rPr>
-        <w:t>V_{boot &gt; VCC + |V_{SW(-)|</w:t>
-      </w:r>
-      <w:r>
-        <w:rPr>
-          <w:color w:val="282C34"/>
-          <w:sz w:val="21"/>
-        </w:rPr>
-        <w:t>), exceeding the absolute maximum gate breakdown voltage (</w:t>
-      </w:r>
-      <w:r>
-        <w:rPr>
-          <w:i/>
-          <w:color w:val="145AA0"/>
-          <w:sz w:val="21"/>
-        </w:rPr>
-        <w:t>V_{GS(max) = ± 20\,V</w:t>
-      </w:r>
-      <w:r>
-        <w:rPr>
-          <w:color w:val="282C34"/>
-          <w:sz w:val="21"/>
-        </w:rPr>
-        <w:t>).</w:t>
+        <w:t>: Rapid turn-off of the low-side FET against parasitic package inductances drives the SW pin below GND (often -3 V ... -8 V). This can over-stress the driver IC substrate or cause overcharging of C_boot (V_boot &gt; VCC + |V_SW(-)|), exceeding the absolute maximum gate breakdown voltage (V_GS(max) = ± 20 V).</w:t>
       </w:r>
     </w:p>
     <w:p>
@@ -4513,37 +3459,7 @@
           <w:color w:val="282C34"/>
           <w:sz w:val="21"/>
         </w:rPr>
-        <w:t xml:space="preserve">: Place an external low-forward-drop Schottky diode (BAT54/SS14) from GND to SW, and insert a </w:t>
-      </w:r>
-      <w:r>
-        <w:rPr>
-          <w:i/>
-          <w:color w:val="145AA0"/>
-          <w:sz w:val="21"/>
-        </w:rPr>
-        <w:t>2.2\,\Omega</w:t>
-      </w:r>
-      <w:r>
-        <w:rPr>
-          <w:color w:val="282C34"/>
-          <w:sz w:val="21"/>
-        </w:rPr>
-        <w:t xml:space="preserve"> resistor in series with </w:t>
-      </w:r>
-      <w:r>
-        <w:rPr>
-          <w:i/>
-          <w:color w:val="145AA0"/>
-          <w:sz w:val="21"/>
-        </w:rPr>
-        <w:t>C_{boot</w:t>
-      </w:r>
-      <w:r>
-        <w:rPr>
-          <w:color w:val="282C34"/>
-          <w:sz w:val="21"/>
-        </w:rPr>
-        <w:t>.</w:t>
+        <w:t>: Place an external low-forward-drop Schottky diode (BAT54/SS14) from GND to SW, and insert a 2.2 Ω resistor in series with C_boot.</w:t>
       </w:r>
     </w:p>
     <w:p>
@@ -4576,22 +3492,7 @@
           <w:color w:val="282C34"/>
           <w:sz w:val="21"/>
         </w:rPr>
-        <w:t>In conventional MOSFET packages (TO-220, D2PAK), the Source lead carries both the high-current load path (</w:t>
-      </w:r>
-      <w:r>
-        <w:rPr>
-          <w:i/>
-          <w:color w:val="145AA0"/>
-          <w:sz w:val="21"/>
-        </w:rPr>
-        <w:t>30\,A - 100\,A</w:t>
-      </w:r>
-      <w:r>
-        <w:rPr>
-          <w:color w:val="282C34"/>
-          <w:sz w:val="21"/>
-        </w:rPr>
-        <w:t>) and the gate driver return loop:</w:t>
+        <w:t>In conventional MOSFET packages (TO-220, D2PAK), the Source lead carries both the high-current load path (30 A - 100 A) and the gate driver return loop:</w:t>
       </w:r>
     </w:p>
     <w:tbl>
@@ -4684,65 +3585,53 @@
           <w:color w:val="282C34"/>
           <w:sz w:val="21"/>
         </w:rPr>
-        <w:t>During rapid turn-on and turn-off, the load current undergoes violent transitions (</w:t>
-      </w:r>
-      <w:r>
-        <w:rPr>
-          <w:i/>
-          <w:color w:val="145AA0"/>
-          <w:sz w:val="21"/>
-        </w:rPr>
-        <w:t>\frac{di_D{dt ≥ 1000\,A/µs</w:t>
-      </w:r>
-      <w:r>
-        <w:rPr>
-          <w:color w:val="282C34"/>
-          <w:sz w:val="21"/>
-        </w:rPr>
-        <w:t>). This induces a back-EMF across the common source package inductance (</w:t>
-      </w:r>
-      <w:r>
-        <w:rPr>
-          <w:i/>
-          <w:color w:val="145AA0"/>
-          <w:sz w:val="21"/>
-        </w:rPr>
-        <w:t>L_S \approx 5\,nH</w:t>
-      </w:r>
-      <w:r>
-        <w:rPr>
-          <w:color w:val="282C34"/>
-          <w:sz w:val="21"/>
-        </w:rPr>
-        <w:t>):</w:t>
+        <w:t>During rapid turn-on and turn-off, the load current undergoes violent transitions (di_D / dt &gt;= 1000 A/µs). This induces a back-EMF across the common source package inductance (L_S ≈ 5 nH):</w:t>
       </w:r>
     </w:p>
-    <w:p>
-      <w:pPr>
-        <w:spacing w:after="80"/>
-      </w:pPr>
-      <w:r>
-        <w:rPr>
-          <w:i/>
-          <w:color w:val="145AA0"/>
-          <w:sz w:val="21"/>
-        </w:rPr>
-      </w:r>
-      <w:r>
-        <w:rPr>
-          <w:color w:val="282C34"/>
-          <w:sz w:val="21"/>
-        </w:rPr>
-        <w:t>V_{ind} = L_S \cdot \frac{di_D}{dt} = 5 \times 10^{-9} \cdot 10^9 = 5.0\,\text{V}!</w:t>
-      </w:r>
-      <w:r>
-        <w:rPr>
-          <w:i/>
-          <w:color w:val="145AA0"/>
-          <w:sz w:val="21"/>
-        </w:rPr>
-      </w:r>
-    </w:p>
+    <w:tbl>
+      <w:tblPr>
+        <w:tblW w:type="auto" w:w="0"/>
+        <w:jc w:val="center"/>
+        <w:tblLook w:firstColumn="1" w:firstRow="1" w:lastColumn="0" w:lastRow="0" w:noHBand="0" w:noVBand="1" w:val="04A0"/>
+      </w:tblPr>
+      <w:tblGrid>
+        <w:gridCol w:w="9792"/>
+      </w:tblGrid>
+      <w:tr>
+        <w:tc>
+          <w:tcPr>
+            <w:tcW w:type="dxa" w:w="9792"/>
+            <w:shd w:fill="F5F6F8"/>
+            <w:tcMar>
+              <w:top w:w="80" w:type="dxa"/>
+              <w:bottom w:w="80" w:type="dxa"/>
+              <w:left w:w="140" w:type="dxa"/>
+              <w:right w:w="140" w:type="dxa"/>
+            </w:tcMar>
+            <w:tcBorders>
+              <w:left w:val="single" w:sz="18" w:space="0" w:color="CBD5E0"/>
+              <w:top w:val="none"/>
+              <w:right w:val="none"/>
+              <w:bottom w:val="none"/>
+            </w:tcBorders>
+          </w:tcPr>
+          <w:p>
+            <w:pPr>
+              <w:spacing w:line="240" w:lineRule="auto" w:after="0"/>
+            </w:pPr>
+            <w:r>
+              <w:rPr>
+                <w:rFonts w:ascii="Consolas" w:hAnsi="Consolas"/>
+                <w:color w:val="2D3748"/>
+                <w:sz w:val="18"/>
+              </w:rPr>
+              <w:t>V_ind = L_S * di_D / dt = 5 * 10^-9 * 10^9 = 5.0 V!</w:t>
+            </w:r>
+          </w:p>
+        </w:tc>
+      </w:tr>
+    </w:tbl>
+    <w:p/>
     <w:p>
       <w:pPr>
         <w:spacing w:after="80"/>
@@ -4755,57 +3644,60 @@
         <w:t>This induced voltage opposes the gate driver voltage, reducing the effective internal gate-to-source potential:</w:t>
       </w:r>
     </w:p>
+    <w:tbl>
+      <w:tblPr>
+        <w:tblW w:type="auto" w:w="0"/>
+        <w:jc w:val="center"/>
+        <w:tblLook w:firstColumn="1" w:firstRow="1" w:lastColumn="0" w:lastRow="0" w:noHBand="0" w:noVBand="1" w:val="04A0"/>
+      </w:tblPr>
+      <w:tblGrid>
+        <w:gridCol w:w="9792"/>
+      </w:tblGrid>
+      <w:tr>
+        <w:tc>
+          <w:tcPr>
+            <w:tcW w:type="dxa" w:w="9792"/>
+            <w:shd w:fill="F5F6F8"/>
+            <w:tcMar>
+              <w:top w:w="80" w:type="dxa"/>
+              <w:bottom w:w="80" w:type="dxa"/>
+              <w:left w:w="140" w:type="dxa"/>
+              <w:right w:w="140" w:type="dxa"/>
+            </w:tcMar>
+            <w:tcBorders>
+              <w:left w:val="single" w:sz="18" w:space="0" w:color="CBD5E0"/>
+              <w:top w:val="none"/>
+              <w:right w:val="none"/>
+              <w:bottom w:val="none"/>
+            </w:tcBorders>
+          </w:tcPr>
+          <w:p>
+            <w:pPr>
+              <w:spacing w:line="240" w:lineRule="auto" w:after="0"/>
+            </w:pPr>
+            <w:r>
+              <w:rPr>
+                <w:rFonts w:ascii="Consolas" w:hAnsi="Consolas"/>
+                <w:color w:val="2D3748"/>
+                <w:sz w:val="18"/>
+              </w:rPr>
+              <w:t>V_GS(internal) = V_drive - V_ind = 12 V - 5 V = 7 V</w:t>
+            </w:r>
+          </w:p>
+        </w:tc>
+      </w:tr>
+    </w:tbl>
+    <w:p/>
     <w:p>
       <w:pPr>
         <w:spacing w:after="80"/>
       </w:pPr>
-      <w:r>
-        <w:rPr>
-          <w:i/>
-          <w:color w:val="145AA0"/>
-          <w:sz w:val="21"/>
-        </w:rPr>
-      </w:r>
       <w:r>
         <w:rPr>
           <w:color w:val="282C34"/>
           <w:sz w:val="21"/>
         </w:rPr>
-        <w:t>V_{GS(internal)} = V_{drive} - V_{ind} = 12\,\text{V} - 5\,\text{V} = 7\,\text{V}</w:t>
-      </w:r>
-      <w:r>
-        <w:rPr>
-          <w:i/>
-          <w:color w:val="145AA0"/>
-          <w:sz w:val="21"/>
-        </w:rPr>
-      </w:r>
-    </w:p>
-    <w:p>
-      <w:pPr>
-        <w:spacing w:after="80"/>
-      </w:pPr>
-      <w:r>
-        <w:rPr>
-          <w:color w:val="282C34"/>
-          <w:sz w:val="21"/>
-        </w:rPr>
-        <w:t xml:space="preserve">This dynamic feedback drastically slows down switching speed, increasing switching crossover losses by up to </w:t>
-      </w:r>
-      <w:r>
-        <w:rPr>
-          <w:i/>
-          <w:color w:val="145AA0"/>
-          <w:sz w:val="21"/>
-        </w:rPr>
-        <w:t>300\%</w:t>
-      </w:r>
-      <w:r>
-        <w:rPr>
-          <w:color w:val="282C34"/>
-          <w:sz w:val="21"/>
-        </w:rPr>
-        <w:t>.</w:t>
+        <w:t>This dynamic feedback drastically slows down switching speed, increasing switching crossover losses by up to 300\%.</w:t>
       </w:r>
     </w:p>
     <w:p>
@@ -4890,22 +3782,7 @@
           <w:color w:val="282C34"/>
           <w:sz w:val="21"/>
         </w:rPr>
-        <w:t xml:space="preserve">. The gate driver loop connects directly to the internal source metallization without carrying the main power current. This completely decouples the gate drive from </w:t>
-      </w:r>
-      <w:r>
-        <w:rPr>
-          <w:i/>
-          <w:color w:val="145AA0"/>
-          <w:sz w:val="21"/>
-        </w:rPr>
-        <w:t>L_{power \cdot \frac{di{dt</w:t>
-      </w:r>
-      <w:r>
-        <w:rPr>
-          <w:color w:val="282C34"/>
-          <w:sz w:val="21"/>
-        </w:rPr>
-        <w:t xml:space="preserve"> feedback, unlocking the full switching speed of SiC and fast Silicon MOSFETs.</w:t>
+        <w:t>. The gate driver loop connects directly to the internal source metallization without carrying the main power current. This completely decouples the gate drive from L_power * di / dt feedback, unlocking the full switching speed of SiC and fast Silicon MOSFETs.</w:t>
       </w:r>
     </w:p>
     <w:p>
@@ -5117,156 +3994,36 @@
           <w:color w:val="282C34"/>
           <w:sz w:val="21"/>
         </w:rPr>
-        <w:t>Phase 1 ($t_{d(on)}$) — Cutoff</w:t>
+        <w:t>Phase 1 (t_d(on)) — Cutoff</w:t>
       </w:r>
       <w:r>
         <w:rPr>
           <w:color w:val="282C34"/>
           <w:sz w:val="21"/>
         </w:rPr>
-        <w:t xml:space="preserve">: Gate voltage charges from </w:t>
+        <w:t>: Gate voltage charges from 0 V to V_TH. No drain current flows (I_D = 0), V_DS = V_BUS. Power loss is 0 W.</w:t>
       </w:r>
+    </w:p>
+    <w:p>
+      <w:pPr>
+        <w:pStyle w:val="ListNumber"/>
+        <w:spacing w:after="40"/>
+        <w:ind w:left="360"/>
+      </w:pPr>
       <w:r>
         <w:rPr>
-          <w:i/>
-          <w:color w:val="145AA0"/>
+          <w:b/>
+          <w:color w:val="282C34"/>
           <w:sz w:val="21"/>
         </w:rPr>
-        <w:t>0\,V</w:t>
+        <w:t>Phase 2 (t_ri) — Active / Saturation</w:t>
       </w:r>
       <w:r>
         <w:rPr>
           <w:color w:val="282C34"/>
           <w:sz w:val="21"/>
         </w:rPr>
-        <w:t xml:space="preserve"> to </w:t>
-      </w:r>
-      <w:r>
-        <w:rPr>
-          <w:i/>
-          <w:color w:val="145AA0"/>
-          <w:sz w:val="21"/>
-        </w:rPr>
-        <w:t>V_{TH</w:t>
-      </w:r>
-      <w:r>
-        <w:rPr>
-          <w:color w:val="282C34"/>
-          <w:sz w:val="21"/>
-        </w:rPr>
-        <w:t>. No drain current flows (</w:t>
-      </w:r>
-      <w:r>
-        <w:rPr>
-          <w:i/>
-          <w:color w:val="145AA0"/>
-          <w:sz w:val="21"/>
-        </w:rPr>
-        <w:t>I_D = 0</w:t>
-      </w:r>
-      <w:r>
-        <w:rPr>
-          <w:color w:val="282C34"/>
-          <w:sz w:val="21"/>
-        </w:rPr>
-        <w:t xml:space="preserve">), </w:t>
-      </w:r>
-      <w:r>
-        <w:rPr>
-          <w:i/>
-          <w:color w:val="145AA0"/>
-          <w:sz w:val="21"/>
-        </w:rPr>
-        <w:t>V_{DS = V_{BUS</w:t>
-      </w:r>
-      <w:r>
-        <w:rPr>
-          <w:color w:val="282C34"/>
-          <w:sz w:val="21"/>
-        </w:rPr>
-        <w:t xml:space="preserve">. Power loss is </w:t>
-      </w:r>
-      <w:r>
-        <w:rPr>
-          <w:i/>
-          <w:color w:val="145AA0"/>
-          <w:sz w:val="21"/>
-        </w:rPr>
-        <w:t>0\,W</w:t>
-      </w:r>
-      <w:r>
-        <w:rPr>
-          <w:color w:val="282C34"/>
-          <w:sz w:val="21"/>
-        </w:rPr>
-        <w:t>.</w:t>
-      </w:r>
-    </w:p>
-    <w:p>
-      <w:pPr>
-        <w:pStyle w:val="ListNumber"/>
-        <w:spacing w:after="40"/>
-        <w:ind w:left="360"/>
-      </w:pPr>
-      <w:r>
-        <w:rPr>
-          <w:b/>
-          <w:color w:val="282C34"/>
-          <w:sz w:val="21"/>
-        </w:rPr>
-        <w:t>Phase 2 ($t_{ri}$) — Active / Saturation</w:t>
-      </w:r>
-      <w:r>
-        <w:rPr>
-          <w:color w:val="282C34"/>
-          <w:sz w:val="21"/>
-        </w:rPr>
-        <w:t xml:space="preserve">: </w:t>
-      </w:r>
-      <w:r>
-        <w:rPr>
-          <w:i/>
-          <w:color w:val="145AA0"/>
-          <w:sz w:val="21"/>
-        </w:rPr>
-        <w:t>V_{GS</w:t>
-      </w:r>
-      <w:r>
-        <w:rPr>
-          <w:color w:val="282C34"/>
-          <w:sz w:val="21"/>
-        </w:rPr>
-        <w:t xml:space="preserve"> exceeds </w:t>
-      </w:r>
-      <w:r>
-        <w:rPr>
-          <w:i/>
-          <w:color w:val="145AA0"/>
-          <w:sz w:val="21"/>
-        </w:rPr>
-        <w:t>V_{TH</w:t>
-      </w:r>
-      <w:r>
-        <w:rPr>
-          <w:color w:val="282C34"/>
-          <w:sz w:val="21"/>
-        </w:rPr>
-        <w:t xml:space="preserve"> and rises to </w:t>
-      </w:r>
-      <w:r>
-        <w:rPr>
-          <w:i/>
-          <w:color w:val="145AA0"/>
-          <w:sz w:val="21"/>
-        </w:rPr>
-        <w:t>V_{plateau</w:t>
-      </w:r>
-      <w:r>
-        <w:rPr>
-          <w:color w:val="282C34"/>
-          <w:sz w:val="21"/>
-        </w:rPr>
-        <w:t xml:space="preserve">. Device enters </w:t>
+        <w:t xml:space="preserve">: V_GS exceeds V_TH and rises to V_plateau. Device enters </w:t>
       </w:r>
       <w:r>
         <w:rPr>
@@ -5281,75 +4038,37 @@
           <w:color w:val="282C34"/>
           <w:sz w:val="21"/>
         </w:rPr>
-        <w:t xml:space="preserve"> (</w:t>
+        <w:t xml:space="preserve"> (V_DS &gt;= V_GS - V_TH). I_D ramps up to load current + I_rr (freewheeling diode reverse recovery). V_DS is pinned at V_BUS.</w:t>
       </w:r>
+    </w:p>
+    <w:p>
+      <w:pPr>
+        <w:pStyle w:val="ListNumber"/>
+        <w:spacing w:after="40"/>
+        <w:ind w:left="360"/>
+      </w:pPr>
       <w:r>
         <w:rPr>
-          <w:i/>
-          <w:color w:val="145AA0"/>
+          <w:b/>
+          <w:color w:val="282C34"/>
           <w:sz w:val="21"/>
         </w:rPr>
-        <w:t>V_{DS ≥ V_{GS - V_{TH</w:t>
+        <w:t>Phase 3 (t_vf) — Saturation -&gt; Triode (Miller Plateau)</w:t>
       </w:r>
       <w:r>
         <w:rPr>
           <w:color w:val="282C34"/>
           <w:sz w:val="21"/>
         </w:rPr>
-        <w:t xml:space="preserve">). </w:t>
+        <w:t xml:space="preserve">: I_D fully carries the load. Freewheeling diode shuts off. V_DS collapses from V_BUS to near zero. V_GS is clamped at V_plateau while gate current discharges C_gd. </w:t>
       </w:r>
       <w:r>
         <w:rPr>
-          <w:i/>
-          <w:color w:val="145AA0"/>
-          <w:sz w:val="21"/>
-        </w:rPr>
-        <w:t>I_D</w:t>
-      </w:r>
-      <w:r>
-        <w:rPr>
+          <w:b/>
           <w:color w:val="282C34"/>
           <w:sz w:val="21"/>
         </w:rPr>
-        <w:t xml:space="preserve"> ramps up to load current </w:t>
-      </w:r>
-      <w:r>
-        <w:rPr>
-          <w:i/>
-          <w:color w:val="145AA0"/>
-          <w:sz w:val="21"/>
-        </w:rPr>
-        <w:t>+ I_{rr</w:t>
-      </w:r>
-      <w:r>
-        <w:rPr>
-          <w:color w:val="282C34"/>
-          <w:sz w:val="21"/>
-        </w:rPr>
-        <w:t xml:space="preserve"> (freewheeling diode reverse recovery). </w:t>
-      </w:r>
-      <w:r>
-        <w:rPr>
-          <w:i/>
-          <w:color w:val="145AA0"/>
-          <w:sz w:val="21"/>
-        </w:rPr>
-        <w:t>V_{DS</w:t>
-      </w:r>
-      <w:r>
-        <w:rPr>
-          <w:color w:val="282C34"/>
-          <w:sz w:val="21"/>
-        </w:rPr>
-        <w:t xml:space="preserve"> is pinned at </w:t>
-      </w:r>
-      <w:r>
-        <w:rPr>
-          <w:i/>
-          <w:color w:val="145AA0"/>
-          <w:sz w:val="21"/>
-        </w:rPr>
-        <w:t>V_{BUS</w:t>
+        <w:t>Massive P_sw(on) power loss occurs here</w:t>
       </w:r>
       <w:r>
         <w:rPr>
@@ -5371,186 +4090,14 @@
           <w:color w:val="282C34"/>
           <w:sz w:val="21"/>
         </w:rPr>
-        <w:t>Phase 3 ($t_{vf}$) — Saturation $\rightarrow$ Triode (Miller Plateau)</w:t>
+        <w:t>Phase 4 (t_enh) — Deep Linear (Ohmic)</w:t>
       </w:r>
       <w:r>
         <w:rPr>
           <w:color w:val="282C34"/>
           <w:sz w:val="21"/>
         </w:rPr>
-        <w:t xml:space="preserve">: </w:t>
-      </w:r>
-      <w:r>
-        <w:rPr>
-          <w:i/>
-          <w:color w:val="145AA0"/>
-          <w:sz w:val="21"/>
-        </w:rPr>
-        <w:t>I_D</w:t>
-      </w:r>
-      <w:r>
-        <w:rPr>
-          <w:color w:val="282C34"/>
-          <w:sz w:val="21"/>
-        </w:rPr>
-        <w:t xml:space="preserve"> fully carries the load. Freewheeling diode shuts off. </w:t>
-      </w:r>
-      <w:r>
-        <w:rPr>
-          <w:i/>
-          <w:color w:val="145AA0"/>
-          <w:sz w:val="21"/>
-        </w:rPr>
-        <w:t>V_{DS</w:t>
-      </w:r>
-      <w:r>
-        <w:rPr>
-          <w:color w:val="282C34"/>
-          <w:sz w:val="21"/>
-        </w:rPr>
-        <w:t xml:space="preserve"> collapses from </w:t>
-      </w:r>
-      <w:r>
-        <w:rPr>
-          <w:i/>
-          <w:color w:val="145AA0"/>
-          <w:sz w:val="21"/>
-        </w:rPr>
-        <w:t>V_{BUS</w:t>
-      </w:r>
-      <w:r>
-        <w:rPr>
-          <w:color w:val="282C34"/>
-          <w:sz w:val="21"/>
-        </w:rPr>
-        <w:t xml:space="preserve"> to near zero. </w:t>
-      </w:r>
-      <w:r>
-        <w:rPr>
-          <w:i/>
-          <w:color w:val="145AA0"/>
-          <w:sz w:val="21"/>
-        </w:rPr>
-        <w:t>V_{GS</w:t>
-      </w:r>
-      <w:r>
-        <w:rPr>
-          <w:color w:val="282C34"/>
-          <w:sz w:val="21"/>
-        </w:rPr>
-        <w:t xml:space="preserve"> is clamped at </w:t>
-      </w:r>
-      <w:r>
-        <w:rPr>
-          <w:i/>
-          <w:color w:val="145AA0"/>
-          <w:sz w:val="21"/>
-        </w:rPr>
-        <w:t>V_{plateau</w:t>
-      </w:r>
-      <w:r>
-        <w:rPr>
-          <w:color w:val="282C34"/>
-          <w:sz w:val="21"/>
-        </w:rPr>
-        <w:t xml:space="preserve"> while gate current discharges </w:t>
-      </w:r>
-      <w:r>
-        <w:rPr>
-          <w:i/>
-          <w:color w:val="145AA0"/>
-          <w:sz w:val="21"/>
-        </w:rPr>
-        <w:t>C_{gd</w:t>
-      </w:r>
-      <w:r>
-        <w:rPr>
-          <w:color w:val="282C34"/>
-          <w:sz w:val="21"/>
-        </w:rPr>
-        <w:t xml:space="preserve">. </w:t>
-      </w:r>
-      <w:r>
-        <w:rPr>
-          <w:b/>
-          <w:color w:val="282C34"/>
-          <w:sz w:val="21"/>
-        </w:rPr>
-        <w:t>Massive $P_{sw(on)}$ power loss occurs here</w:t>
-      </w:r>
-      <w:r>
-        <w:rPr>
-          <w:color w:val="282C34"/>
-          <w:sz w:val="21"/>
-        </w:rPr>
-        <w:t>.</w:t>
-      </w:r>
-    </w:p>
-    <w:p>
-      <w:pPr>
-        <w:pStyle w:val="ListNumber"/>
-        <w:spacing w:after="40"/>
-        <w:ind w:left="360"/>
-      </w:pPr>
-      <w:r>
-        <w:rPr>
-          <w:b/>
-          <w:color w:val="282C34"/>
-          <w:sz w:val="21"/>
-        </w:rPr>
-        <w:t>Phase 4 ($t_{enh}$) — Deep Linear (Ohmic)</w:t>
-      </w:r>
-      <w:r>
-        <w:rPr>
-          <w:color w:val="282C34"/>
-          <w:sz w:val="21"/>
-        </w:rPr>
-        <w:t xml:space="preserve">: Gate charges from </w:t>
-      </w:r>
-      <w:r>
-        <w:rPr>
-          <w:i/>
-          <w:color w:val="145AA0"/>
-          <w:sz w:val="21"/>
-        </w:rPr>
-        <w:t>V_{plateau</w:t>
-      </w:r>
-      <w:r>
-        <w:rPr>
-          <w:color w:val="282C34"/>
-          <w:sz w:val="21"/>
-        </w:rPr>
-        <w:t xml:space="preserve"> to </w:t>
-      </w:r>
-      <w:r>
-        <w:rPr>
-          <w:i/>
-          <w:color w:val="145AA0"/>
-          <w:sz w:val="21"/>
-        </w:rPr>
-        <w:t>V_{DRIVE</w:t>
-      </w:r>
-      <w:r>
-        <w:rPr>
-          <w:color w:val="282C34"/>
-          <w:sz w:val="21"/>
-        </w:rPr>
-        <w:t xml:space="preserve">. Inversion layer thickens; </w:t>
-      </w:r>
-      <w:r>
-        <w:rPr>
-          <w:i/>
-          <w:color w:val="145AA0"/>
-          <w:sz w:val="21"/>
-        </w:rPr>
-        <w:t>R_{DS(on)</w:t>
-      </w:r>
-      <w:r>
-        <w:rPr>
-          <w:color w:val="282C34"/>
-          <w:sz w:val="21"/>
-        </w:rPr>
-        <w:t xml:space="preserve"> drops to minimum.</w:t>
+        <w:t>: Gate charges from V_plateau to V_DRIVE. Inversion layer thickens; R_DS(on) drops to minimum.</w:t>
       </w:r>
     </w:p>
     <w:p>
@@ -5572,22 +4119,29 @@
           <w:color w:val="282C34"/>
           <w:sz w:val="21"/>
         </w:rPr>
-        <w:t xml:space="preserve">: Resistive conduction loss: </w:t>
+        <w:t>: Resistive conduction loss: P_cond = I_D^2 * R_DS(on).</w:t>
       </w:r>
+    </w:p>
+    <w:p>
+      <w:pPr>
+        <w:pStyle w:val="ListNumber"/>
+        <w:spacing w:after="40"/>
+        <w:ind w:left="360"/>
+      </w:pPr>
       <w:r>
         <w:rPr>
-          <w:i/>
-          <w:color w:val="145AA0"/>
+          <w:b/>
+          <w:color w:val="282C34"/>
           <w:sz w:val="21"/>
         </w:rPr>
-        <w:t>P_{cond = I_D^2 \cdot R_{DS(on)</w:t>
+        <w:t>Phase 5 (t_d(off)) — Linear Region Desaturation</w:t>
       </w:r>
       <w:r>
         <w:rPr>
           <w:color w:val="282C34"/>
           <w:sz w:val="21"/>
         </w:rPr>
-        <w:t>.</w:t>
+        <w:t>: Gate current discharges C_iss from V_DRIVE down to V_plateau. V_DS slightly rises.</w:t>
       </w:r>
     </w:p>
     <w:p>
@@ -5602,320 +4156,81 @@
           <w:color w:val="282C34"/>
           <w:sz w:val="21"/>
         </w:rPr>
-        <w:t>Phase 5 ($t_{d(off)}$) — Linear Region Desaturation</w:t>
+        <w:t>Phase 6 (t_vr) — Linear -&gt; Saturation (Miller Plateau Turn-Off)</w:t>
       </w:r>
       <w:r>
         <w:rPr>
           <w:color w:val="282C34"/>
           <w:sz w:val="21"/>
         </w:rPr>
-        <w:t xml:space="preserve">: Gate current discharges </w:t>
+        <w:t>: Gate voltage held at V_plateau. V_DS surges from zero to V_BUS + V_spike.</w:t>
       </w:r>
+    </w:p>
+    <w:p>
+      <w:pPr>
+        <w:pStyle w:val="ListNumber"/>
+        <w:spacing w:after="40"/>
+        <w:ind w:left="360"/>
+      </w:pPr>
       <w:r>
         <w:rPr>
-          <w:i/>
-          <w:color w:val="145AA0"/>
+          <w:b/>
+          <w:color w:val="282C34"/>
           <w:sz w:val="21"/>
         </w:rPr>
-        <w:t>C_{iss</w:t>
+        <w:t>Phase 7 (t_fi) — Active / Saturation Current Fall</w:t>
       </w:r>
       <w:r>
         <w:rPr>
           <w:color w:val="282C34"/>
           <w:sz w:val="21"/>
         </w:rPr>
-        <w:t xml:space="preserve"> from </w:t>
+        <w:t xml:space="preserve">: Freewheeling diode conducts. V_GS falls from V_plateau to V_TH. I_D drops to zero. Inductive spike V_spike = L_σ </w:t>
       </w:r>
       <w:r>
         <w:rPr>
           <w:i/>
-          <w:color w:val="145AA0"/>
+          <w:color w:val="282C34"/>
           <w:sz w:val="21"/>
         </w:rPr>
-        <w:t>V_{DRIVE</w:t>
+        <w:t xml:space="preserve"> |di/dt| stresses device. </w:t>
+      </w:r>
+      <w:r>
+        <w:rPr>
+          <w:i/>
+          <w:color w:val="282C34"/>
+          <w:sz w:val="21"/>
+        </w:rPr>
+        <w:t>Massive P_sw(off) loss occurs here</w:t>
       </w:r>
       <w:r>
         <w:rPr>
           <w:color w:val="282C34"/>
           <w:sz w:val="21"/>
         </w:rPr>
-        <w:t xml:space="preserve"> down to </w:t>
+        <w:t>*.</w:t>
       </w:r>
+    </w:p>
+    <w:p>
+      <w:pPr>
+        <w:pStyle w:val="ListNumber"/>
+        <w:spacing w:after="40"/>
+        <w:ind w:left="360"/>
+      </w:pPr>
       <w:r>
         <w:rPr>
-          <w:i/>
-          <w:color w:val="145AA0"/>
+          <w:b/>
+          <w:color w:val="282C34"/>
           <w:sz w:val="21"/>
         </w:rPr>
-        <w:t>V_{plateau</w:t>
+        <w:t>Phase 8 (t_off) — Cutoff</w:t>
       </w:r>
       <w:r>
         <w:rPr>
           <w:color w:val="282C34"/>
           <w:sz w:val="21"/>
         </w:rPr>
-        <w:t xml:space="preserve">. </w:t>
-      </w:r>
-      <w:r>
-        <w:rPr>
-          <w:i/>
-          <w:color w:val="145AA0"/>
-          <w:sz w:val="21"/>
-        </w:rPr>
-        <w:t>V_{DS</w:t>
-      </w:r>
-      <w:r>
-        <w:rPr>
-          <w:color w:val="282C34"/>
-          <w:sz w:val="21"/>
-        </w:rPr>
-        <w:t xml:space="preserve"> slightly rises.</w:t>
-      </w:r>
-    </w:p>
-    <w:p>
-      <w:pPr>
-        <w:pStyle w:val="ListNumber"/>
-        <w:spacing w:after="40"/>
-        <w:ind w:left="360"/>
-      </w:pPr>
-      <w:r>
-        <w:rPr>
-          <w:b/>
-          <w:color w:val="282C34"/>
-          <w:sz w:val="21"/>
-        </w:rPr>
-        <w:t>Phase 6 ($t_{vr}$) — Linear $\rightarrow$ Saturation (Miller Plateau Turn-Off)</w:t>
-      </w:r>
-      <w:r>
-        <w:rPr>
-          <w:color w:val="282C34"/>
-          <w:sz w:val="21"/>
-        </w:rPr>
-        <w:t xml:space="preserve">: Gate voltage held at </w:t>
-      </w:r>
-      <w:r>
-        <w:rPr>
-          <w:i/>
-          <w:color w:val="145AA0"/>
-          <w:sz w:val="21"/>
-        </w:rPr>
-        <w:t>V_{plateau</w:t>
-      </w:r>
-      <w:r>
-        <w:rPr>
-          <w:color w:val="282C34"/>
-          <w:sz w:val="21"/>
-        </w:rPr>
-        <w:t xml:space="preserve">. </w:t>
-      </w:r>
-      <w:r>
-        <w:rPr>
-          <w:i/>
-          <w:color w:val="145AA0"/>
-          <w:sz w:val="21"/>
-        </w:rPr>
-        <w:t>V_{DS</w:t>
-      </w:r>
-      <w:r>
-        <w:rPr>
-          <w:color w:val="282C34"/>
-          <w:sz w:val="21"/>
-        </w:rPr>
-        <w:t xml:space="preserve"> surges from zero to </w:t>
-      </w:r>
-      <w:r>
-        <w:rPr>
-          <w:i/>
-          <w:color w:val="145AA0"/>
-          <w:sz w:val="21"/>
-        </w:rPr>
-        <w:t>V_{BUS + V_{spike</w:t>
-      </w:r>
-      <w:r>
-        <w:rPr>
-          <w:color w:val="282C34"/>
-          <w:sz w:val="21"/>
-        </w:rPr>
-        <w:t>.</w:t>
-      </w:r>
-    </w:p>
-    <w:p>
-      <w:pPr>
-        <w:pStyle w:val="ListNumber"/>
-        <w:spacing w:after="40"/>
-        <w:ind w:left="360"/>
-      </w:pPr>
-      <w:r>
-        <w:rPr>
-          <w:b/>
-          <w:color w:val="282C34"/>
-          <w:sz w:val="21"/>
-        </w:rPr>
-        <w:t>Phase 7 ($t_{fi}$) — Active / Saturation Current Fall</w:t>
-      </w:r>
-      <w:r>
-        <w:rPr>
-          <w:color w:val="282C34"/>
-          <w:sz w:val="21"/>
-        </w:rPr>
-        <w:t xml:space="preserve">: Freewheeling diode conducts. </w:t>
-      </w:r>
-      <w:r>
-        <w:rPr>
-          <w:i/>
-          <w:color w:val="145AA0"/>
-          <w:sz w:val="21"/>
-        </w:rPr>
-        <w:t>V_{GS</w:t>
-      </w:r>
-      <w:r>
-        <w:rPr>
-          <w:color w:val="282C34"/>
-          <w:sz w:val="21"/>
-        </w:rPr>
-        <w:t xml:space="preserve"> falls from </w:t>
-      </w:r>
-      <w:r>
-        <w:rPr>
-          <w:i/>
-          <w:color w:val="145AA0"/>
-          <w:sz w:val="21"/>
-        </w:rPr>
-        <w:t>V_{plateau</w:t>
-      </w:r>
-      <w:r>
-        <w:rPr>
-          <w:color w:val="282C34"/>
-          <w:sz w:val="21"/>
-        </w:rPr>
-        <w:t xml:space="preserve"> to </w:t>
-      </w:r>
-      <w:r>
-        <w:rPr>
-          <w:i/>
-          <w:color w:val="145AA0"/>
-          <w:sz w:val="21"/>
-        </w:rPr>
-        <w:t>V_{TH</w:t>
-      </w:r>
-      <w:r>
-        <w:rPr>
-          <w:color w:val="282C34"/>
-          <w:sz w:val="21"/>
-        </w:rPr>
-        <w:t xml:space="preserve">. </w:t>
-      </w:r>
-      <w:r>
-        <w:rPr>
-          <w:i/>
-          <w:color w:val="145AA0"/>
-          <w:sz w:val="21"/>
-        </w:rPr>
-        <w:t>I_D</w:t>
-      </w:r>
-      <w:r>
-        <w:rPr>
-          <w:color w:val="282C34"/>
-          <w:sz w:val="21"/>
-        </w:rPr>
-        <w:t xml:space="preserve"> drops to zero. Inductive spike </w:t>
-      </w:r>
-      <w:r>
-        <w:rPr>
-          <w:i/>
-          <w:color w:val="145AA0"/>
-          <w:sz w:val="21"/>
-        </w:rPr>
-        <w:t>V_{spike = L_\sigma \cdot |di/dt|</w:t>
-      </w:r>
-      <w:r>
-        <w:rPr>
-          <w:color w:val="282C34"/>
-          <w:sz w:val="21"/>
-        </w:rPr>
-        <w:t xml:space="preserve"> stresses device. </w:t>
-      </w:r>
-      <w:r>
-        <w:rPr>
-          <w:b/>
-          <w:color w:val="282C34"/>
-          <w:sz w:val="21"/>
-        </w:rPr>
-        <w:t>Massive $P_{sw(off)}$ loss occurs here</w:t>
-      </w:r>
-      <w:r>
-        <w:rPr>
-          <w:color w:val="282C34"/>
-          <w:sz w:val="21"/>
-        </w:rPr>
-        <w:t>.</w:t>
-      </w:r>
-    </w:p>
-    <w:p>
-      <w:pPr>
-        <w:pStyle w:val="ListNumber"/>
-        <w:spacing w:after="40"/>
-        <w:ind w:left="360"/>
-      </w:pPr>
-      <w:r>
-        <w:rPr>
-          <w:b/>
-          <w:color w:val="282C34"/>
-          <w:sz w:val="21"/>
-        </w:rPr>
-        <w:t>Phase 8 ($t_{off}$) — Cutoff</w:t>
-      </w:r>
-      <w:r>
-        <w:rPr>
-          <w:color w:val="282C34"/>
-          <w:sz w:val="21"/>
-        </w:rPr>
-        <w:t xml:space="preserve">: </w:t>
-      </w:r>
-      <w:r>
-        <w:rPr>
-          <w:i/>
-          <w:color w:val="145AA0"/>
-          <w:sz w:val="21"/>
-        </w:rPr>
-        <w:t>V_{GS</w:t>
-      </w:r>
-      <w:r>
-        <w:rPr>
-          <w:color w:val="282C34"/>
-          <w:sz w:val="21"/>
-        </w:rPr>
-        <w:t xml:space="preserve"> falls below </w:t>
-      </w:r>
-      <w:r>
-        <w:rPr>
-          <w:i/>
-          <w:color w:val="145AA0"/>
-          <w:sz w:val="21"/>
-        </w:rPr>
-        <w:t>V_{TH</w:t>
-      </w:r>
-      <w:r>
-        <w:rPr>
-          <w:color w:val="282C34"/>
-          <w:sz w:val="21"/>
-        </w:rPr>
-        <w:t>. Device is completely off (</w:t>
-      </w:r>
-      <w:r>
-        <w:rPr>
-          <w:i/>
-          <w:color w:val="145AA0"/>
-          <w:sz w:val="21"/>
-        </w:rPr>
-        <w:t>I_D = 0</w:t>
-      </w:r>
-      <w:r>
-        <w:rPr>
-          <w:color w:val="282C34"/>
-          <w:sz w:val="21"/>
-        </w:rPr>
-        <w:t>).</w:t>
+        <w:t>: V_GS falls below V_TH. Device is completely off (I_D = 0).</w:t>
       </w:r>
     </w:p>
     <w:p>
@@ -5951,32 +4266,50 @@
         <w:t>Total power dissipated by a switching power MOSFET consists of five fundamental components:</w:t>
       </w:r>
     </w:p>
-    <w:p>
-      <w:pPr>
-        <w:spacing w:after="80"/>
-      </w:pPr>
-      <w:r>
-        <w:rPr>
-          <w:i/>
-          <w:color w:val="145AA0"/>
-          <w:sz w:val="21"/>
-        </w:rPr>
-      </w:r>
-      <w:r>
-        <w:rPr>
-          <w:color w:val="282C34"/>
-          <w:sz w:val="21"/>
-        </w:rPr>
-        <w:t>P_{TOTAL} = P_{COND} + P_{SW(turn-on)} + P_{SW(turn-off)} + P_{COSS} + P_{GATE} + P_{DIODE}</w:t>
-      </w:r>
-      <w:r>
-        <w:rPr>
-          <w:i/>
-          <w:color w:val="145AA0"/>
-          <w:sz w:val="21"/>
-        </w:rPr>
-      </w:r>
-    </w:p>
+    <w:tbl>
+      <w:tblPr>
+        <w:tblW w:type="auto" w:w="0"/>
+        <w:jc w:val="center"/>
+        <w:tblLook w:firstColumn="1" w:firstRow="1" w:lastColumn="0" w:lastRow="0" w:noHBand="0" w:noVBand="1" w:val="04A0"/>
+      </w:tblPr>
+      <w:tblGrid>
+        <w:gridCol w:w="9792"/>
+      </w:tblGrid>
+      <w:tr>
+        <w:tc>
+          <w:tcPr>
+            <w:tcW w:type="dxa" w:w="9792"/>
+            <w:shd w:fill="F5F6F8"/>
+            <w:tcMar>
+              <w:top w:w="80" w:type="dxa"/>
+              <w:bottom w:w="80" w:type="dxa"/>
+              <w:left w:w="140" w:type="dxa"/>
+              <w:right w:w="140" w:type="dxa"/>
+            </w:tcMar>
+            <w:tcBorders>
+              <w:left w:val="single" w:sz="18" w:space="0" w:color="CBD5E0"/>
+              <w:top w:val="none"/>
+              <w:right w:val="none"/>
+              <w:bottom w:val="none"/>
+            </w:tcBorders>
+          </w:tcPr>
+          <w:p>
+            <w:pPr>
+              <w:spacing w:line="240" w:lineRule="auto" w:after="0"/>
+            </w:pPr>
+            <w:r>
+              <w:rPr>
+                <w:rFonts w:ascii="Consolas" w:hAnsi="Consolas"/>
+                <w:color w:val="2D3748"/>
+                <w:sz w:val="18"/>
+              </w:rPr>
+              <w:t>P_TOTAL = P_COND + P_SW(turn-on) + P_SW(turn-off) + P_COSS + P_GATE + P_DIODE</w:t>
+            </w:r>
+          </w:p>
+        </w:tc>
+      </w:tr>
+    </w:tbl>
+    <w:p/>
     <w:p>
       <w:pPr>
         <w:spacing w:before="120" w:after="40"/>
@@ -5987,24 +4320,7 @@
           <w:color w:val="282C34"/>
           <w:sz w:val="22"/>
         </w:rPr>
-        <w:t>1. Conduction Loss (</w:t>
-      </w:r>
-      <w:r>
-        <w:rPr>
-          <w:b/>
-          <w:i/>
-          <w:color w:val="145AA0"/>
-          <w:sz w:val="22"/>
-        </w:rPr>
-        <w:t>P_{COND</w:t>
-      </w:r>
-      <w:r>
-        <w:rPr>
-          <w:b/>
-          <w:color w:val="282C34"/>
-          <w:sz w:val="22"/>
-        </w:rPr>
-        <w:t>)</w:t>
+        <w:t>1. Conduction Loss (P_COND)</w:t>
       </w:r>
     </w:p>
     <w:p>
@@ -6019,32 +4335,50 @@
         <w:t>Dissipated when the channel is fully inverted in the ohmic regime:</w:t>
       </w:r>
     </w:p>
-    <w:p>
-      <w:pPr>
-        <w:spacing w:after="80"/>
-      </w:pPr>
-      <w:r>
-        <w:rPr>
-          <w:i/>
-          <w:color w:val="145AA0"/>
-          <w:sz w:val="21"/>
-        </w:rPr>
-      </w:r>
-      <w:r>
-        <w:rPr>
-          <w:color w:val="282C34"/>
-          <w:sz w:val="21"/>
-        </w:rPr>
-        <w:t>P_{COND} = I_{D(rms)}^2 \times R_{DS(on)}(T_j)</w:t>
-      </w:r>
-      <w:r>
-        <w:rPr>
-          <w:i/>
-          <w:color w:val="145AA0"/>
-          <w:sz w:val="21"/>
-        </w:rPr>
-      </w:r>
-    </w:p>
+    <w:tbl>
+      <w:tblPr>
+        <w:tblW w:type="auto" w:w="0"/>
+        <w:jc w:val="center"/>
+        <w:tblLook w:firstColumn="1" w:firstRow="1" w:lastColumn="0" w:lastRow="0" w:noHBand="0" w:noVBand="1" w:val="04A0"/>
+      </w:tblPr>
+      <w:tblGrid>
+        <w:gridCol w:w="9792"/>
+      </w:tblGrid>
+      <w:tr>
+        <w:tc>
+          <w:tcPr>
+            <w:tcW w:type="dxa" w:w="9792"/>
+            <w:shd w:fill="F5F6F8"/>
+            <w:tcMar>
+              <w:top w:w="80" w:type="dxa"/>
+              <w:bottom w:w="80" w:type="dxa"/>
+              <w:left w:w="140" w:type="dxa"/>
+              <w:right w:w="140" w:type="dxa"/>
+            </w:tcMar>
+            <w:tcBorders>
+              <w:left w:val="single" w:sz="18" w:space="0" w:color="CBD5E0"/>
+              <w:top w:val="none"/>
+              <w:right w:val="none"/>
+              <w:bottom w:val="none"/>
+            </w:tcBorders>
+          </w:tcPr>
+          <w:p>
+            <w:pPr>
+              <w:spacing w:line="240" w:lineRule="auto" w:after="0"/>
+            </w:pPr>
+            <w:r>
+              <w:rPr>
+                <w:rFonts w:ascii="Consolas" w:hAnsi="Consolas"/>
+                <w:color w:val="2D3748"/>
+                <w:sz w:val="18"/>
+              </w:rPr>
+              <w:t>P_COND = I_D(rms)^2 * R_DS(on)(T_j)</w:t>
+            </w:r>
+          </w:p>
+        </w:tc>
+      </w:tr>
+    </w:tbl>
+    <w:p/>
     <w:p>
       <w:pPr>
         <w:spacing w:after="80"/>
@@ -6057,72 +4391,60 @@
         <w:t>Accounting for junction temperature rise:</w:t>
       </w:r>
     </w:p>
+    <w:tbl>
+      <w:tblPr>
+        <w:tblW w:type="auto" w:w="0"/>
+        <w:jc w:val="center"/>
+        <w:tblLook w:firstColumn="1" w:firstRow="1" w:lastColumn="0" w:lastRow="0" w:noHBand="0" w:noVBand="1" w:val="04A0"/>
+      </w:tblPr>
+      <w:tblGrid>
+        <w:gridCol w:w="9792"/>
+      </w:tblGrid>
+      <w:tr>
+        <w:tc>
+          <w:tcPr>
+            <w:tcW w:type="dxa" w:w="9792"/>
+            <w:shd w:fill="F5F6F8"/>
+            <w:tcMar>
+              <w:top w:w="80" w:type="dxa"/>
+              <w:bottom w:w="80" w:type="dxa"/>
+              <w:left w:w="140" w:type="dxa"/>
+              <w:right w:w="140" w:type="dxa"/>
+            </w:tcMar>
+            <w:tcBorders>
+              <w:left w:val="single" w:sz="18" w:space="0" w:color="CBD5E0"/>
+              <w:top w:val="none"/>
+              <w:right w:val="none"/>
+              <w:bottom w:val="none"/>
+            </w:tcBorders>
+          </w:tcPr>
+          <w:p>
+            <w:pPr>
+              <w:spacing w:line="240" w:lineRule="auto" w:after="0"/>
+            </w:pPr>
+            <w:r>
+              <w:rPr>
+                <w:rFonts w:ascii="Consolas" w:hAnsi="Consolas"/>
+                <w:color w:val="2D3748"/>
+                <w:sz w:val="18"/>
+              </w:rPr>
+              <w:t>R_DS(on)(T_j) = R_DS(on)(25°C) * (1 + α / 100(T_j - 25°C))</w:t>
+            </w:r>
+          </w:p>
+        </w:tc>
+      </w:tr>
+    </w:tbl>
+    <w:p/>
     <w:p>
       <w:pPr>
         <w:spacing w:after="80"/>
       </w:pPr>
-      <w:r>
-        <w:rPr>
-          <w:i/>
-          <w:color w:val="145AA0"/>
-          <w:sz w:val="21"/>
-        </w:rPr>
-      </w:r>
       <w:r>
         <w:rPr>
           <w:color w:val="282C34"/>
           <w:sz w:val="21"/>
         </w:rPr>
-        <w:t>R_{DS(on)}(T_j) = R_{DS(on)}(25^\circ\text{C}) \times \left(1 + \frac{\alpha}{100}(T_j - 25^\circ\text{C})\right)</w:t>
-      </w:r>
-      <w:r>
-        <w:rPr>
-          <w:i/>
-          <w:color w:val="145AA0"/>
-          <w:sz w:val="21"/>
-        </w:rPr>
-      </w:r>
-    </w:p>
-    <w:p>
-      <w:pPr>
-        <w:spacing w:after="80"/>
-      </w:pPr>
-      <w:r>
-        <w:rPr>
-          <w:color w:val="282C34"/>
-          <w:sz w:val="21"/>
-        </w:rPr>
-        <w:t xml:space="preserve">where </w:t>
-      </w:r>
-      <w:r>
-        <w:rPr>
-          <w:i/>
-          <w:color w:val="145AA0"/>
-          <w:sz w:val="21"/>
-        </w:rPr>
-        <w:t>\alpha \approx 0.4\% \dots 0.8\% / ^\circC</w:t>
-      </w:r>
-      <w:r>
-        <w:rPr>
-          <w:color w:val="282C34"/>
-          <w:sz w:val="21"/>
-        </w:rPr>
-        <w:t xml:space="preserve"> for Silicon and </w:t>
-      </w:r>
-      <w:r>
-        <w:rPr>
-          <w:i/>
-          <w:color w:val="145AA0"/>
-          <w:sz w:val="21"/>
-        </w:rPr>
-        <w:t>\approx 0.3\% \dots 0.5\% / ^\circC</w:t>
-      </w:r>
-      <w:r>
-        <w:rPr>
-          <w:color w:val="282C34"/>
-          <w:sz w:val="21"/>
-        </w:rPr>
-        <w:t xml:space="preserve"> for SiC.</w:t>
+        <w:t>where α ≈ 0.4\% ... 0.8\% / °C for Silicon and ≈ 0.3\% ... 0.5\% / °C for SiC.</w:t>
       </w:r>
     </w:p>
     <w:p>
@@ -6135,24 +4457,7 @@
           <w:color w:val="282C34"/>
           <w:sz w:val="22"/>
         </w:rPr>
-        <w:t>2. Turn-On &amp; Turn-Off Switching Losses (</w:t>
-      </w:r>
-      <w:r>
-        <w:rPr>
-          <w:b/>
-          <w:i/>
-          <w:color w:val="145AA0"/>
-          <w:sz w:val="22"/>
-        </w:rPr>
-        <w:t>P_{SW</w:t>
-      </w:r>
-      <w:r>
-        <w:rPr>
-          <w:b/>
-          <w:color w:val="282C34"/>
-          <w:sz w:val="22"/>
-        </w:rPr>
-        <w:t>)</w:t>
+        <w:t>2. Turn-On &amp; Turn-Off Switching Losses (P_SW)</w:t>
       </w:r>
     </w:p>
     <w:p>
@@ -6167,167 +4472,194 @@
         <w:t>During switching transitions, voltage and current waveforms overlap:</w:t>
       </w:r>
     </w:p>
+    <w:tbl>
+      <w:tblPr>
+        <w:tblW w:type="auto" w:w="0"/>
+        <w:jc w:val="center"/>
+        <w:tblLook w:firstColumn="1" w:firstRow="1" w:lastColumn="0" w:lastRow="0" w:noHBand="0" w:noVBand="1" w:val="04A0"/>
+      </w:tblPr>
+      <w:tblGrid>
+        <w:gridCol w:w="9792"/>
+      </w:tblGrid>
+      <w:tr>
+        <w:tc>
+          <w:tcPr>
+            <w:tcW w:type="dxa" w:w="9792"/>
+            <w:shd w:fill="F5F6F8"/>
+            <w:tcMar>
+              <w:top w:w="80" w:type="dxa"/>
+              <w:bottom w:w="80" w:type="dxa"/>
+              <w:left w:w="140" w:type="dxa"/>
+              <w:right w:w="140" w:type="dxa"/>
+            </w:tcMar>
+            <w:tcBorders>
+              <w:left w:val="single" w:sz="18" w:space="0" w:color="CBD5E0"/>
+              <w:top w:val="none"/>
+              <w:right w:val="none"/>
+              <w:bottom w:val="none"/>
+            </w:tcBorders>
+          </w:tcPr>
+          <w:p>
+            <w:pPr>
+              <w:spacing w:line="240" w:lineRule="auto" w:after="0"/>
+            </w:pPr>
+            <w:r>
+              <w:rPr>
+                <w:rFonts w:ascii="Consolas" w:hAnsi="Consolas"/>
+                <w:color w:val="2D3748"/>
+                <w:sz w:val="18"/>
+              </w:rPr>
+              <w:t>P_SW(turn-on) = 1 / 2 V_DS,bus * I_D,turn-on * t_rise * f_sw</w:t>
+            </w:r>
+          </w:p>
+        </w:tc>
+      </w:tr>
+    </w:tbl>
+    <w:p/>
+    <w:tbl>
+      <w:tblPr>
+        <w:tblW w:type="auto" w:w="0"/>
+        <w:jc w:val="center"/>
+        <w:tblLook w:firstColumn="1" w:firstRow="1" w:lastColumn="0" w:lastRow="0" w:noHBand="0" w:noVBand="1" w:val="04A0"/>
+      </w:tblPr>
+      <w:tblGrid>
+        <w:gridCol w:w="9792"/>
+      </w:tblGrid>
+      <w:tr>
+        <w:tc>
+          <w:tcPr>
+            <w:tcW w:type="dxa" w:w="9792"/>
+            <w:shd w:fill="F5F6F8"/>
+            <w:tcMar>
+              <w:top w:w="80" w:type="dxa"/>
+              <w:bottom w:w="80" w:type="dxa"/>
+              <w:left w:w="140" w:type="dxa"/>
+              <w:right w:w="140" w:type="dxa"/>
+            </w:tcMar>
+            <w:tcBorders>
+              <w:left w:val="single" w:sz="18" w:space="0" w:color="CBD5E0"/>
+              <w:top w:val="none"/>
+              <w:right w:val="none"/>
+              <w:bottom w:val="none"/>
+            </w:tcBorders>
+          </w:tcPr>
+          <w:p>
+            <w:pPr>
+              <w:spacing w:line="240" w:lineRule="auto" w:after="0"/>
+            </w:pPr>
+            <w:r>
+              <w:rPr>
+                <w:rFonts w:ascii="Consolas" w:hAnsi="Consolas"/>
+                <w:color w:val="2D3748"/>
+                <w:sz w:val="18"/>
+              </w:rPr>
+              <w:t>P_SW(turn-off) = 1 / 2 V_DS,bus * I_D,turn-off * t_fall * f_sw</w:t>
+            </w:r>
+          </w:p>
+        </w:tc>
+      </w:tr>
+    </w:tbl>
+    <w:p/>
     <w:p>
       <w:pPr>
         <w:spacing w:after="80"/>
       </w:pPr>
-      <w:r>
-        <w:rPr>
-          <w:i/>
-          <w:color w:val="145AA0"/>
-          <w:sz w:val="21"/>
-        </w:rPr>
-      </w:r>
       <w:r>
         <w:rPr>
           <w:color w:val="282C34"/>
           <w:sz w:val="21"/>
         </w:rPr>
-        <w:t>P_{SW(turn-on)} = \frac{1}{2} V_{DS,bus} \cdot I_{D,turn-on} \cdot t_{rise} \cdot f_{sw}</w:t>
-      </w:r>
-      <w:r>
-        <w:rPr>
-          <w:i/>
-          <w:color w:val="145AA0"/>
-          <w:sz w:val="21"/>
-        </w:rPr>
+        <w:t>The rise time t_rise comprises current rise (t_cr) and voltage fall (t_vf):</w:t>
       </w:r>
     </w:p>
-    <w:p>
-      <w:pPr>
-        <w:spacing w:after="80"/>
-      </w:pPr>
-      <w:r>
-        <w:rPr>
-          <w:i/>
-          <w:color w:val="145AA0"/>
-          <w:sz w:val="21"/>
-        </w:rPr>
-      </w:r>
-      <w:r>
-        <w:rPr>
-          <w:color w:val="282C34"/>
-          <w:sz w:val="21"/>
-        </w:rPr>
-        <w:t>P_{SW(turn-off)} = \frac{1}{2} V_{DS,bus} \cdot I_{D,turn-off} \cdot t_{fall} \cdot f_{sw}</w:t>
-      </w:r>
-      <w:r>
-        <w:rPr>
-          <w:i/>
-          <w:color w:val="145AA0"/>
-          <w:sz w:val="21"/>
-        </w:rPr>
-      </w:r>
-    </w:p>
-    <w:p>
-      <w:pPr>
-        <w:spacing w:after="80"/>
-      </w:pPr>
-      <w:r>
-        <w:rPr>
-          <w:color w:val="282C34"/>
-          <w:sz w:val="21"/>
-        </w:rPr>
-        <w:t xml:space="preserve">The rise time </w:t>
-      </w:r>
-      <w:r>
-        <w:rPr>
-          <w:i/>
-          <w:color w:val="145AA0"/>
-          <w:sz w:val="21"/>
-        </w:rPr>
-        <w:t>t_{rise</w:t>
-      </w:r>
-      <w:r>
-        <w:rPr>
-          <w:color w:val="282C34"/>
-          <w:sz w:val="21"/>
-        </w:rPr>
-        <w:t xml:space="preserve"> comprises current rise (</w:t>
-      </w:r>
-      <w:r>
-        <w:rPr>
-          <w:i/>
-          <w:color w:val="145AA0"/>
-          <w:sz w:val="21"/>
-        </w:rPr>
-        <w:t>t_{cr</w:t>
-      </w:r>
-      <w:r>
-        <w:rPr>
-          <w:color w:val="282C34"/>
-          <w:sz w:val="21"/>
-        </w:rPr>
-        <w:t>) and voltage fall (</w:t>
-      </w:r>
-      <w:r>
-        <w:rPr>
-          <w:i/>
-          <w:color w:val="145AA0"/>
-          <w:sz w:val="21"/>
-        </w:rPr>
-        <w:t>t_{vf</w:t>
-      </w:r>
-      <w:r>
-        <w:rPr>
-          <w:color w:val="282C34"/>
-          <w:sz w:val="21"/>
-        </w:rPr>
-        <w:t>):</w:t>
-      </w:r>
-    </w:p>
-    <w:p>
-      <w:pPr>
-        <w:spacing w:after="80"/>
-      </w:pPr>
-      <w:r>
-        <w:rPr>
-          <w:i/>
-          <w:color w:val="145AA0"/>
-          <w:sz w:val="21"/>
-        </w:rPr>
-      </w:r>
-      <w:r>
-        <w:rPr>
-          <w:color w:val="282C34"/>
-          <w:sz w:val="21"/>
-        </w:rPr>
-        <w:t>t_{cr} = (R_{G,on} + R_{drv(source)} + R_{int}) \cdot C_{iss} \cdot \ln\left(\frac{V_{DRV} - V_{TH}}{V_{DRV} - V_{plateau}}\right)</w:t>
-      </w:r>
-      <w:r>
-        <w:rPr>
-          <w:i/>
-          <w:color w:val="145AA0"/>
-          <w:sz w:val="21"/>
-        </w:rPr>
-      </w:r>
-    </w:p>
-    <w:p>
-      <w:pPr>
-        <w:spacing w:after="80"/>
-      </w:pPr>
-      <w:r>
-        <w:rPr>
-          <w:i/>
-          <w:color w:val="145AA0"/>
-          <w:sz w:val="21"/>
-        </w:rPr>
-      </w:r>
-      <w:r>
-        <w:rPr>
-          <w:color w:val="282C34"/>
-          <w:sz w:val="21"/>
-        </w:rPr>
-        <w:t>t_{vf} = \frac{Q_{gd} \cdot (R_{G,on} + R_{drv(source)} + R_{int})}{V_{DRV} - V_{plateau}}</w:t>
-      </w:r>
-      <w:r>
-        <w:rPr>
-          <w:i/>
-          <w:color w:val="145AA0"/>
-          <w:sz w:val="21"/>
-        </w:rPr>
-      </w:r>
-    </w:p>
+    <w:tbl>
+      <w:tblPr>
+        <w:tblW w:type="auto" w:w="0"/>
+        <w:jc w:val="center"/>
+        <w:tblLook w:firstColumn="1" w:firstRow="1" w:lastColumn="0" w:lastRow="0" w:noHBand="0" w:noVBand="1" w:val="04A0"/>
+      </w:tblPr>
+      <w:tblGrid>
+        <w:gridCol w:w="9792"/>
+      </w:tblGrid>
+      <w:tr>
+        <w:tc>
+          <w:tcPr>
+            <w:tcW w:type="dxa" w:w="9792"/>
+            <w:shd w:fill="F5F6F8"/>
+            <w:tcMar>
+              <w:top w:w="80" w:type="dxa"/>
+              <w:bottom w:w="80" w:type="dxa"/>
+              <w:left w:w="140" w:type="dxa"/>
+              <w:right w:w="140" w:type="dxa"/>
+            </w:tcMar>
+            <w:tcBorders>
+              <w:left w:val="single" w:sz="18" w:space="0" w:color="CBD5E0"/>
+              <w:top w:val="none"/>
+              <w:right w:val="none"/>
+              <w:bottom w:val="none"/>
+            </w:tcBorders>
+          </w:tcPr>
+          <w:p>
+            <w:pPr>
+              <w:spacing w:line="240" w:lineRule="auto" w:after="0"/>
+            </w:pPr>
+            <w:r>
+              <w:rPr>
+                <w:rFonts w:ascii="Consolas" w:hAnsi="Consolas"/>
+                <w:color w:val="2D3748"/>
+                <w:sz w:val="18"/>
+              </w:rPr>
+              <w:t>t_cr = (R_G,on + R_drv(source) + R_int) * C_iss * ln((V_DRV - V_TH) / (V_DRV - V_plateau))</w:t>
+            </w:r>
+          </w:p>
+        </w:tc>
+      </w:tr>
+    </w:tbl>
+    <w:p/>
+    <w:tbl>
+      <w:tblPr>
+        <w:tblW w:type="auto" w:w="0"/>
+        <w:jc w:val="center"/>
+        <w:tblLook w:firstColumn="1" w:firstRow="1" w:lastColumn="0" w:lastRow="0" w:noHBand="0" w:noVBand="1" w:val="04A0"/>
+      </w:tblPr>
+      <w:tblGrid>
+        <w:gridCol w:w="9792"/>
+      </w:tblGrid>
+      <w:tr>
+        <w:tc>
+          <w:tcPr>
+            <w:tcW w:type="dxa" w:w="9792"/>
+            <w:shd w:fill="F5F6F8"/>
+            <w:tcMar>
+              <w:top w:w="80" w:type="dxa"/>
+              <w:bottom w:w="80" w:type="dxa"/>
+              <w:left w:w="140" w:type="dxa"/>
+              <w:right w:w="140" w:type="dxa"/>
+            </w:tcMar>
+            <w:tcBorders>
+              <w:left w:val="single" w:sz="18" w:space="0" w:color="CBD5E0"/>
+              <w:top w:val="none"/>
+              <w:right w:val="none"/>
+              <w:bottom w:val="none"/>
+            </w:tcBorders>
+          </w:tcPr>
+          <w:p>
+            <w:pPr>
+              <w:spacing w:line="240" w:lineRule="auto" w:after="0"/>
+            </w:pPr>
+            <w:r>
+              <w:rPr>
+                <w:rFonts w:ascii="Consolas" w:hAnsi="Consolas"/>
+                <w:color w:val="2D3748"/>
+                <w:sz w:val="18"/>
+              </w:rPr>
+              <w:t>t_vf = (Q_gd * (R_G,on + R_drv(source) + R_int)) / (V_DRV - V_plateau)</w:t>
+            </w:r>
+          </w:p>
+        </w:tc>
+      </w:tr>
+    </w:tbl>
+    <w:p/>
     <w:p>
       <w:pPr>
         <w:spacing w:before="120" w:after="40"/>
@@ -6338,24 +4670,7 @@
           <w:color w:val="282C34"/>
           <w:sz w:val="22"/>
         </w:rPr>
-        <w:t>3. Output Capacitance Energy Loss (</w:t>
-      </w:r>
-      <w:r>
-        <w:rPr>
-          <w:b/>
-          <w:i/>
-          <w:color w:val="145AA0"/>
-          <w:sz w:val="22"/>
-        </w:rPr>
-        <w:t>P_{COSS</w:t>
-      </w:r>
-      <w:r>
-        <w:rPr>
-          <w:b/>
-          <w:color w:val="282C34"/>
-          <w:sz w:val="22"/>
-        </w:rPr>
-        <w:t>)</w:t>
+        <w:t>3. Output Capacitance Energy Loss (P_COSS)</w:t>
       </w:r>
     </w:p>
     <w:p>
@@ -6367,116 +4682,107 @@
           <w:color w:val="282C34"/>
           <w:sz w:val="21"/>
         </w:rPr>
-        <w:t xml:space="preserve">In hard-switched converters, the electrostatic energy stored in </w:t>
+        <w:t>In hard-switched converters, the electrostatic energy stored in C_oss during the OFF state is shorted out and dissipated internally in the channel at turn-on:</w:t>
       </w:r>
-      <w:r>
-        <w:rPr>
-          <w:i/>
-          <w:color w:val="145AA0"/>
-          <w:sz w:val="21"/>
-        </w:rPr>
-        <w:t>C_{oss</w:t>
-      </w:r>
+    </w:p>
+    <w:tbl>
+      <w:tblPr>
+        <w:tblW w:type="auto" w:w="0"/>
+        <w:jc w:val="center"/>
+        <w:tblLook w:firstColumn="1" w:firstRow="1" w:lastColumn="0" w:lastRow="0" w:noHBand="0" w:noVBand="1" w:val="04A0"/>
+      </w:tblPr>
+      <w:tblGrid>
+        <w:gridCol w:w="9792"/>
+      </w:tblGrid>
+      <w:tr>
+        <w:tc>
+          <w:tcPr>
+            <w:tcW w:type="dxa" w:w="9792"/>
+            <w:shd w:fill="F5F6F8"/>
+            <w:tcMar>
+              <w:top w:w="80" w:type="dxa"/>
+              <w:bottom w:w="80" w:type="dxa"/>
+              <w:left w:w="140" w:type="dxa"/>
+              <w:right w:w="140" w:type="dxa"/>
+            </w:tcMar>
+            <w:tcBorders>
+              <w:left w:val="single" w:sz="18" w:space="0" w:color="CBD5E0"/>
+              <w:top w:val="none"/>
+              <w:right w:val="none"/>
+              <w:bottom w:val="none"/>
+            </w:tcBorders>
+          </w:tcPr>
+          <w:p>
+            <w:pPr>
+              <w:spacing w:line="240" w:lineRule="auto" w:after="0"/>
+            </w:pPr>
+            <w:r>
+              <w:rPr>
+                <w:rFonts w:ascii="Consolas" w:hAnsi="Consolas"/>
+                <w:color w:val="2D3748"/>
+                <w:sz w:val="18"/>
+              </w:rPr>
+              <w:t>E_oss = int_0^V_bus v * C_oss(v) dv</w:t>
+            </w:r>
+          </w:p>
+        </w:tc>
+      </w:tr>
+    </w:tbl>
+    <w:p/>
+    <w:tbl>
+      <w:tblPr>
+        <w:tblW w:type="auto" w:w="0"/>
+        <w:jc w:val="center"/>
+        <w:tblLook w:firstColumn="1" w:firstRow="1" w:lastColumn="0" w:lastRow="0" w:noHBand="0" w:noVBand="1" w:val="04A0"/>
+      </w:tblPr>
+      <w:tblGrid>
+        <w:gridCol w:w="9792"/>
+      </w:tblGrid>
+      <w:tr>
+        <w:tc>
+          <w:tcPr>
+            <w:tcW w:type="dxa" w:w="9792"/>
+            <w:shd w:fill="F5F6F8"/>
+            <w:tcMar>
+              <w:top w:w="80" w:type="dxa"/>
+              <w:bottom w:w="80" w:type="dxa"/>
+              <w:left w:w="140" w:type="dxa"/>
+              <w:right w:w="140" w:type="dxa"/>
+            </w:tcMar>
+            <w:tcBorders>
+              <w:left w:val="single" w:sz="18" w:space="0" w:color="CBD5E0"/>
+              <w:top w:val="none"/>
+              <w:right w:val="none"/>
+              <w:bottom w:val="none"/>
+            </w:tcBorders>
+          </w:tcPr>
+          <w:p>
+            <w:pPr>
+              <w:spacing w:line="240" w:lineRule="auto" w:after="0"/>
+            </w:pPr>
+            <w:r>
+              <w:rPr>
+                <w:rFonts w:ascii="Consolas" w:hAnsi="Consolas"/>
+                <w:color w:val="2D3748"/>
+                <w:sz w:val="18"/>
+              </w:rPr>
+              <w:t>P_COSS = E_oss * f_sw</w:t>
+            </w:r>
+          </w:p>
+        </w:tc>
+      </w:tr>
+    </w:tbl>
+    <w:p/>
+    <w:p>
+      <w:pPr>
+        <w:spacing w:after="80"/>
+      </w:pPr>
       <w:r>
         <w:rPr>
           <w:color w:val="282C34"/>
           <w:sz w:val="21"/>
         </w:rPr>
-        <w:t xml:space="preserve"> during the OFF state is shorted out and dissipated internally in the channel at turn-on:</w:t>
-      </w:r>
-    </w:p>
-    <w:p>
-      <w:pPr>
-        <w:spacing w:after="80"/>
-      </w:pPr>
-      <w:r>
-        <w:rPr>
-          <w:i/>
-          <w:color w:val="145AA0"/>
-          <w:sz w:val="21"/>
-        </w:rPr>
-      </w:r>
-      <w:r>
-        <w:rPr>
-          <w:color w:val="282C34"/>
-          <w:sz w:val="21"/>
-        </w:rPr>
-        <w:t>E_{oss} = \int_0^{V_{bus}} v \cdot C_{oss}(v) \, dv</w:t>
-      </w:r>
-      <w:r>
-        <w:rPr>
-          <w:i/>
-          <w:color w:val="145AA0"/>
-          <w:sz w:val="21"/>
-        </w:rPr>
-      </w:r>
-    </w:p>
-    <w:p>
-      <w:pPr>
-        <w:spacing w:after="80"/>
-      </w:pPr>
-      <w:r>
-        <w:rPr>
-          <w:i/>
-          <w:color w:val="145AA0"/>
-          <w:sz w:val="21"/>
-        </w:rPr>
-      </w:r>
-      <w:r>
-        <w:rPr>
-          <w:color w:val="282C34"/>
-          <w:sz w:val="21"/>
-        </w:rPr>
-        <w:t>P_{COSS} = E_{oss} \times f_{sw}</w:t>
-      </w:r>
-      <w:r>
-        <w:rPr>
-          <w:i/>
-          <w:color w:val="145AA0"/>
-          <w:sz w:val="21"/>
-        </w:rPr>
-      </w:r>
-    </w:p>
-    <w:p>
-      <w:pPr>
-        <w:spacing w:after="80"/>
-      </w:pPr>
-      <w:r>
-        <w:rPr>
-          <w:color w:val="282C34"/>
-          <w:sz w:val="21"/>
-        </w:rPr>
-        <w:t xml:space="preserve">Because </w:t>
-      </w:r>
-      <w:r>
-        <w:rPr>
-          <w:i/>
-          <w:color w:val="145AA0"/>
-          <w:sz w:val="21"/>
-        </w:rPr>
-        <w:t>C_{oss</w:t>
-      </w:r>
-      <w:r>
-        <w:rPr>
-          <w:color w:val="282C34"/>
-          <w:sz w:val="21"/>
-        </w:rPr>
-        <w:t xml:space="preserve"> is non-linear (dropping by orders of magnitude as </w:t>
-      </w:r>
-      <w:r>
-        <w:rPr>
-          <w:i/>
-          <w:color w:val="145AA0"/>
-          <w:sz w:val="21"/>
-        </w:rPr>
-        <w:t>V_{DS</w:t>
-      </w:r>
-      <w:r>
-        <w:rPr>
-          <w:color w:val="282C34"/>
-          <w:sz w:val="21"/>
-        </w:rPr>
-        <w:t xml:space="preserve"> increases), designers must use the </w:t>
+        <w:t xml:space="preserve">Because C_oss is non-linear (dropping by orders of magnitude as V_DS increases), designers must use the </w:t>
       </w:r>
       <w:r>
         <w:rPr>
@@ -6491,50 +4797,53 @@
           <w:color w:val="282C34"/>
           <w:sz w:val="21"/>
         </w:rPr>
-        <w:t xml:space="preserve"> (</w:t>
-      </w:r>
-      <w:r>
-        <w:rPr>
-          <w:i/>
-          <w:color w:val="145AA0"/>
-          <w:sz w:val="21"/>
-        </w:rPr>
-        <w:t>C_{oss(er)</w:t>
-      </w:r>
-      <w:r>
-        <w:rPr>
-          <w:color w:val="282C34"/>
-          <w:sz w:val="21"/>
-        </w:rPr>
-        <w:t>) from the manufacturer's datasheet:</w:t>
+        <w:t xml:space="preserve"> (C_oss(er)) from the manufacturer's datasheet:</w:t>
       </w:r>
     </w:p>
-    <w:p>
-      <w:pPr>
-        <w:spacing w:after="80"/>
-      </w:pPr>
-      <w:r>
-        <w:rPr>
-          <w:i/>
-          <w:color w:val="145AA0"/>
-          <w:sz w:val="21"/>
-        </w:rPr>
-      </w:r>
-      <w:r>
-        <w:rPr>
-          <w:color w:val="282C34"/>
-          <w:sz w:val="21"/>
-        </w:rPr>
-        <w:t>P_{COSS} = \frac{1}{2} C_{oss(er)} \cdot V_{bus}^2 \cdot f_{sw}</w:t>
-      </w:r>
-      <w:r>
-        <w:rPr>
-          <w:i/>
-          <w:color w:val="145AA0"/>
-          <w:sz w:val="21"/>
-        </w:rPr>
-      </w:r>
-    </w:p>
+    <w:tbl>
+      <w:tblPr>
+        <w:tblW w:type="auto" w:w="0"/>
+        <w:jc w:val="center"/>
+        <w:tblLook w:firstColumn="1" w:firstRow="1" w:lastColumn="0" w:lastRow="0" w:noHBand="0" w:noVBand="1" w:val="04A0"/>
+      </w:tblPr>
+      <w:tblGrid>
+        <w:gridCol w:w="9792"/>
+      </w:tblGrid>
+      <w:tr>
+        <w:tc>
+          <w:tcPr>
+            <w:tcW w:type="dxa" w:w="9792"/>
+            <w:shd w:fill="F5F6F8"/>
+            <w:tcMar>
+              <w:top w:w="80" w:type="dxa"/>
+              <w:bottom w:w="80" w:type="dxa"/>
+              <w:left w:w="140" w:type="dxa"/>
+              <w:right w:w="140" w:type="dxa"/>
+            </w:tcMar>
+            <w:tcBorders>
+              <w:left w:val="single" w:sz="18" w:space="0" w:color="CBD5E0"/>
+              <w:top w:val="none"/>
+              <w:right w:val="none"/>
+              <w:bottom w:val="none"/>
+            </w:tcBorders>
+          </w:tcPr>
+          <w:p>
+            <w:pPr>
+              <w:spacing w:line="240" w:lineRule="auto" w:after="0"/>
+            </w:pPr>
+            <w:r>
+              <w:rPr>
+                <w:rFonts w:ascii="Consolas" w:hAnsi="Consolas"/>
+                <w:color w:val="2D3748"/>
+                <w:sz w:val="18"/>
+              </w:rPr>
+              <w:t>P_COSS = 1 / 2 C_oss(er) * V_bus^2 * f_sw</w:t>
+            </w:r>
+          </w:p>
+        </w:tc>
+      </w:tr>
+    </w:tbl>
+    <w:p/>
     <w:p>
       <w:pPr>
         <w:spacing w:before="120" w:after="40"/>
@@ -6545,24 +4854,7 @@
           <w:color w:val="282C34"/>
           <w:sz w:val="22"/>
         </w:rPr>
-        <w:t>4. Gate Drive Loss (</w:t>
-      </w:r>
-      <w:r>
-        <w:rPr>
-          <w:b/>
-          <w:i/>
-          <w:color w:val="145AA0"/>
-          <w:sz w:val="22"/>
-        </w:rPr>
-        <w:t>P_{GATE</w:t>
-      </w:r>
-      <w:r>
-        <w:rPr>
-          <w:b/>
-          <w:color w:val="282C34"/>
-          <w:sz w:val="22"/>
-        </w:rPr>
-        <w:t>)</w:t>
+        <w:t>4. Gate Drive Loss (P_GATE)</w:t>
       </w:r>
     </w:p>
     <w:p>
@@ -6577,32 +4869,50 @@
         <w:t>Delivered by the gate drive power supply:</w:t>
       </w:r>
     </w:p>
-    <w:p>
-      <w:pPr>
-        <w:spacing w:after="80"/>
-      </w:pPr>
-      <w:r>
-        <w:rPr>
-          <w:i/>
-          <w:color w:val="145AA0"/>
-          <w:sz w:val="21"/>
-        </w:rPr>
-      </w:r>
-      <w:r>
-        <w:rPr>
-          <w:color w:val="282C34"/>
-          <w:sz w:val="21"/>
-        </w:rPr>
-        <w:t>P_{GATE} = Q_g \times V_{GS,drive} \times f_{sw}</w:t>
-      </w:r>
-      <w:r>
-        <w:rPr>
-          <w:i/>
-          <w:color w:val="145AA0"/>
-          <w:sz w:val="21"/>
-        </w:rPr>
-      </w:r>
-    </w:p>
+    <w:tbl>
+      <w:tblPr>
+        <w:tblW w:type="auto" w:w="0"/>
+        <w:jc w:val="center"/>
+        <w:tblLook w:firstColumn="1" w:firstRow="1" w:lastColumn="0" w:lastRow="0" w:noHBand="0" w:noVBand="1" w:val="04A0"/>
+      </w:tblPr>
+      <w:tblGrid>
+        <w:gridCol w:w="9792"/>
+      </w:tblGrid>
+      <w:tr>
+        <w:tc>
+          <w:tcPr>
+            <w:tcW w:type="dxa" w:w="9792"/>
+            <w:shd w:fill="F5F6F8"/>
+            <w:tcMar>
+              <w:top w:w="80" w:type="dxa"/>
+              <w:bottom w:w="80" w:type="dxa"/>
+              <w:left w:w="140" w:type="dxa"/>
+              <w:right w:w="140" w:type="dxa"/>
+            </w:tcMar>
+            <w:tcBorders>
+              <w:left w:val="single" w:sz="18" w:space="0" w:color="CBD5E0"/>
+              <w:top w:val="none"/>
+              <w:right w:val="none"/>
+              <w:bottom w:val="none"/>
+            </w:tcBorders>
+          </w:tcPr>
+          <w:p>
+            <w:pPr>
+              <w:spacing w:line="240" w:lineRule="auto" w:after="0"/>
+            </w:pPr>
+            <w:r>
+              <w:rPr>
+                <w:rFonts w:ascii="Consolas" w:hAnsi="Consolas"/>
+                <w:color w:val="2D3748"/>
+                <w:sz w:val="18"/>
+              </w:rPr>
+              <w:t>P_GATE = Q_g * V_GS,drive * f_sw</w:t>
+            </w:r>
+          </w:p>
+        </w:tc>
+      </w:tr>
+    </w:tbl>
+    <w:p/>
     <w:p>
       <w:pPr>
         <w:spacing w:after="80"/>
@@ -6626,24 +4936,7 @@
           <w:color w:val="282C34"/>
           <w:sz w:val="22"/>
         </w:rPr>
-        <w:t>5. Body Diode Conduction &amp; Reverse Recovery (</w:t>
-      </w:r>
-      <w:r>
-        <w:rPr>
-          <w:b/>
-          <w:i/>
-          <w:color w:val="145AA0"/>
-          <w:sz w:val="22"/>
-        </w:rPr>
-        <w:t>P_{DIODE</w:t>
-      </w:r>
-      <w:r>
-        <w:rPr>
-          <w:b/>
-          <w:color w:val="282C34"/>
-          <w:sz w:val="22"/>
-        </w:rPr>
-        <w:t>)</w:t>
+        <w:t>5. Body Diode Conduction &amp; Reverse Recovery (P_DIODE)</w:t>
       </w:r>
     </w:p>
     <w:p>
@@ -6658,32 +4951,50 @@
         <w:t>In half-bridge and synchronous converters during dead-time:</w:t>
       </w:r>
     </w:p>
-    <w:p>
-      <w:pPr>
-        <w:spacing w:after="80"/>
-      </w:pPr>
-      <w:r>
-        <w:rPr>
-          <w:i/>
-          <w:color w:val="145AA0"/>
-          <w:sz w:val="21"/>
-        </w:rPr>
-      </w:r>
-      <w:r>
-        <w:rPr>
-          <w:color w:val="282C34"/>
-          <w:sz w:val="21"/>
-        </w:rPr>
-        <w:t>P_{DIODE} = (V_{SD} \cdot I_{load} \cdot t_{dead,total} \cdot f_{sw}) + (Q_{rr} \cdot V_{bus} \cdot f_{sw})</w:t>
-      </w:r>
-      <w:r>
-        <w:rPr>
-          <w:i/>
-          <w:color w:val="145AA0"/>
-          <w:sz w:val="21"/>
-        </w:rPr>
-      </w:r>
-    </w:p>
+    <w:tbl>
+      <w:tblPr>
+        <w:tblW w:type="auto" w:w="0"/>
+        <w:jc w:val="center"/>
+        <w:tblLook w:firstColumn="1" w:firstRow="1" w:lastColumn="0" w:lastRow="0" w:noHBand="0" w:noVBand="1" w:val="04A0"/>
+      </w:tblPr>
+      <w:tblGrid>
+        <w:gridCol w:w="9792"/>
+      </w:tblGrid>
+      <w:tr>
+        <w:tc>
+          <w:tcPr>
+            <w:tcW w:type="dxa" w:w="9792"/>
+            <w:shd w:fill="F5F6F8"/>
+            <w:tcMar>
+              <w:top w:w="80" w:type="dxa"/>
+              <w:bottom w:w="80" w:type="dxa"/>
+              <w:left w:w="140" w:type="dxa"/>
+              <w:right w:w="140" w:type="dxa"/>
+            </w:tcMar>
+            <w:tcBorders>
+              <w:left w:val="single" w:sz="18" w:space="0" w:color="CBD5E0"/>
+              <w:top w:val="none"/>
+              <w:right w:val="none"/>
+              <w:bottom w:val="none"/>
+            </w:tcBorders>
+          </w:tcPr>
+          <w:p>
+            <w:pPr>
+              <w:spacing w:line="240" w:lineRule="auto" w:after="0"/>
+            </w:pPr>
+            <w:r>
+              <w:rPr>
+                <w:rFonts w:ascii="Consolas" w:hAnsi="Consolas"/>
+                <w:color w:val="2D3748"/>
+                <w:sz w:val="18"/>
+              </w:rPr>
+              <w:t>P_DIODE = (V_SD * I_load * t_dead,total * f_sw) + (Q_rr * V_bus * f_sw)</w:t>
+            </w:r>
+          </w:p>
+        </w:tc>
+      </w:tr>
+    </w:tbl>
+    <w:p/>
     <w:p>
       <w:pPr>
         <w:spacing w:before="80" w:after="80"/>
@@ -6729,37 +5040,7 @@
           <w:color w:val="282C34"/>
           <w:sz w:val="21"/>
         </w:rPr>
-        <w:t xml:space="preserve"> chart defines the maximum boundaries of drain current (</w:t>
-      </w:r>
-      <w:r>
-        <w:rPr>
-          <w:i/>
-          <w:color w:val="145AA0"/>
-          <w:sz w:val="21"/>
-        </w:rPr>
-        <w:t>I_D</w:t>
-      </w:r>
-      <w:r>
-        <w:rPr>
-          <w:color w:val="282C34"/>
-          <w:sz w:val="21"/>
-        </w:rPr>
-        <w:t>) and drain-to-source voltage (</w:t>
-      </w:r>
-      <w:r>
-        <w:rPr>
-          <w:i/>
-          <w:color w:val="145AA0"/>
-          <w:sz w:val="21"/>
-        </w:rPr>
-        <w:t>V_{DS</w:t>
-      </w:r>
-      <w:r>
-        <w:rPr>
-          <w:color w:val="282C34"/>
-          <w:sz w:val="21"/>
-        </w:rPr>
-        <w:t>) that the device can sustain without permanent damage:</w:t>
+        <w:t xml:space="preserve"> chart defines the maximum boundaries of drain current (I_D) and drain-to-source voltage (V_DS) that the device can sustain without permanent damage:</w:t>
       </w:r>
     </w:p>
     <w:tbl>
@@ -6864,22 +5145,29 @@
           <w:color w:val="282C34"/>
           <w:sz w:val="21"/>
         </w:rPr>
-        <w:t>: Maximum continuous current that the internal aluminum bond wires and source clip can carry before melting (</w:t>
+        <w:t>: Maximum continuous current that the internal aluminum bond wires and source clip can carry before melting (I_D &gt;= 150 A).</w:t>
       </w:r>
+    </w:p>
+    <w:p>
+      <w:pPr>
+        <w:pStyle w:val="ListNumber"/>
+        <w:spacing w:after="40"/>
+        <w:ind w:left="360"/>
+      </w:pPr>
       <w:r>
         <w:rPr>
-          <w:i/>
-          <w:color w:val="145AA0"/>
+          <w:b/>
+          <w:color w:val="282C34"/>
           <w:sz w:val="21"/>
         </w:rPr>
-        <w:t>I_D ≥ 150\,A</w:t>
+        <w:t>On-Resistance Limit (R_DS(on))</w:t>
       </w:r>
       <w:r>
         <w:rPr>
           <w:color w:val="282C34"/>
           <w:sz w:val="21"/>
         </w:rPr>
-        <w:t>).</w:t>
+        <w:t>: The device is fully on in the linear region; current is limited by ohmic channel resistance (V_DS / R_DS(on)).</w:t>
       </w:r>
     </w:p>
     <w:p>
@@ -6894,44 +5182,7 @@
           <w:color w:val="282C34"/>
           <w:sz w:val="21"/>
         </w:rPr>
-        <w:t>On-Resistance Limit ($R_{DS(on)}$)</w:t>
-      </w:r>
-      <w:r>
-        <w:rPr>
-          <w:color w:val="282C34"/>
-          <w:sz w:val="21"/>
-        </w:rPr>
-        <w:t>: The device is fully on in the linear region; current is limited by ohmic channel resistance (</w:t>
-      </w:r>
-      <w:r>
-        <w:rPr>
-          <w:i/>
-          <w:color w:val="145AA0"/>
-          <w:sz w:val="21"/>
-        </w:rPr>
-        <w:t>V_{DS / R_{DS(on)</w:t>
-      </w:r>
-      <w:r>
-        <w:rPr>
-          <w:color w:val="282C34"/>
-          <w:sz w:val="21"/>
-        </w:rPr>
-        <w:t>).</w:t>
-      </w:r>
-    </w:p>
-    <w:p>
-      <w:pPr>
-        <w:pStyle w:val="ListNumber"/>
-        <w:spacing w:after="40"/>
-        <w:ind w:left="360"/>
-      </w:pPr>
-      <w:r>
-        <w:rPr>
-          <w:b/>
-          <w:color w:val="282C34"/>
-          <w:sz w:val="21"/>
-        </w:rPr>
-        <w:t>Maximum Junction Power Dissipation Limit ($P_{D(max)}$)</w:t>
+        <w:t>Maximum Junction Power Dissipation Limit (P_D(max))</w:t>
       </w:r>
       <w:r>
         <w:rPr>
@@ -6941,32 +5192,50 @@
         <w:t>: Defined by the junction-to-case thermal resistance:</w:t>
       </w:r>
     </w:p>
-    <w:p>
-      <w:pPr>
-        <w:spacing w:after="80"/>
-      </w:pPr>
-      <w:r>
-        <w:rPr>
-          <w:i/>
-          <w:color w:val="145AA0"/>
-          <w:sz w:val="21"/>
-        </w:rPr>
-      </w:r>
-      <w:r>
-        <w:rPr>
-          <w:color w:val="282C34"/>
-          <w:sz w:val="21"/>
-        </w:rPr>
-        <w:t>P_{D(max)} = \frac{T_{j(max)} - T_C}{R_{\theta JC}}</w:t>
-      </w:r>
-      <w:r>
-        <w:rPr>
-          <w:i/>
-          <w:color w:val="145AA0"/>
-          <w:sz w:val="21"/>
-        </w:rPr>
-      </w:r>
-    </w:p>
+    <w:tbl>
+      <w:tblPr>
+        <w:tblW w:type="auto" w:w="0"/>
+        <w:jc w:val="center"/>
+        <w:tblLook w:firstColumn="1" w:firstRow="1" w:lastColumn="0" w:lastRow="0" w:noHBand="0" w:noVBand="1" w:val="04A0"/>
+      </w:tblPr>
+      <w:tblGrid>
+        <w:gridCol w:w="9792"/>
+      </w:tblGrid>
+      <w:tr>
+        <w:tc>
+          <w:tcPr>
+            <w:tcW w:type="dxa" w:w="9792"/>
+            <w:shd w:fill="F5F6F8"/>
+            <w:tcMar>
+              <w:top w:w="80" w:type="dxa"/>
+              <w:bottom w:w="80" w:type="dxa"/>
+              <w:left w:w="140" w:type="dxa"/>
+              <w:right w:w="140" w:type="dxa"/>
+            </w:tcMar>
+            <w:tcBorders>
+              <w:left w:val="single" w:sz="18" w:space="0" w:color="CBD5E0"/>
+              <w:top w:val="none"/>
+              <w:right w:val="none"/>
+              <w:bottom w:val="none"/>
+            </w:tcBorders>
+          </w:tcPr>
+          <w:p>
+            <w:pPr>
+              <w:spacing w:line="240" w:lineRule="auto" w:after="0"/>
+            </w:pPr>
+            <w:r>
+              <w:rPr>
+                <w:rFonts w:ascii="Consolas" w:hAnsi="Consolas"/>
+                <w:color w:val="2D3748"/>
+                <w:sz w:val="18"/>
+              </w:rPr>
+              <w:t>P_D(max) = (T_j(max) - T_C) / (R_θ JC)</w:t>
+            </w:r>
+          </w:p>
+        </w:tc>
+      </w:tr>
+    </w:tbl>
+    <w:p/>
     <w:p>
       <w:pPr>
         <w:pStyle w:val="ListNumber"/>
@@ -7000,37 +5269,7 @@
           <w:color w:val="282C34"/>
           <w:sz w:val="21"/>
         </w:rPr>
-        <w:t xml:space="preserve">At high </w:t>
-      </w:r>
-      <w:r>
-        <w:rPr>
-          <w:i/>
-          <w:color w:val="145AA0"/>
-          <w:sz w:val="21"/>
-        </w:rPr>
-        <w:t>V_{DS</w:t>
-      </w:r>
-      <w:r>
-        <w:rPr>
-          <w:color w:val="282C34"/>
-          <w:sz w:val="21"/>
-        </w:rPr>
-        <w:t xml:space="preserve"> and low </w:t>
-      </w:r>
-      <w:r>
-        <w:rPr>
-          <w:i/>
-          <w:color w:val="145AA0"/>
-          <w:sz w:val="21"/>
-        </w:rPr>
-        <w:t>I_D</w:t>
-      </w:r>
-      <w:r>
-        <w:rPr>
-          <w:color w:val="282C34"/>
-          <w:sz w:val="21"/>
-        </w:rPr>
-        <w:t xml:space="preserve"> (linear region operation, such as in hot-swap controllers, electronic loads, and linear regulators), modern high-cell-density MOSFETs exhibit a </w:t>
+        <w:t xml:space="preserve">At high V_DS and low I_D (linear region operation, such as in hot-swap controllers, electronic loads, and linear regulators), modern high-cell-density MOSFETs exhibit a </w:t>
       </w:r>
       <w:r>
         <w:rPr>
@@ -7038,7 +5277,7 @@
           <w:color w:val="282C34"/>
           <w:sz w:val="21"/>
         </w:rPr>
-        <w:t>negative temperature coefficient of threshold voltage ($V_{TH}$)</w:t>
+        <w:t>negative temperature coefficient of threshold voltage (V_TH)</w:t>
       </w:r>
       <w:r>
         <w:rPr>
@@ -7059,51 +5298,21 @@
           <w:color w:val="282C34"/>
           <w:sz w:val="21"/>
         </w:rPr>
-        <w:t xml:space="preserve">If a microscopic portion of the silicon die becomes slightly hotter, its local </w:t>
+        <w:t>If a microscopic portion of the silicon die becomes slightly hotter, its local V_TH drops.</w:t>
       </w:r>
-      <w:r>
-        <w:rPr>
-          <w:i/>
-          <w:color w:val="145AA0"/>
-          <w:sz w:val="21"/>
-        </w:rPr>
-        <w:t>V_{TH</w:t>
-      </w:r>
+    </w:p>
+    <w:p>
+      <w:pPr>
+        <w:pStyle w:val="ListBullet"/>
+        <w:spacing w:after="40"/>
+        <w:ind w:left="720"/>
+      </w:pPr>
       <w:r>
         <w:rPr>
           <w:color w:val="282C34"/>
           <w:sz w:val="21"/>
         </w:rPr>
-        <w:t xml:space="preserve"> drops.</w:t>
-      </w:r>
-    </w:p>
-    <w:p>
-      <w:pPr>
-        <w:pStyle w:val="ListBullet"/>
-        <w:spacing w:after="40"/>
-        <w:ind w:left="720"/>
-      </w:pPr>
-      <w:r>
-        <w:rPr>
-          <w:color w:val="282C34"/>
-          <w:sz w:val="21"/>
-        </w:rPr>
-        <w:t xml:space="preserve">The drop in </w:t>
-      </w:r>
-      <w:r>
-        <w:rPr>
-          <w:i/>
-          <w:color w:val="145AA0"/>
-          <w:sz w:val="21"/>
-        </w:rPr>
-        <w:t>V_{TH</w:t>
-      </w:r>
-      <w:r>
-        <w:rPr>
-          <w:color w:val="282C34"/>
-          <w:sz w:val="21"/>
-        </w:rPr>
-        <w:t xml:space="preserve"> causes that hot spot to draw </w:t>
+        <w:t xml:space="preserve">The drop in V_TH causes that hot spot to draw </w:t>
       </w:r>
       <w:r>
         <w:rPr>
@@ -7185,7 +5394,7 @@
           <w:color w:val="282C34"/>
           <w:sz w:val="21"/>
         </w:rPr>
-        <w:t>Drain-Source Avalanche Breakdown Limit ($V_{BR(DSS)}$)</w:t>
+        <w:t>Drain-Source Avalanche Breakdown Limit (V_BR(DSS))</w:t>
       </w:r>
       <w:r>
         <w:rPr>
@@ -7225,22 +5434,7 @@
           <w:color w:val="282C34"/>
           <w:sz w:val="21"/>
         </w:rPr>
-        <w:t>When an inductive load is abruptly disconnected without a freewheeling clamp, the inductor's magnetic energy forces the MOSFET into reverse avalanche breakdown (</w:t>
-      </w:r>
-      <w:r>
-        <w:rPr>
-          <w:i/>
-          <w:color w:val="145AA0"/>
-          <w:sz w:val="21"/>
-        </w:rPr>
-        <w:t>V_{DS ≥ V_{BR(DSS)</w:t>
-      </w:r>
-      <w:r>
-        <w:rPr>
-          <w:color w:val="282C34"/>
-          <w:sz w:val="21"/>
-        </w:rPr>
-        <w:t>):</w:t>
+        <w:t>When an inductive load is abruptly disconnected without a freewheeling clamp, the inductor's magnetic energy forces the MOSFET into reverse avalanche breakdown (V_DS &gt;= V_BR(DSS)):</w:t>
       </w:r>
     </w:p>
     <w:tbl>
@@ -7334,7 +5528,127 @@
           <w:color w:val="282C34"/>
           <w:sz w:val="21"/>
         </w:rPr>
-        <w:t>Single-Pulse Avalanche Energy ($E_{AS}$)</w:t>
+        <w:t>Single-Pulse Avalanche Energy (E_AS)</w:t>
+      </w:r>
+      <w:r>
+        <w:rPr>
+          <w:color w:val="282C34"/>
+          <w:sz w:val="21"/>
+        </w:rPr>
+        <w:t>:</w:t>
+      </w:r>
+    </w:p>
+    <w:tbl>
+      <w:tblPr>
+        <w:tblW w:type="auto" w:w="0"/>
+        <w:jc w:val="center"/>
+        <w:tblLook w:firstColumn="1" w:firstRow="1" w:lastColumn="0" w:lastRow="0" w:noHBand="0" w:noVBand="1" w:val="04A0"/>
+      </w:tblPr>
+      <w:tblGrid>
+        <w:gridCol w:w="9792"/>
+      </w:tblGrid>
+      <w:tr>
+        <w:tc>
+          <w:tcPr>
+            <w:tcW w:type="dxa" w:w="9792"/>
+            <w:shd w:fill="F5F6F8"/>
+            <w:tcMar>
+              <w:top w:w="80" w:type="dxa"/>
+              <w:bottom w:w="80" w:type="dxa"/>
+              <w:left w:w="140" w:type="dxa"/>
+              <w:right w:w="140" w:type="dxa"/>
+            </w:tcMar>
+            <w:tcBorders>
+              <w:left w:val="single" w:sz="18" w:space="0" w:color="CBD5E0"/>
+              <w:top w:val="none"/>
+              <w:right w:val="none"/>
+              <w:bottom w:val="none"/>
+            </w:tcBorders>
+          </w:tcPr>
+          <w:p>
+            <w:pPr>
+              <w:spacing w:line="240" w:lineRule="auto" w:after="0"/>
+            </w:pPr>
+            <w:r>
+              <w:rPr>
+                <w:rFonts w:ascii="Consolas" w:hAnsi="Consolas"/>
+                <w:color w:val="2D3748"/>
+                <w:sz w:val="18"/>
+              </w:rPr>
+              <w:t>E_AS = 1 / 2 L * I_AS^2 * (V_BR(DSS) / (V_BR(DSS) - V_DD))</w:t>
+            </w:r>
+          </w:p>
+        </w:tc>
+      </w:tr>
+    </w:tbl>
+    <w:p/>
+    <w:p>
+      <w:pPr>
+        <w:spacing w:after="80"/>
+      </w:pPr>
+      <w:r>
+        <w:rPr>
+          <w:color w:val="282C34"/>
+          <w:sz w:val="21"/>
+        </w:rPr>
+        <w:t>Where:</w:t>
+      </w:r>
+    </w:p>
+    <w:p>
+      <w:pPr>
+        <w:pStyle w:val="ListBullet"/>
+        <w:spacing w:after="40"/>
+        <w:ind w:left="720"/>
+      </w:pPr>
+      <w:r>
+        <w:rPr>
+          <w:color w:val="282C34"/>
+          <w:sz w:val="21"/>
+        </w:rPr>
+        <w:t>L: Unclamped test inductance (1 mH ... 10 mH)</w:t>
+      </w:r>
+    </w:p>
+    <w:p>
+      <w:pPr>
+        <w:pStyle w:val="ListBullet"/>
+        <w:spacing w:after="40"/>
+        <w:ind w:left="720"/>
+      </w:pPr>
+      <w:r>
+        <w:rPr>
+          <w:color w:val="282C34"/>
+          <w:sz w:val="21"/>
+        </w:rPr>
+        <w:t>I_AS: Peak avalanche current reached at turn-off</w:t>
+      </w:r>
+    </w:p>
+    <w:p>
+      <w:pPr>
+        <w:pStyle w:val="ListBullet"/>
+        <w:spacing w:after="40"/>
+        <w:ind w:left="720"/>
+      </w:pPr>
+      <w:r>
+        <w:rPr>
+          <w:color w:val="282C34"/>
+          <w:sz w:val="21"/>
+        </w:rPr>
+        <w:t>V_BR(DSS): Measured avalanche breakdown voltage</w:t>
+      </w:r>
+    </w:p>
+    <w:p>
+      <w:pPr>
+        <w:pStyle w:val="ListNumber"/>
+        <w:spacing w:after="40"/>
+        <w:ind w:left="360"/>
+      </w:pPr>
+      <w:r>
+        <w:rPr>
+          <w:b/>
+          <w:color w:val="282C34"/>
+          <w:sz w:val="21"/>
+        </w:rPr>
+        <w:t>Repetitive Avalanche Energy (E_AR)</w:t>
       </w:r>
       <w:r>
         <w:rPr>
@@ -7350,194 +5664,56 @@
       </w:pPr>
       <w:r>
         <w:rPr>
-          <w:i/>
-          <w:color w:val="145AA0"/>
-          <w:sz w:val="21"/>
-        </w:rPr>
-      </w:r>
-      <w:r>
-        <w:rPr>
           <w:color w:val="282C34"/>
           <w:sz w:val="21"/>
         </w:rPr>
-        <w:t>E_{AS} = \frac{1}{2} L \cdot I_{AS}^2 \cdot \left(\frac{V_{BR(DSS)}}{V_{BR(DSS)} - V_{DD}}\right)</w:t>
-      </w:r>
-      <w:r>
-        <w:rPr>
-          <w:i/>
-          <w:color w:val="145AA0"/>
-          <w:sz w:val="21"/>
-        </w:rPr>
+        <w:t>Avalanche events occurring every switching cycle must be constrained such that the cumulative average power does not elevate junction temperature beyond T_j(max):</w:t>
       </w:r>
     </w:p>
-    <w:p>
-      <w:pPr>
-        <w:spacing w:after="80"/>
-      </w:pPr>
-      <w:r>
-        <w:rPr>
-          <w:color w:val="282C34"/>
-          <w:sz w:val="21"/>
-        </w:rPr>
-        <w:t>Where:</w:t>
-      </w:r>
-    </w:p>
-    <w:p>
-      <w:pPr>
-        <w:pStyle w:val="ListBullet"/>
-        <w:spacing w:after="40"/>
-        <w:ind w:left="720"/>
-      </w:pPr>
-      <w:r>
-        <w:rPr>
-          <w:i/>
-          <w:color w:val="145AA0"/>
-          <w:sz w:val="21"/>
-        </w:rPr>
-        <w:t>L</w:t>
-      </w:r>
-      <w:r>
-        <w:rPr>
-          <w:color w:val="282C34"/>
-          <w:sz w:val="21"/>
-        </w:rPr>
-        <w:t>: Unclamped test inductance (</w:t>
-      </w:r>
-      <w:r>
-        <w:rPr>
-          <w:i/>
-          <w:color w:val="145AA0"/>
-          <w:sz w:val="21"/>
-        </w:rPr>
-        <w:t>1\,mH \dots 10\,mH</w:t>
-      </w:r>
-      <w:r>
-        <w:rPr>
-          <w:color w:val="282C34"/>
-          <w:sz w:val="21"/>
-        </w:rPr>
-        <w:t>)</w:t>
-      </w:r>
-    </w:p>
-    <w:p>
-      <w:pPr>
-        <w:pStyle w:val="ListBullet"/>
-        <w:spacing w:after="40"/>
-        <w:ind w:left="720"/>
-      </w:pPr>
-      <w:r>
-        <w:rPr>
-          <w:i/>
-          <w:color w:val="145AA0"/>
-          <w:sz w:val="21"/>
-        </w:rPr>
-        <w:t>I_{AS</w:t>
-      </w:r>
-      <w:r>
-        <w:rPr>
-          <w:color w:val="282C34"/>
-          <w:sz w:val="21"/>
-        </w:rPr>
-        <w:t>: Peak avalanche current reached at turn-off</w:t>
-      </w:r>
-    </w:p>
-    <w:p>
-      <w:pPr>
-        <w:pStyle w:val="ListBullet"/>
-        <w:spacing w:after="40"/>
-        <w:ind w:left="720"/>
-      </w:pPr>
-      <w:r>
-        <w:rPr>
-          <w:i/>
-          <w:color w:val="145AA0"/>
-          <w:sz w:val="21"/>
-        </w:rPr>
-        <w:t>V_{BR(DSS)</w:t>
-      </w:r>
-      <w:r>
-        <w:rPr>
-          <w:color w:val="282C34"/>
-          <w:sz w:val="21"/>
-        </w:rPr>
-        <w:t>: Measured avalanche breakdown voltage</w:t>
-      </w:r>
-    </w:p>
-    <w:p>
-      <w:pPr>
-        <w:pStyle w:val="ListNumber"/>
-        <w:spacing w:after="40"/>
-        <w:ind w:left="360"/>
-      </w:pPr>
-      <w:r>
-        <w:rPr>
-          <w:b/>
-          <w:color w:val="282C34"/>
-          <w:sz w:val="21"/>
-        </w:rPr>
-        <w:t>Repetitive Avalanche Energy ($E_{AR}$)</w:t>
-      </w:r>
-      <w:r>
-        <w:rPr>
-          <w:color w:val="282C34"/>
-          <w:sz w:val="21"/>
-        </w:rPr>
-        <w:t>:</w:t>
-      </w:r>
-    </w:p>
-    <w:p>
-      <w:pPr>
-        <w:spacing w:after="80"/>
-      </w:pPr>
-      <w:r>
-        <w:rPr>
-          <w:color w:val="282C34"/>
-          <w:sz w:val="21"/>
-        </w:rPr>
-        <w:t xml:space="preserve">Avalanche events occurring every switching cycle must be constrained such that the cumulative average power does not elevate junction temperature beyond </w:t>
-      </w:r>
-      <w:r>
-        <w:rPr>
-          <w:i/>
-          <w:color w:val="145AA0"/>
-          <w:sz w:val="21"/>
-        </w:rPr>
-        <w:t>T_{j(max)</w:t>
-      </w:r>
-      <w:r>
-        <w:rPr>
-          <w:color w:val="282C34"/>
-          <w:sz w:val="21"/>
-        </w:rPr>
-        <w:t>:</w:t>
-      </w:r>
-    </w:p>
-    <w:p>
-      <w:pPr>
-        <w:spacing w:after="80"/>
-      </w:pPr>
-      <w:r>
-        <w:rPr>
-          <w:i/>
-          <w:color w:val="145AA0"/>
-          <w:sz w:val="21"/>
-        </w:rPr>
-      </w:r>
-      <w:r>
-        <w:rPr>
-          <w:color w:val="282C34"/>
-          <w:sz w:val="21"/>
-        </w:rPr>
-        <w:t>P_{avalanche} = E_{AR} \times f_{sw} &lt; \frac{T_{j(max)} - T_A}{R_{\theta JA}}</w:t>
-      </w:r>
-      <w:r>
-        <w:rPr>
-          <w:i/>
-          <w:color w:val="145AA0"/>
-          <w:sz w:val="21"/>
-        </w:rPr>
-      </w:r>
-    </w:p>
+    <w:tbl>
+      <w:tblPr>
+        <w:tblW w:type="auto" w:w="0"/>
+        <w:jc w:val="center"/>
+        <w:tblLook w:firstColumn="1" w:firstRow="1" w:lastColumn="0" w:lastRow="0" w:noHBand="0" w:noVBand="1" w:val="04A0"/>
+      </w:tblPr>
+      <w:tblGrid>
+        <w:gridCol w:w="9792"/>
+      </w:tblGrid>
+      <w:tr>
+        <w:tc>
+          <w:tcPr>
+            <w:tcW w:type="dxa" w:w="9792"/>
+            <w:shd w:fill="F5F6F8"/>
+            <w:tcMar>
+              <w:top w:w="80" w:type="dxa"/>
+              <w:bottom w:w="80" w:type="dxa"/>
+              <w:left w:w="140" w:type="dxa"/>
+              <w:right w:w="140" w:type="dxa"/>
+            </w:tcMar>
+            <w:tcBorders>
+              <w:left w:val="single" w:sz="18" w:space="0" w:color="CBD5E0"/>
+              <w:top w:val="none"/>
+              <w:right w:val="none"/>
+              <w:bottom w:val="none"/>
+            </w:tcBorders>
+          </w:tcPr>
+          <w:p>
+            <w:pPr>
+              <w:spacing w:line="240" w:lineRule="auto" w:after="0"/>
+            </w:pPr>
+            <w:r>
+              <w:rPr>
+                <w:rFonts w:ascii="Consolas" w:hAnsi="Consolas"/>
+                <w:color w:val="2D3748"/>
+                <w:sz w:val="18"/>
+              </w:rPr>
+              <w:t>P_avalanche = E_AR * f_sw &lt; (T_j(max) - T_A) / (R_θ JA)</w:t>
+            </w:r>
+          </w:p>
+        </w:tc>
+      </w:tr>
+    </w:tbl>
+    <w:p/>
     <w:p>
       <w:pPr>
         <w:spacing w:before="80" w:after="80"/>
@@ -7568,37 +5744,7 @@
           <w:color w:val="282C34"/>
           <w:sz w:val="21"/>
         </w:rPr>
-        <w:t>In high-power inverters (</w:t>
-      </w:r>
-      <w:r>
-        <w:rPr>
-          <w:i/>
-          <w:color w:val="145AA0"/>
-          <w:sz w:val="21"/>
-        </w:rPr>
-        <w:t>&gt; 50\,kW</w:t>
-      </w:r>
-      <w:r>
-        <w:rPr>
-          <w:color w:val="282C34"/>
-          <w:sz w:val="21"/>
-        </w:rPr>
-        <w:t>) and low-voltage battery disconnects (</w:t>
-      </w:r>
-      <w:r>
-        <w:rPr>
-          <w:i/>
-          <w:color w:val="145AA0"/>
-          <w:sz w:val="21"/>
-        </w:rPr>
-        <w:t>&gt; 200\,A</w:t>
-      </w:r>
-      <w:r>
-        <w:rPr>
-          <w:color w:val="282C34"/>
-          <w:sz w:val="21"/>
-        </w:rPr>
-        <w:t>), multiple discrete MOSFETs must be connected in parallel.</w:t>
+        <w:t>In high-power inverters (&gt; 50 kW) and low-voltage battery disconnects (&gt; 200 A), multiple discrete MOSFETs must be connected in parallel.</w:t>
       </w:r>
     </w:p>
     <w:tbl>
@@ -7725,7 +5871,7 @@
           <w:color w:val="282C34"/>
           <w:sz w:val="21"/>
         </w:rPr>
-        <w:t>positive temperature coefficient of $R_{DS(on)}$</w:t>
+        <w:t>positive temperature coefficient of R_DS(on)</w:t>
       </w:r>
       <w:r>
         <w:rPr>
@@ -7746,22 +5892,7 @@
           <w:color w:val="282C34"/>
           <w:sz w:val="21"/>
         </w:rPr>
-        <w:t xml:space="preserve">If Q1 runs hotter, its </w:t>
-      </w:r>
-      <w:r>
-        <w:rPr>
-          <w:i/>
-          <w:color w:val="145AA0"/>
-          <w:sz w:val="21"/>
-        </w:rPr>
-        <w:t>R_{DS(on)</w:t>
-      </w:r>
-      <w:r>
-        <w:rPr>
-          <w:color w:val="282C34"/>
-          <w:sz w:val="21"/>
-        </w:rPr>
-        <w:t xml:space="preserve"> rises, naturally steering current into cooler device Q2 until thermal equilibrium is established.</w:t>
+        <w:t>If Q1 runs hotter, its R_DS(on) rises, naturally steering current into cooler device Q2 until thermal equilibrium is established.</w:t>
       </w:r>
     </w:p>
     <w:p>
@@ -7826,37 +5957,7 @@
           <w:color w:val="282C34"/>
           <w:sz w:val="21"/>
         </w:rPr>
-        <w:t>Differences in threshold voltage (</w:t>
-      </w:r>
-      <w:r>
-        <w:rPr>
-          <w:i/>
-          <w:color w:val="145AA0"/>
-          <w:sz w:val="21"/>
-        </w:rPr>
-        <w:t>\Delta V_{TH \approx 0.5\,V</w:t>
-      </w:r>
-      <w:r>
-        <w:rPr>
-          <w:color w:val="282C34"/>
-          <w:sz w:val="21"/>
-        </w:rPr>
-        <w:t xml:space="preserve">) cause the device with lower </w:t>
-      </w:r>
-      <w:r>
-        <w:rPr>
-          <w:i/>
-          <w:color w:val="145AA0"/>
-          <w:sz w:val="21"/>
-        </w:rPr>
-        <w:t>V_{TH</w:t>
-      </w:r>
-      <w:r>
-        <w:rPr>
-          <w:color w:val="282C34"/>
-          <w:sz w:val="21"/>
-        </w:rPr>
-        <w:t xml:space="preserve"> to turn on first and turn off last, absorbing </w:t>
+        <w:t xml:space="preserve">Differences in threshold voltage (Δ V_TH ≈ 0.5 V) cause the device with lower V_TH to turn on first and turn off last, absorbing </w:t>
       </w:r>
       <w:r>
         <w:rPr>
@@ -7864,7 +5965,7 @@
           <w:color w:val="282C34"/>
           <w:sz w:val="21"/>
         </w:rPr>
-        <w:t>$100\%$ of the switching energy</w:t>
+        <w:t>100\% of the switching energy</w:t>
       </w:r>
       <w:r>
         <w:rPr>
@@ -7885,22 +5986,7 @@
           <w:color w:val="282C34"/>
           <w:sz w:val="21"/>
         </w:rPr>
-        <w:t>Asymmetric PCB trace inductances (</w:t>
-      </w:r>
-      <w:r>
-        <w:rPr>
-          <w:i/>
-          <w:color w:val="145AA0"/>
-          <w:sz w:val="21"/>
-        </w:rPr>
-        <w:t>L_{gate, L_{source</w:t>
-      </w:r>
-      <w:r>
-        <w:rPr>
-          <w:color w:val="282C34"/>
-          <w:sz w:val="21"/>
-        </w:rPr>
-        <w:t>) cause dynamic current crowding.</w:t>
+        <w:t>Asymmetric PCB trace inductances (L_gate, L_source) cause dynamic current crowding.</w:t>
       </w:r>
     </w:p>
     <w:p>
@@ -7935,22 +6021,7 @@
           <w:color w:val="282C34"/>
           <w:sz w:val="21"/>
         </w:rPr>
-        <w:t>: Never tie gates directly together. Always place dedicated gate resistors (</w:t>
-      </w:r>
-      <w:r>
-        <w:rPr>
-          <w:i/>
-          <w:color w:val="145AA0"/>
-          <w:sz w:val="21"/>
-        </w:rPr>
-        <w:t>R_{G1, R_{G2</w:t>
-      </w:r>
-      <w:r>
-        <w:rPr>
-          <w:color w:val="282C34"/>
-          <w:sz w:val="21"/>
-        </w:rPr>
-        <w:t>) directly at each device pin to decouple input capacitances and suppress high-frequency push-pull gate oscillations:</w:t>
+        <w:t>: Never tie gates directly together. Always place dedicated gate resistors (R_G1, R_G2) directly at each device pin to decouple input capacitances and suppress high-frequency push-pull gate oscillations:</w:t>
       </w:r>
     </w:p>
     <w:tbl>
@@ -8020,22 +6091,7 @@
           <w:color w:val="282C34"/>
           <w:sz w:val="21"/>
         </w:rPr>
-        <w:t>: Place an SMD ferrite bead in series with each gate lead to attenuate parasitic VHF oscillations (</w:t>
-      </w:r>
-      <w:r>
-        <w:rPr>
-          <w:i/>
-          <w:color w:val="145AA0"/>
-          <w:sz w:val="21"/>
-        </w:rPr>
-        <w:t>50\,MHz \dots 200\,MHz</w:t>
-      </w:r>
-      <w:r>
-        <w:rPr>
-          <w:color w:val="282C34"/>
-          <w:sz w:val="21"/>
-        </w:rPr>
-        <w:t>).</w:t>
+        <w:t>: Place an SMD ferrite bead in series with each gate lead to attenuate parasitic VHF oscillations (50 MHz ... 200 MHz).</w:t>
       </w:r>
     </w:p>
     <w:p>
@@ -8060,32 +6116,50 @@
         <w:t>: Route power traces with identical geometric lengths and symmetrical magnetic coupling to ensure equal stray inductances:</w:t>
       </w:r>
     </w:p>
-    <w:p>
-      <w:pPr>
-        <w:spacing w:after="80"/>
-      </w:pPr>
-      <w:r>
-        <w:rPr>
-          <w:i/>
-          <w:color w:val="145AA0"/>
-          <w:sz w:val="21"/>
-        </w:rPr>
-      </w:r>
-      <w:r>
-        <w:rPr>
-          <w:color w:val="282C34"/>
-          <w:sz w:val="21"/>
-        </w:rPr>
-        <w:t>L_{\sigma 1} \approx L_{\sigma 2}</w:t>
-      </w:r>
-      <w:r>
-        <w:rPr>
-          <w:i/>
-          <w:color w:val="145AA0"/>
-          <w:sz w:val="21"/>
-        </w:rPr>
-      </w:r>
-    </w:p>
+    <w:tbl>
+      <w:tblPr>
+        <w:tblW w:type="auto" w:w="0"/>
+        <w:jc w:val="center"/>
+        <w:tblLook w:firstColumn="1" w:firstRow="1" w:lastColumn="0" w:lastRow="0" w:noHBand="0" w:noVBand="1" w:val="04A0"/>
+      </w:tblPr>
+      <w:tblGrid>
+        <w:gridCol w:w="9792"/>
+      </w:tblGrid>
+      <w:tr>
+        <w:tc>
+          <w:tcPr>
+            <w:tcW w:type="dxa" w:w="9792"/>
+            <w:shd w:fill="F5F6F8"/>
+            <w:tcMar>
+              <w:top w:w="80" w:type="dxa"/>
+              <w:bottom w:w="80" w:type="dxa"/>
+              <w:left w:w="140" w:type="dxa"/>
+              <w:right w:w="140" w:type="dxa"/>
+            </w:tcMar>
+            <w:tcBorders>
+              <w:left w:val="single" w:sz="18" w:space="0" w:color="CBD5E0"/>
+              <w:top w:val="none"/>
+              <w:right w:val="none"/>
+              <w:bottom w:val="none"/>
+            </w:tcBorders>
+          </w:tcPr>
+          <w:p>
+            <w:pPr>
+              <w:spacing w:line="240" w:lineRule="auto" w:after="0"/>
+            </w:pPr>
+            <w:r>
+              <w:rPr>
+                <w:rFonts w:ascii="Consolas" w:hAnsi="Consolas"/>
+                <w:color w:val="2D3748"/>
+                <w:sz w:val="18"/>
+              </w:rPr>
+              <w:t>L_σ 1 ≈ L_σ 2</w:t>
+            </w:r>
+          </w:p>
+        </w:tc>
+      </w:tr>
+    </w:tbl>
+    <w:p/>
     <w:p>
       <w:pPr>
         <w:pStyle w:val="ListBullet"/>
@@ -8105,37 +6179,7 @@
           <w:color w:val="282C34"/>
           <w:sz w:val="21"/>
         </w:rPr>
-        <w:t xml:space="preserve">: Use MOSFETs from the same production wafer lot to minimize </w:t>
-      </w:r>
-      <w:r>
-        <w:rPr>
-          <w:i/>
-          <w:color w:val="145AA0"/>
-          <w:sz w:val="21"/>
-        </w:rPr>
-        <w:t>\Delta V_{TH</w:t>
-      </w:r>
-      <w:r>
-        <w:rPr>
-          <w:color w:val="282C34"/>
-          <w:sz w:val="21"/>
-        </w:rPr>
-        <w:t xml:space="preserve"> and </w:t>
-      </w:r>
-      <w:r>
-        <w:rPr>
-          <w:i/>
-          <w:color w:val="145AA0"/>
-          <w:sz w:val="21"/>
-        </w:rPr>
-        <w:t>\Delta R_{DS(on)</w:t>
-      </w:r>
-      <w:r>
-        <w:rPr>
-          <w:color w:val="282C34"/>
-          <w:sz w:val="21"/>
-        </w:rPr>
-        <w:t>.</w:t>
+        <w:t>: Use MOSFETs from the same production wafer lot to minimize Δ V_TH and Δ R_DS(on).</w:t>
       </w:r>
     </w:p>
     <w:p>
@@ -8346,7 +6390,7 @@
                 <w:color w:val="282C34"/>
                 <w:sz w:val="18"/>
               </w:rPr>
-              <w:t>Material Bandgap ($E_g$)</w:t>
+              <w:t>Material Bandgap (E_g)</w:t>
             </w:r>
           </w:p>
         </w:tc>
@@ -8367,11 +6411,10 @@
             </w:pPr>
             <w:r>
               <w:rPr>
-                <w:i/>
-                <w:color w:val="145AA0"/>
+                <w:color w:val="282C34"/>
                 <w:sz w:val="18"/>
               </w:rPr>
-              <w:t>1.12\,eV</w:t>
+              <w:t>1.12 eV</w:t>
             </w:r>
           </w:p>
         </w:tc>
@@ -8392,11 +6435,10 @@
             </w:pPr>
             <w:r>
               <w:rPr>
-                <w:i/>
-                <w:color w:val="145AA0"/>
+                <w:color w:val="282C34"/>
                 <w:sz w:val="18"/>
               </w:rPr>
-              <w:t>1.12\,eV</w:t>
+              <w:t>1.12 eV</w:t>
             </w:r>
           </w:p>
         </w:tc>
@@ -8421,7 +6463,7 @@
                 <w:color w:val="282C34"/>
                 <w:sz w:val="18"/>
               </w:rPr>
-              <w:t>$3.26\,\text{eV}$ (Wide)</w:t>
+              <w:t>3.26 eV (Wide)</w:t>
             </w:r>
           </w:p>
         </w:tc>
@@ -8446,7 +6488,7 @@
                 <w:color w:val="282C34"/>
                 <w:sz w:val="18"/>
               </w:rPr>
-              <w:t>$3.43\,\text{eV}$ (Wide)</w:t>
+              <w:t>3.43 eV (Wide)</w:t>
             </w:r>
           </w:p>
         </w:tc>
@@ -8474,7 +6516,7 @@
                 <w:color w:val="282C34"/>
                 <w:sz w:val="18"/>
               </w:rPr>
-              <w:t>Critical Breakdown Field ($E_c$)</w:t>
+              <w:t>Critical Breakdown Field (E_c)</w:t>
             </w:r>
           </w:p>
         </w:tc>
@@ -8496,11 +6538,10 @@
             </w:pPr>
             <w:r>
               <w:rPr>
-                <w:i/>
-                <w:color w:val="145AA0"/>
+                <w:color w:val="282C34"/>
                 <w:sz w:val="18"/>
               </w:rPr>
-              <w:t>0.3\,MV/cm</w:t>
+              <w:t>0.3 MV/cm</w:t>
             </w:r>
           </w:p>
         </w:tc>
@@ -8522,11 +6563,10 @@
             </w:pPr>
             <w:r>
               <w:rPr>
-                <w:i/>
-                <w:color w:val="145AA0"/>
+                <w:color w:val="282C34"/>
                 <w:sz w:val="18"/>
               </w:rPr>
-              <w:t>0.3\,MV/cm</w:t>
+              <w:t>0.3 MV/cm</w:t>
             </w:r>
           </w:p>
         </w:tc>
@@ -8552,7 +6592,7 @@
                 <w:color w:val="282C34"/>
                 <w:sz w:val="18"/>
               </w:rPr>
-              <w:t>$2.8\,\text{MV/cm}$ ($10\times$)</w:t>
+              <w:t>2.8 MV/cm (10*)</w:t>
             </w:r>
           </w:p>
         </w:tc>
@@ -8578,7 +6618,7 @@
                 <w:color w:val="282C34"/>
                 <w:sz w:val="18"/>
               </w:rPr>
-              <w:t>$3.3\,\text{MV/cm}$ ($11\times$)</w:t>
+              <w:t>3.3 MV/cm (11*)</w:t>
             </w:r>
           </w:p>
         </w:tc>
@@ -8605,7 +6645,7 @@
                 <w:color w:val="282C34"/>
                 <w:sz w:val="18"/>
               </w:rPr>
-              <w:t>Electron Mobility ($\mu_n$)</w:t>
+              <w:t>Electron Mobility (µ_n)</w:t>
             </w:r>
           </w:p>
         </w:tc>
@@ -8626,11 +6666,10 @@
             </w:pPr>
             <w:r>
               <w:rPr>
-                <w:i/>
-                <w:color w:val="145AA0"/>
+                <w:color w:val="282C34"/>
                 <w:sz w:val="18"/>
               </w:rPr>
-              <w:t>1450\,cm^2/V\cdots</w:t>
+              <w:t>1450 cm^2/V*s</w:t>
             </w:r>
           </w:p>
         </w:tc>
@@ -8651,11 +6690,10 @@
             </w:pPr>
             <w:r>
               <w:rPr>
-                <w:i/>
-                <w:color w:val="145AA0"/>
+                <w:color w:val="282C34"/>
                 <w:sz w:val="18"/>
               </w:rPr>
-              <w:t>1450\,cm^2/V\cdots</w:t>
+              <w:t>1450 cm^2/V*s</w:t>
             </w:r>
           </w:p>
         </w:tc>
@@ -8676,11 +6714,10 @@
             </w:pPr>
             <w:r>
               <w:rPr>
-                <w:i/>
-                <w:color w:val="145AA0"/>
+                <w:color w:val="282C34"/>
                 <w:sz w:val="18"/>
               </w:rPr>
-              <w:t>900\,cm^2/V\cdots</w:t>
+              <w:t>900 cm^2/V*s</w:t>
             </w:r>
           </w:p>
         </w:tc>
@@ -8705,7 +6742,7 @@
                 <w:color w:val="282C34"/>
                 <w:sz w:val="18"/>
               </w:rPr>
-              <w:t>$2000\,\text{cm}^2/\text{V}\cdot\text{s}$</w:t>
+              <w:t>2000 cm^2/V*s</w:t>
             </w:r>
           </w:p>
         </w:tc>
@@ -8733,7 +6770,7 @@
                 <w:color w:val="282C34"/>
                 <w:sz w:val="18"/>
               </w:rPr>
-              <w:t>Thermal Conductivity ($\lambda$)</w:t>
+              <w:t>Thermal Conductivity (λ)</w:t>
             </w:r>
           </w:p>
         </w:tc>
@@ -8755,11 +6792,10 @@
             </w:pPr>
             <w:r>
               <w:rPr>
-                <w:i/>
-                <w:color w:val="145AA0"/>
+                <w:color w:val="282C34"/>
                 <w:sz w:val="18"/>
               </w:rPr>
-              <w:t>1.5\,W/cm\cdotK</w:t>
+              <w:t>1.5 W/cm*K</w:t>
             </w:r>
           </w:p>
         </w:tc>
@@ -8781,11 +6817,10 @@
             </w:pPr>
             <w:r>
               <w:rPr>
-                <w:i/>
-                <w:color w:val="145AA0"/>
+                <w:color w:val="282C34"/>
                 <w:sz w:val="18"/>
               </w:rPr>
-              <w:t>1.5\,W/cm\cdotK</w:t>
+              <w:t>1.5 W/cm*K</w:t>
             </w:r>
           </w:p>
         </w:tc>
@@ -8811,7 +6846,7 @@
                 <w:color w:val="282C34"/>
                 <w:sz w:val="18"/>
               </w:rPr>
-              <w:t>$4.9\,\text{W/cm}\cdot\text{K}$ ($3.3\times$)</w:t>
+              <w:t>4.9 W/cm*K (3.3*)</w:t>
             </w:r>
           </w:p>
         </w:tc>
@@ -8833,11 +6868,10 @@
             </w:pPr>
             <w:r>
               <w:rPr>
-                <w:i/>
-                <w:color w:val="145AA0"/>
+                <w:color w:val="282C34"/>
                 <w:sz w:val="18"/>
               </w:rPr>
-              <w:t>1.3\,W/cm\cdotK</w:t>
+              <w:t>1.3 W/cm*K</w:t>
             </w:r>
           </w:p>
         </w:tc>
@@ -8864,7 +6898,7 @@
                 <w:color w:val="282C34"/>
                 <w:sz w:val="18"/>
               </w:rPr>
-              <w:t>Reverse Recovery Charge ($Q_{rr}$)</w:t>
+              <w:t>Reverse Recovery Charge (Q_rr)</w:t>
             </w:r>
           </w:p>
         </w:tc>
@@ -8888,22 +6922,7 @@
                 <w:color w:val="282C34"/>
                 <w:sz w:val="18"/>
               </w:rPr>
-              <w:t>High (</w:t>
-            </w:r>
-            <w:r>
-              <w:rPr>
-                <w:i/>
-                <w:color w:val="145AA0"/>
-                <w:sz w:val="18"/>
-              </w:rPr>
-              <w:t>50\,nC - 500\,nC</w:t>
-            </w:r>
-            <w:r>
-              <w:rPr>
-                <w:color w:val="282C34"/>
-                <w:sz w:val="18"/>
-              </w:rPr>
-              <w:t>)</w:t>
+              <w:t>High (50 nC - 500 nC)</w:t>
             </w:r>
           </w:p>
         </w:tc>
@@ -9005,7 +7024,7 @@
                 <w:color w:val="282C34"/>
                 <w:sz w:val="18"/>
               </w:rPr>
-              <w:t>Figure of Merit ($R_{DS(on)} \times Q_g$)</w:t>
+              <w:t>Figure of Merit (R_DS(on) * Q_g)</w:t>
             </w:r>
           </w:p>
         </w:tc>
@@ -9133,7 +7152,7 @@
                 <w:color w:val="282C34"/>
                 <w:sz w:val="18"/>
               </w:rPr>
-              <w:t>Max Operating $T_j$</w:t>
+              <w:t>Max Operating T_j</w:t>
             </w:r>
           </w:p>
         </w:tc>
@@ -9154,11 +7173,10 @@
             </w:pPr>
             <w:r>
               <w:rPr>
-                <w:i/>
-                <w:color w:val="145AA0"/>
+                <w:color w:val="282C34"/>
                 <w:sz w:val="18"/>
               </w:rPr>
-              <w:t>150^\circC \dots 175^\circC</w:t>
+              <w:t>150°C ... 175°C</w:t>
             </w:r>
           </w:p>
         </w:tc>
@@ -9179,11 +7197,10 @@
             </w:pPr>
             <w:r>
               <w:rPr>
-                <w:i/>
-                <w:color w:val="145AA0"/>
+                <w:color w:val="282C34"/>
                 <w:sz w:val="18"/>
               </w:rPr>
-              <w:t>150^\circC</w:t>
+              <w:t>150°C</w:t>
             </w:r>
           </w:p>
         </w:tc>
@@ -9208,7 +7225,7 @@
                 <w:color w:val="282C34"/>
                 <w:sz w:val="18"/>
               </w:rPr>
-              <w:t>$175^\circ\text{C} \dots 200^\circ\text{C}+$</w:t>
+              <w:t>175°C ... 200°C+</w:t>
             </w:r>
           </w:p>
         </w:tc>
@@ -9229,11 +7246,10 @@
             </w:pPr>
             <w:r>
               <w:rPr>
-                <w:i/>
-                <w:color w:val="145AA0"/>
+                <w:color w:val="282C34"/>
                 <w:sz w:val="18"/>
               </w:rPr>
-              <w:t>150^\circC</w:t>
+              <w:t>150°C</w:t>
             </w:r>
           </w:p>
         </w:tc>
@@ -9283,11 +7299,10 @@
             </w:pPr>
             <w:r>
               <w:rPr>
-                <w:i/>
-                <w:color w:val="145AA0"/>
+                <w:color w:val="282C34"/>
                 <w:sz w:val="18"/>
               </w:rPr>
-              <w:t>0\,V \dots +10\,V</w:t>
+              <w:t>0 V ... +10 V</w:t>
             </w:r>
           </w:p>
         </w:tc>
@@ -9309,11 +7324,10 @@
             </w:pPr>
             <w:r>
               <w:rPr>
-                <w:i/>
-                <w:color w:val="145AA0"/>
+                <w:color w:val="282C34"/>
                 <w:sz w:val="18"/>
               </w:rPr>
-              <w:t>0\,V \dots +12\,V</w:t>
+              <w:t>0 V ... +12 V</w:t>
             </w:r>
           </w:p>
         </w:tc>
@@ -9339,7 +7353,7 @@
                 <w:color w:val="282C34"/>
                 <w:sz w:val="18"/>
               </w:rPr>
-              <w:t>$-4\,\text{V} \dots +18\,\text{V}$</w:t>
+              <w:t>-4 V ... +18 V</w:t>
             </w:r>
           </w:p>
         </w:tc>
@@ -9365,7 +7379,7 @@
                 <w:color w:val="282C34"/>
                 <w:sz w:val="18"/>
               </w:rPr>
-              <w:t>$0\,\text{V} \dots +5\,\text{V} / +6\,\text{V}$</w:t>
+              <w:t>0 V ... +5 V / +6 V</w:t>
             </w:r>
           </w:p>
         </w:tc>
@@ -9413,18 +7427,10 @@
             </w:pPr>
             <w:r>
               <w:rPr>
-                <w:i/>
-                <w:color w:val="145AA0"/>
-                <w:sz w:val="18"/>
-              </w:rPr>
-              <w:t>12V-48V</w:t>
-            </w:r>
-            <w:r>
-              <w:rPr>
                 <w:color w:val="282C34"/>
                 <w:sz w:val="18"/>
               </w:rPr>
-              <w:t xml:space="preserve"> DC-DC, BMS</w:t>
+              <w:t>12V-48V DC-DC, BMS</w:t>
             </w:r>
           </w:p>
         </w:tc>
@@ -9533,52 +7539,7 @@
           <w:color w:val="282C34"/>
           <w:sz w:val="21"/>
         </w:rPr>
-        <w:t xml:space="preserve">Below is a complete, production-grade hardware implementation schematic for a </w:t>
-      </w:r>
-      <w:r>
-        <w:rPr>
-          <w:i/>
-          <w:color w:val="145AA0"/>
-          <w:sz w:val="21"/>
-        </w:rPr>
-        <w:t>48\,V \rightarrow 12\,V</w:t>
-      </w:r>
-      <w:r>
-        <w:rPr>
-          <w:color w:val="282C34"/>
-          <w:sz w:val="21"/>
-        </w:rPr>
-        <w:t xml:space="preserve"> (</w:t>
-      </w:r>
-      <w:r>
-        <w:rPr>
-          <w:i/>
-          <w:color w:val="145AA0"/>
-          <w:sz w:val="21"/>
-        </w:rPr>
-        <w:t>120\,W</w:t>
-      </w:r>
-      <w:r>
-        <w:rPr>
-          <w:color w:val="282C34"/>
-          <w:sz w:val="21"/>
-        </w:rPr>
-        <w:t xml:space="preserve">, </w:t>
-      </w:r>
-      <w:r>
-        <w:rPr>
-          <w:i/>
-          <w:color w:val="145AA0"/>
-          <w:sz w:val="21"/>
-        </w:rPr>
-        <w:t>10\,A</w:t>
-      </w:r>
-      <w:r>
-        <w:rPr>
-          <w:color w:val="282C34"/>
-          <w:sz w:val="21"/>
-        </w:rPr>
-        <w:t>) synchronous buck converter power stage, integrating an advanced half-bridge driver, bootstrap circuit, gate damping resistors, snubber network, and Kelvin source routing:</w:t>
+        <w:t>Below is a complete, production-grade hardware implementation schematic for a 48 V -&gt; 12 V (120 W, 10 A) synchronous buck converter power stage, integrating an advanced half-bridge driver, bootstrap circuit, gate damping resistors, snubber network, and Kelvin source routing:</w:t>
       </w:r>
     </w:p>
     <w:tbl>
@@ -9731,67 +7692,7 @@
           <w:color w:val="282C34"/>
           <w:sz w:val="21"/>
         </w:rPr>
-        <w:t xml:space="preserve">: </w:t>
-      </w:r>
-      <w:r>
-        <w:rPr>
-          <w:i/>
-          <w:color w:val="145AA0"/>
-          <w:sz w:val="21"/>
-        </w:rPr>
-        <w:t>80\,V</w:t>
-      </w:r>
-      <w:r>
-        <w:rPr>
-          <w:color w:val="282C34"/>
-          <w:sz w:val="21"/>
-        </w:rPr>
-        <w:t xml:space="preserve"> breakdown, </w:t>
-      </w:r>
-      <w:r>
-        <w:rPr>
-          <w:i/>
-          <w:color w:val="145AA0"/>
-          <w:sz w:val="21"/>
-        </w:rPr>
-        <w:t>9.3\,m\Omega</w:t>
-      </w:r>
-      <w:r>
-        <w:rPr>
-          <w:color w:val="282C34"/>
-          <w:sz w:val="21"/>
-        </w:rPr>
-        <w:t xml:space="preserve"> on-resistance, ultra-low </w:t>
-      </w:r>
-      <w:r>
-        <w:rPr>
-          <w:i/>
-          <w:color w:val="145AA0"/>
-          <w:sz w:val="21"/>
-        </w:rPr>
-        <w:t>Q_{gd = 4.2\,nC</w:t>
-      </w:r>
-      <w:r>
-        <w:rPr>
-          <w:color w:val="282C34"/>
-          <w:sz w:val="21"/>
-        </w:rPr>
-        <w:t xml:space="preserve">. Sized to minimize switching transition losses under </w:t>
-      </w:r>
-      <w:r>
-        <w:rPr>
-          <w:i/>
-          <w:color w:val="145AA0"/>
-          <w:sz w:val="21"/>
-        </w:rPr>
-        <w:t>48\,V</w:t>
-      </w:r>
-      <w:r>
-        <w:rPr>
-          <w:color w:val="282C34"/>
-          <w:sz w:val="21"/>
-        </w:rPr>
-        <w:t xml:space="preserve"> hard switching.</w:t>
+        <w:t>: 80 V breakdown, 9.3 mΩ on-resistance, ultra-low Q_gd = 4.2 nC. Sized to minimize switching transition losses under 48 V hard switching.</w:t>
       </w:r>
     </w:p>
     <w:p>
@@ -9813,67 +7714,7 @@
           <w:color w:val="282C34"/>
           <w:sz w:val="21"/>
         </w:rPr>
-        <w:t xml:space="preserve">: </w:t>
-      </w:r>
-      <w:r>
-        <w:rPr>
-          <w:i/>
-          <w:color w:val="145AA0"/>
-          <w:sz w:val="21"/>
-        </w:rPr>
-        <w:t>80\,V</w:t>
-      </w:r>
-      <w:r>
-        <w:rPr>
-          <w:color w:val="282C34"/>
-          <w:sz w:val="21"/>
-        </w:rPr>
-        <w:t xml:space="preserve"> breakdown, ultra-low </w:t>
-      </w:r>
-      <w:r>
-        <w:rPr>
-          <w:i/>
-          <w:color w:val="145AA0"/>
-          <w:sz w:val="21"/>
-        </w:rPr>
-        <w:t>R_{DS(on) = 4.0\,m\Omega</w:t>
-      </w:r>
-      <w:r>
-        <w:rPr>
-          <w:color w:val="282C34"/>
-          <w:sz w:val="21"/>
-        </w:rPr>
-        <w:t xml:space="preserve">, </w:t>
-      </w:r>
-      <w:r>
-        <w:rPr>
-          <w:i/>
-          <w:color w:val="145AA0"/>
-          <w:sz w:val="21"/>
-        </w:rPr>
-        <w:t>Q_g = 35\,nC</w:t>
-      </w:r>
-      <w:r>
-        <w:rPr>
-          <w:color w:val="282C34"/>
-          <w:sz w:val="21"/>
-        </w:rPr>
-        <w:t xml:space="preserve">. Sized for minimum conduction power loss during the </w:t>
-      </w:r>
-      <w:r>
-        <w:rPr>
-          <w:i/>
-          <w:color w:val="145AA0"/>
-          <w:sz w:val="21"/>
-        </w:rPr>
-        <w:t>(1 - D) = 75\%</w:t>
-      </w:r>
-      <w:r>
-        <w:rPr>
-          <w:color w:val="282C34"/>
-          <w:sz w:val="21"/>
-        </w:rPr>
-        <w:t xml:space="preserve"> conduction cycle.</w:t>
+        <w:t>: 80 V breakdown, ultra-low R_DS(on) = 4.0 mΩ, Q_g = 35 nC. Sized for minimum conduction power loss during the (1 - D) = 75\% conduction cycle.</w:t>
       </w:r>
     </w:p>
     <w:p>
@@ -9895,52 +7736,7 @@
           <w:color w:val="282C34"/>
           <w:sz w:val="21"/>
         </w:rPr>
-        <w:t xml:space="preserve">: Rated for </w:t>
-      </w:r>
-      <w:r>
-        <w:rPr>
-          <w:i/>
-          <w:color w:val="145AA0"/>
-          <w:sz w:val="21"/>
-        </w:rPr>
-        <w:t>120\,V</w:t>
-      </w:r>
-      <w:r>
-        <w:rPr>
-          <w:color w:val="282C34"/>
-          <w:sz w:val="21"/>
-        </w:rPr>
-        <w:t xml:space="preserve"> bootstrap operation, </w:t>
-      </w:r>
-      <w:r>
-        <w:rPr>
-          <w:i/>
-          <w:color w:val="145AA0"/>
-          <w:sz w:val="21"/>
-        </w:rPr>
-        <w:t>3\,A</w:t>
-      </w:r>
-      <w:r>
-        <w:rPr>
-          <w:color w:val="282C34"/>
-          <w:sz w:val="21"/>
-        </w:rPr>
-        <w:t xml:space="preserve"> peak sink current, </w:t>
-      </w:r>
-      <w:r>
-        <w:rPr>
-          <w:i/>
-          <w:color w:val="145AA0"/>
-          <w:sz w:val="21"/>
-        </w:rPr>
-        <w:t>16\,ns</w:t>
-      </w:r>
-      <w:r>
-        <w:rPr>
-          <w:color w:val="282C34"/>
-          <w:sz w:val="21"/>
-        </w:rPr>
-        <w:t xml:space="preserve"> propagation delay, and adaptive dead-time management to prevent shoot-through.</w:t>
+        <w:t>: Rated for 120 V bootstrap operation, 3 A peak sink current, 16 ns propagation delay, and adaptive dead-time management to prevent shoot-through.</w:t>
       </w:r>
     </w:p>
     <w:p>
@@ -9962,52 +7758,7 @@
           <w:color w:val="282C34"/>
           <w:sz w:val="21"/>
         </w:rPr>
-        <w:t xml:space="preserve">: Dampens high-frequency parasitic ringing caused by </w:t>
-      </w:r>
-      <w:r>
-        <w:rPr>
-          <w:i/>
-          <w:color w:val="145AA0"/>
-          <w:sz w:val="21"/>
-        </w:rPr>
-        <w:t>L_{package</w:t>
-      </w:r>
-      <w:r>
-        <w:rPr>
-          <w:color w:val="282C34"/>
-          <w:sz w:val="21"/>
-        </w:rPr>
-        <w:t xml:space="preserve"> and </w:t>
-      </w:r>
-      <w:r>
-        <w:rPr>
-          <w:i/>
-          <w:color w:val="145AA0"/>
-          <w:sz w:val="21"/>
-        </w:rPr>
-        <w:t>C_{oss</w:t>
-      </w:r>
-      <w:r>
-        <w:rPr>
-          <w:color w:val="282C34"/>
-          <w:sz w:val="21"/>
-        </w:rPr>
-        <w:t xml:space="preserve">, protecting the low-side FET from exceeding its </w:t>
-      </w:r>
-      <w:r>
-        <w:rPr>
-          <w:i/>
-          <w:color w:val="145AA0"/>
-          <w:sz w:val="21"/>
-        </w:rPr>
-        <w:t>80\,V</w:t>
-      </w:r>
-      <w:r>
-        <w:rPr>
-          <w:color w:val="282C34"/>
-          <w:sz w:val="21"/>
-        </w:rPr>
-        <w:t xml:space="preserve"> absolute maximum rating.</w:t>
+        <w:t>: Dampens high-frequency parasitic ringing caused by L_package and C_oss, protecting the low-side FET from exceeding its 80 V absolute maximum rating.</w:t>
       </w:r>
     </w:p>
     <w:sectPr>
